--- a/SistemBeritaAcara.Web/wwwroot/files/documents/ba-1-draft.docx
+++ b/SistemBeritaAcara.Web/wwwroot/files/documents/ba-1-draft.docx
@@ -1,37 +1,57 @@
 
 <file path=word/document.xml><?xml version="1.0" encoding="utf-8"?>
-<w:document xmlns:a="http://schemas.openxmlformats.org/drawingml/2006/main" xmlns:pic="http://schemas.openxmlformats.org/drawingml/2006/picture" xmlns:a14="http://schemas.microsoft.com/office/drawing/2010/main" xmlns:wpc="http://schemas.microsoft.com/office/word/2010/wordprocessingCanvas" xmlns:cx="http://schemas.microsoft.com/office/drawing/2014/chartex" xmlns:cx1="http://schemas.microsoft.com/office/drawing/2015/9/8/chartex" xmlns:cx2="http://schemas.microsoft.com/office/drawing/2015/10/21/chartex" xmlns:cx3="http://schemas.microsoft.com/office/drawing/2016/5/9/chartex" xmlns:cx4="http://schemas.microsoft.com/office/drawing/2016/5/10/chartex" xmlns:cx5="http://schemas.microsoft.com/office/drawing/2016/5/11/chartex" xmlns:cx6="http://schemas.microsoft.com/office/drawing/2016/5/12/chartex" xmlns:cx7="http://schemas.microsoft.com/office/drawing/2016/5/13/chartex" xmlns:cx8="http://schemas.microsoft.com/office/drawing/2016/5/14/chartex" xmlns:mc="http://schemas.openxmlformats.org/markup-compatibility/2006" xmlns:aink="http://schemas.microsoft.com/office/drawing/2016/ink" xmlns:am3d="http://schemas.microsoft.com/office/drawing/2017/model3d" xmlns:o="urn:schemas-microsoft-com:office:office" xmlns:oel="http://schemas.microsoft.com/office/2019/extlst" xmlns:r="http://schemas.openxmlformats.org/officeDocument/2006/relationships" xmlns:m="http://schemas.openxmlformats.org/officeDocument/2006/math" xmlns:v="urn:schemas-microsoft-com:vml" xmlns:wp14="http://schemas.microsoft.com/office/word/2010/wordprocessingDrawing" xmlns:wp="http://schemas.openxmlformats.org/drawingml/2006/wordprocessingDrawing" xmlns:w10="urn:schemas-microsoft-com:office:word" xmlns:w="http://schemas.openxmlformats.org/wordprocessingml/2006/main" xmlns:w14="http://schemas.microsoft.com/office/word/2010/wordml" xmlns:w15="http://schemas.microsoft.com/office/word/2012/wordml" xmlns:w16cex="http://schemas.microsoft.com/office/word/2018/wordml/cex" xmlns:w16cid="http://schemas.microsoft.com/office/word/2016/wordml/cid" xmlns:w16="http://schemas.microsoft.com/office/word/2018/wordml" xmlns:w16du="http://schemas.microsoft.com/office/word/2023/wordml/word16du" xmlns:w16sdtdh="http://schemas.microsoft.com/office/word/2020/wordml/sdtdatahash" xmlns:w16sdtfl="http://schemas.microsoft.com/office/word/2024/wordml/sdtformatlock" xmlns:w16se="http://schemas.microsoft.com/office/word/2015/wordml/symex" xmlns:wpg="http://schemas.microsoft.com/office/word/2010/wordprocessingGroup" xmlns:wpi="http://schemas.microsoft.com/office/word/2010/wordprocessingInk" xmlns:wne="http://schemas.microsoft.com/office/word/2006/wordml" xmlns:wps="http://schemas.microsoft.com/office/word/2010/wordprocessingShape" mc:Ignorable="w14 w15 w16se w16cid w16 w16cex w16sdtdh w16sdtfl w16du wp14">
+<w:document xmlns:wpc="http://schemas.microsoft.com/office/word/2010/wordprocessingCanvas" xmlns:cx="http://schemas.microsoft.com/office/drawing/2014/chartex" xmlns:cx1="http://schemas.microsoft.com/office/drawing/2015/9/8/chartex" xmlns:cx2="http://schemas.microsoft.com/office/drawing/2015/10/21/chartex" xmlns:cx3="http://schemas.microsoft.com/office/drawing/2016/5/9/chartex" xmlns:cx4="http://schemas.microsoft.com/office/drawing/2016/5/10/chartex" xmlns:cx5="http://schemas.microsoft.com/office/drawing/2016/5/11/chartex" xmlns:mc="http://schemas.openxmlformats.org/markup-compatibility/2006" xmlns:o="urn:schemas-microsoft-com:office:office" xmlns:r="http://schemas.openxmlformats.org/officeDocument/2006/relationships" xmlns:m="http://schemas.openxmlformats.org/officeDocument/2006/math" xmlns:v="urn:schemas-microsoft-com:vml" xmlns:wp14="http://schemas.microsoft.com/office/word/2010/wordprocessingDrawing" xmlns:wp="http://schemas.openxmlformats.org/drawingml/2006/wordprocessingDrawing" xmlns:w10="urn:schemas-microsoft-com:office:word" xmlns:w="http://schemas.openxmlformats.org/wordprocessingml/2006/main" xmlns:w14="http://schemas.microsoft.com/office/word/2010/wordml" xmlns:w15="http://schemas.microsoft.com/office/word/2012/wordml" xmlns:wne="http://schemas.microsoft.com/office/word/2006/wordml" xmlns:wpg="http://schemas.microsoft.com/office/word/2010/wordprocessingGroup" xmlns:wpi="http://schemas.microsoft.com/office/word/2010/wordprocessingInk" xmlns:wps="http://schemas.microsoft.com/office/word/2010/wordprocessingShape" mc:Ignorable="w14 w15 wp14">
   <w:body>
     <w:tbl>
       <w:tblPr>
+        <w:tblStyle w:val="NormalTable"/>
         <w:tblW w:w="9026" w:type="dxa"/>
         <w:tblBorders>
-          <w:top w:val="single" w:color="auto" w:sz="4" w:space="0"/>
-          <w:left w:val="single" w:color="auto" w:sz="4" w:space="0"/>
-          <w:bottom w:val="single" w:color="auto" w:sz="4" w:space="0"/>
-          <w:right w:val="single" w:color="auto" w:sz="4" w:space="0"/>
-          <w:insideH w:val="single" w:color="auto" w:sz="4" w:space="0"/>
-          <w:insideV w:val="single" w:color="auto" w:sz="4" w:space="0"/>
+          <w:top w:val="single" w:sz="4" w:space="0" w:color="auto"/>
+          <w:left w:val="single" w:sz="4" w:space="0" w:color="auto"/>
+          <w:bottom w:val="single" w:sz="4" w:space="0" w:color="auto"/>
+          <w:right w:val="single" w:sz="4" w:space="0" w:color="auto"/>
+          <w:insideH w:val="single" w:sz="4" w:space="0" w:color="auto"/>
+          <w:insideV w:val="single" w:sz="4" w:space="0" w:color="auto"/>
         </w:tblBorders>
         <w:tblCellMar>
           <w:left w:w="10" w:type="dxa"/>
           <w:right w:w="10" w:type="dxa"/>
         </w:tblCellMar>
-        <w:tblLook w:val="04A0" w:firstRow="1" w:lastRow="0" w:firstColumn="1" w:lastColumn="0" w:noHBand="0" w:noVBand="1"/>
+        <w:tblLook w:val="04A0"/>
       </w:tblPr>
       <w:tblGrid>
         <w:gridCol w:w="5356"/>
         <w:gridCol w:w="3670"/>
       </w:tblGrid>
       <w:tr>
+        <w:tblPrEx>
+          <w:tblW w:w="9026" w:type="dxa"/>
+          <w:tblBorders>
+            <w:top w:val="single" w:sz="4" w:space="0" w:color="auto"/>
+            <w:left w:val="single" w:sz="4" w:space="0" w:color="auto"/>
+            <w:bottom w:val="single" w:sz="4" w:space="0" w:color="auto"/>
+            <w:right w:val="single" w:sz="4" w:space="0" w:color="auto"/>
+            <w:insideH w:val="single" w:sz="4" w:space="0" w:color="auto"/>
+            <w:insideV w:val="single" w:sz="4" w:space="0" w:color="auto"/>
+          </w:tblBorders>
+          <w:tblCellMar>
+            <w:left w:w="10" w:type="dxa"/>
+            <w:right w:w="10" w:type="dxa"/>
+          </w:tblCellMar>
+          <w:tblLook w:val="04A0"/>
+        </w:tblPrEx>
+        <w:trPr>
+          <w:trHeight w:hRule="auto" w:val="0"/>
+        </w:trPr>
         <w:tc>
           <w:tcPr>
             <w:tcW w:w="5426" w:type="dxa"/>
             <w:tcBorders>
-              <w:top w:val="none" w:color="FFFFFF" w:sz="0" w:space="0"/>
-              <w:left w:val="none" w:color="FFFFFF" w:sz="0" w:space="0"/>
-              <w:bottom w:val="none" w:color="FFFFFF" w:sz="0" w:space="0"/>
-              <w:right w:val="none" w:color="FFFFFF" w:sz="0" w:space="0"/>
+              <w:top w:val="nil"/>
+              <w:left w:val="nil"/>
+              <w:bottom w:val="nil"/>
+              <w:right w:val="nil"/>
             </w:tcBorders>
             <w:tcMar>
               <w:top w:w="60" w:type="dxa"/>
@@ -49,7 +69,7 @@
                 <w:noProof/>
               </w:rPr>
               <w:drawing>
-                <wp:anchor distT="0" distB="0" distL="114300" distR="114300" simplePos="0" relativeHeight="251659264" behindDoc="0" locked="0" layoutInCell="1" allowOverlap="1" wp14:editId="1CC906C9" wp14:anchorId="3751A126">
+                <wp:anchor distT="0" distB="0" distL="114300" distR="114300" simplePos="0" relativeHeight="251658240" behindDoc="0" locked="0" layoutInCell="1" allowOverlap="1">
                   <wp:simplePos x="0" y="0"/>
                   <wp:positionH relativeFrom="column">
                     <wp:posOffset>2540</wp:posOffset>
@@ -68,15 +88,15 @@
                     <a:graphicData uri="http://schemas.openxmlformats.org/drawingml/2006/picture">
                       <pic:pic xmlns:pic="http://schemas.openxmlformats.org/drawingml/2006/picture">
                         <pic:nvPicPr>
-                          <pic:cNvPr id="0" name="Picture 1" descr="PT Pertamina Patra Niaga Logo Vector"/>
+                          <pic:cNvPr id="148036755" name="Picture 1" descr="PT Pertamina Patra Niaga Logo Vector"/>
                           <pic:cNvPicPr>
                             <a:picLocks noChangeAspect="1" noChangeArrowheads="1"/>
                           </pic:cNvPicPr>
                         </pic:nvPicPr>
-                        <pic:blipFill rotWithShape="1">
-                          <a:blip r:embed="rId5" cstate="print">
+                        <pic:blipFill>
+                          <a:blip xmlns:r="http://schemas.openxmlformats.org/officeDocument/2006/relationships" r:embed="rId3" cstate="print">
                             <a:extLst>
-                              <a:ext uri="{28A0092B-C50C-407E-A947-70E740481C1C}">
+                              <a:ext xmlns:a="http://schemas.openxmlformats.org/drawingml/2006/main" uri="{28A0092B-C50C-407E-A947-70E740481C1C}">
                                 <a14:useLocalDpi xmlns:a14="http://schemas.microsoft.com/office/drawing/2010/main" val="0"/>
                               </a:ext>
                             </a:extLst>
@@ -99,7 +119,7 @@
                             <a:noFill/>
                           </a:ln>
                           <a:extLst>
-                            <a:ext uri="{53640926-AAD7-44D8-BBD7-CCE9431645EC}">
+                            <a:ext xmlns:a="http://schemas.openxmlformats.org/drawingml/2006/main" uri="{53640926-AAD7-44D8-BBD7-CCE9431645EC}">
                               <a14:shadowObscured xmlns:a14="http://schemas.microsoft.com/office/drawing/2010/main"/>
                             </a:ext>
                           </a:extLst>
@@ -139,7 +159,7 @@
                 <w:b/>
                 <w:bCs/>
               </w:rPr>
-              <w:t>DIT. PENUNJANG BISNIS</w:t>
+              <w:t xml:space="preserve">DIT. PENUNJANG BISNIS</w:t>
             </w:r>
           </w:p>
           <w:p>
@@ -152,7 +172,7 @@
                 <w:b/>
                 <w:bCs/>
               </w:rPr>
-              <w:t>INFORMATION TECHNOLOGY</w:t>
+              <w:t xml:space="preserve">INFORMATION TECHNOLOGY</w:t>
             </w:r>
           </w:p>
           <w:p>
@@ -175,15 +195,13 @@
               </w:rPr>
               <w:t xml:space="preserve">Gd. Wisma </w:t>
             </w:r>
-            <w:proofErr w:type="spellStart"/>
             <w:r>
               <w:rPr>
                 <w:sz w:val="18"/>
                 <w:szCs w:val="18"/>
               </w:rPr>
-              <w:t>Tugu</w:t>
-            </w:r>
-            <w:proofErr w:type="spellEnd"/>
+              <w:t xml:space="preserve">Tugu</w:t>
+            </w:r>
             <w:r>
               <w:rPr>
                 <w:sz w:val="18"/>
@@ -197,7 +215,7 @@
                 <w:szCs w:val="18"/>
                 <w:lang w:val="nb-NO"/>
               </w:rPr>
-              <w:t>HR Rasuna</w:t>
+              <w:t xml:space="preserve">HR Rasuna</w:t>
             </w:r>
           </w:p>
           <w:p>
@@ -214,7 +232,7 @@
                 <w:szCs w:val="18"/>
                 <w:lang w:val="nb-NO"/>
               </w:rPr>
-              <w:t>Said Kav. C 7-9 Kuningan, Jakarta</w:t>
+              <w:t xml:space="preserve">Said Kav. C 7-9 Kuningan, Jakarta</w:t>
             </w:r>
           </w:p>
           <w:p>
@@ -231,7 +249,7 @@
                 <w:szCs w:val="18"/>
                 <w:lang w:val="nb-NO"/>
               </w:rPr>
-              <w:t>12290, Indonesia</w:t>
+              <w:t xml:space="preserve">12290, Indonesia</w:t>
             </w:r>
           </w:p>
         </w:tc>
@@ -239,10 +257,10 @@
           <w:tcPr>
             <w:tcW w:w="3600" w:type="dxa"/>
             <w:tcBorders>
-              <w:top w:val="none" w:color="FFFFFF" w:sz="0" w:space="0"/>
-              <w:left w:val="none" w:color="FFFFFF" w:sz="0" w:space="0"/>
-              <w:bottom w:val="none" w:color="FFFFFF" w:sz="0" w:space="0"/>
-              <w:right w:val="none" w:color="FFFFFF" w:sz="0" w:space="0"/>
+              <w:top w:val="nil"/>
+              <w:left w:val="nil"/>
+              <w:bottom w:val="nil"/>
+              <w:right w:val="nil"/>
             </w:tcBorders>
             <w:tcMar>
               <w:top w:w="60" w:type="dxa"/>
@@ -253,53 +271,46 @@
           </w:tcPr>
           <w:tbl>
             <w:tblPr>
+              <w:tblStyle w:val="NormalTable"/>
               <w:tblW w:w="3500" w:type="dxa"/>
               <w:tblBorders>
-                <w:top w:val="single" w:color="auto" w:sz="4" w:space="0"/>
-                <w:left w:val="single" w:color="auto" w:sz="4" w:space="0"/>
-                <w:bottom w:val="single" w:color="auto" w:sz="4" w:space="0"/>
-                <w:right w:val="single" w:color="auto" w:sz="4" w:space="0"/>
+                <w:top w:val="single" w:sz="4" w:space="0" w:color="auto"/>
+                <w:left w:val="single" w:sz="4" w:space="0" w:color="auto"/>
+                <w:bottom w:val="single" w:sz="4" w:space="0" w:color="auto"/>
+                <w:right w:val="single" w:sz="4" w:space="0" w:color="auto"/>
               </w:tblBorders>
               <w:tblCellMar>
                 <w:left w:w="10" w:type="dxa"/>
                 <w:right w:w="10" w:type="dxa"/>
               </w:tblCellMar>
-              <w:tblLook w:val="04A0" w:firstRow="1" w:lastRow="0" w:firstColumn="1" w:lastColumn="0" w:noHBand="0" w:noVBand="1"/>
+              <w:tblLook w:val="04A0"/>
             </w:tblPr>
             <w:tblGrid>
-              <w:gridCol w:w="1017"/>
+              <w:gridCol w:w="1097"/>
               <w:gridCol w:w="211"/>
-              <w:gridCol w:w="2272"/>
+              <w:gridCol w:w="2192"/>
             </w:tblGrid>
             <w:tr>
+              <w:tblPrEx>
+                <w:tblW w:w="3500" w:type="dxa"/>
+                <w:tblBorders>
+                  <w:top w:val="single" w:sz="4" w:space="0" w:color="auto"/>
+                  <w:left w:val="single" w:sz="4" w:space="0" w:color="auto"/>
+                  <w:bottom w:val="single" w:sz="4" w:space="0" w:color="auto"/>
+                  <w:right w:val="single" w:sz="4" w:space="0" w:color="auto"/>
+                </w:tblBorders>
+                <w:tblCellMar>
+                  <w:left w:w="10" w:type="dxa"/>
+                  <w:right w:w="10" w:type="dxa"/>
+                </w:tblCellMar>
+                <w:tblLook w:val="04A0"/>
+              </w:tblPrEx>
+              <w:trPr>
+                <w:trHeight w:hRule="auto" w:val="0"/>
+              </w:trPr>
               <w:tc>
                 <w:tcPr>
-                  <w:tcW w:w="1100" w:type="dxa"/>
-                  <w:tcMar>
-                    <w:top w:w="60" w:type="dxa"/>
-                    <w:left w:w="80" w:type="dxa"/>
-                    <w:bottom w:w="60" w:type="dxa"/>
-                    <w:right w:w="80" w:type="dxa"/>
-                  </w:tcMar>
-                </w:tcPr>
-                <w:p>
-                  <w:pPr>
-                    <w:spacing w:line="276" w:lineRule="auto"/>
-                  </w:pPr>
-                  <w:proofErr w:type="spellStart"/>
-                  <w:r>
-                    <w:rPr>
-                      <w:sz w:val="18"/>
-                      <w:szCs w:val="18"/>
-                    </w:rPr>
-                    <w:t>Nomor</w:t>
-                  </w:r>
-                  <w:proofErr w:type="spellEnd"/>
-                </w:p>
-              </w:tc>
-              <w:tc>
-                <w:tcPr>
-                  <w:tcW w:w="200" w:type="dxa"/>
+                  <w:tcW w:w="1097" w:type="dxa"/>
                   <w:tcMar>
                     <w:top w:w="60" w:type="dxa"/>
                     <w:left w:w="80" w:type="dxa"/>
@@ -316,13 +327,13 @@
                       <w:sz w:val="18"/>
                       <w:szCs w:val="18"/>
                     </w:rPr>
-                    <w:t>:</w:t>
+                    <w:t xml:space="preserve">Nomor</w:t>
                   </w:r>
                 </w:p>
               </w:tc>
               <w:tc>
                 <w:tcPr>
-                  <w:tcW w:w="2200" w:type="dxa"/>
+                  <w:tcW w:w="211" w:type="dxa"/>
                   <w:tcMar>
                     <w:top w:w="60" w:type="dxa"/>
                     <w:left w:w="80" w:type="dxa"/>
@@ -339,40 +350,13 @@
                       <w:sz w:val="18"/>
                       <w:szCs w:val="18"/>
                     </w:rPr>
-                    <w:t>BA 001/PPNEG1000/VI/2026-S0</w:t>
+                    <w:t xml:space="preserve">:</w:t>
                   </w:r>
-                </w:p>
-              </w:tc>
-            </w:tr>
-            <w:tr>
-              <w:tc>
-                <w:tcPr>
-                  <w:tcW w:w="1100" w:type="dxa"/>
-                  <w:tcMar>
-                    <w:top w:w="60" w:type="dxa"/>
-                    <w:left w:w="80" w:type="dxa"/>
-                    <w:bottom w:w="60" w:type="dxa"/>
-                    <w:right w:w="80" w:type="dxa"/>
-                  </w:tcMar>
-                </w:tcPr>
-                <w:p>
-                  <w:pPr>
-                    <w:spacing w:line="276" w:lineRule="auto"/>
-                  </w:pPr>
-                  <w:proofErr w:type="spellStart"/>
-                  <w:r>
-                    <w:rPr>
-                      <w:sz w:val="18"/>
-                      <w:szCs w:val="18"/>
-                    </w:rPr>
-                    <w:t>Tanggal</w:t>
-                  </w:r>
-                  <w:proofErr w:type="spellEnd"/>
                 </w:p>
               </w:tc>
               <w:tc>
                 <w:tcPr>
-                  <w:tcW w:w="200" w:type="dxa"/>
+                  <w:tcW w:w="2192" w:type="dxa"/>
                   <w:tcMar>
                     <w:top w:w="60" w:type="dxa"/>
                     <w:left w:w="80" w:type="dxa"/>
@@ -389,13 +373,26 @@
                       <w:sz w:val="18"/>
                       <w:szCs w:val="18"/>
                     </w:rPr>
-                    <w:t>:</w:t>
+                    <w:t xml:space="preserve">BA 001/PPNEG1000/VI/2026-S0</w:t>
                   </w:r>
                 </w:p>
               </w:tc>
+            </w:tr>
+            <w:tr>
+              <w:tblPrEx>
+                <w:tblW w:w="3500" w:type="dxa"/>
+                <w:tblCellMar>
+                  <w:left w:w="10" w:type="dxa"/>
+                  <w:right w:w="10" w:type="dxa"/>
+                </w:tblCellMar>
+                <w:tblLook w:val="04A0"/>
+              </w:tblPrEx>
+              <w:trPr>
+                <w:trHeight w:hRule="auto" w:val="0"/>
+              </w:trPr>
               <w:tc>
                 <w:tcPr>
-                  <w:tcW w:w="2200" w:type="dxa"/>
+                  <w:tcW w:w="1097" w:type="dxa"/>
                   <w:tcMar>
                     <w:top w:w="60" w:type="dxa"/>
                     <w:left w:w="80" w:type="dxa"/>
@@ -412,15 +409,13 @@
                       <w:sz w:val="18"/>
                       <w:szCs w:val="18"/>
                     </w:rPr>
-                    <w:t>12 June 2026</w:t>
+                    <w:t xml:space="preserve">Tanggal</w:t>
                   </w:r>
                 </w:p>
               </w:tc>
-            </w:tr>
-            <w:tr>
               <w:tc>
                 <w:tcPr>
-                  <w:tcW w:w="1100" w:type="dxa"/>
+                  <w:tcW w:w="211" w:type="dxa"/>
                   <w:tcMar>
                     <w:top w:w="60" w:type="dxa"/>
                     <w:left w:w="80" w:type="dxa"/>
@@ -437,13 +432,13 @@
                       <w:sz w:val="18"/>
                       <w:szCs w:val="18"/>
                     </w:rPr>
-                    <w:t>Dari</w:t>
+                    <w:t xml:space="preserve">:</w:t>
                   </w:r>
                 </w:p>
               </w:tc>
               <w:tc>
                 <w:tcPr>
-                  <w:tcW w:w="200" w:type="dxa"/>
+                  <w:tcW w:w="2192" w:type="dxa"/>
                   <w:tcMar>
                     <w:top w:w="60" w:type="dxa"/>
                     <w:left w:w="80" w:type="dxa"/>
@@ -460,13 +455,145 @@
                       <w:sz w:val="18"/>
                       <w:szCs w:val="18"/>
                     </w:rPr>
-                    <w:t>:</w:t>
+                    <w:t xml:space="preserve">16 Juni 2026</w:t>
+                  </w:r>
+                </w:p>
+              </w:tc>
+            </w:tr>
+            <w:tr>
+              <w:tblPrEx>
+                <w:tblW w:w="3500" w:type="dxa"/>
+                <w:tblCellMar>
+                  <w:left w:w="10" w:type="dxa"/>
+                  <w:right w:w="10" w:type="dxa"/>
+                </w:tblCellMar>
+                <w:tblLook w:val="04A0"/>
+              </w:tblPrEx>
+              <w:trPr>
+                <w:trHeight w:hRule="auto" w:val="0"/>
+              </w:trPr>
+              <w:tc>
+                <w:tcPr>
+                  <w:tcW w:w="1097" w:type="dxa"/>
+                  <w:tcMar>
+                    <w:top w:w="60" w:type="dxa"/>
+                    <w:left w:w="80" w:type="dxa"/>
+                    <w:bottom w:w="60" w:type="dxa"/>
+                    <w:right w:w="80" w:type="dxa"/>
+                  </w:tcMar>
+                </w:tcPr>
+                <w:p>
+                  <w:pPr>
+                    <w:spacing w:line="276" w:lineRule="auto"/>
+                    <w:rPr>
+                      <w:sz w:val="18"/>
+                      <w:szCs w:val="18"/>
+                    </w:rPr>
+                  </w:pPr>
+                </w:p>
+              </w:tc>
+              <w:tc>
+                <w:tcPr>
+                  <w:tcW w:w="211" w:type="dxa"/>
+                  <w:tcMar>
+                    <w:top w:w="60" w:type="dxa"/>
+                    <w:left w:w="80" w:type="dxa"/>
+                    <w:bottom w:w="60" w:type="dxa"/>
+                    <w:right w:w="80" w:type="dxa"/>
+                  </w:tcMar>
+                </w:tcPr>
+                <w:p>
+                  <w:pPr>
+                    <w:spacing w:line="276" w:lineRule="auto"/>
+                    <w:rPr>
+                      <w:sz w:val="18"/>
+                      <w:szCs w:val="18"/>
+                    </w:rPr>
+                  </w:pPr>
+                </w:p>
+              </w:tc>
+              <w:tc>
+                <w:tcPr>
+                  <w:tcW w:w="2192" w:type="dxa"/>
+                  <w:tcMar>
+                    <w:top w:w="60" w:type="dxa"/>
+                    <w:left w:w="80" w:type="dxa"/>
+                    <w:bottom w:w="60" w:type="dxa"/>
+                    <w:right w:w="80" w:type="dxa"/>
+                  </w:tcMar>
+                </w:tcPr>
+                <w:p>
+                  <w:pPr>
+                    <w:spacing w:line="276" w:lineRule="auto"/>
+                    <w:rPr>
+                      <w:sz w:val="18"/>
+                      <w:szCs w:val="18"/>
+                    </w:rPr>
+                  </w:pPr>
+                </w:p>
+              </w:tc>
+            </w:tr>
+            <w:tr>
+              <w:tblPrEx>
+                <w:tblW w:w="3500" w:type="dxa"/>
+                <w:tblCellMar>
+                  <w:left w:w="10" w:type="dxa"/>
+                  <w:right w:w="10" w:type="dxa"/>
+                </w:tblCellMar>
+                <w:tblLook w:val="04A0"/>
+              </w:tblPrEx>
+              <w:trPr>
+                <w:trHeight w:hRule="auto" w:val="0"/>
+              </w:trPr>
+              <w:tc>
+                <w:tcPr>
+                  <w:tcW w:w="1097" w:type="dxa"/>
+                  <w:tcMar>
+                    <w:top w:w="60" w:type="dxa"/>
+                    <w:left w:w="80" w:type="dxa"/>
+                    <w:bottom w:w="60" w:type="dxa"/>
+                    <w:right w:w="80" w:type="dxa"/>
+                  </w:tcMar>
+                </w:tcPr>
+                <w:p>
+                  <w:pPr>
+                    <w:spacing w:line="276" w:lineRule="auto"/>
+                  </w:pPr>
+                  <w:r>
+                    <w:rPr>
+                      <w:sz w:val="18"/>
+                      <w:szCs w:val="18"/>
+                    </w:rPr>
+                    <w:t xml:space="preserve">Dari</w:t>
                   </w:r>
                 </w:p>
               </w:tc>
               <w:tc>
                 <w:tcPr>
-                  <w:tcW w:w="2200" w:type="dxa"/>
+                  <w:tcW w:w="211" w:type="dxa"/>
+                  <w:tcMar>
+                    <w:top w:w="60" w:type="dxa"/>
+                    <w:left w:w="80" w:type="dxa"/>
+                    <w:bottom w:w="60" w:type="dxa"/>
+                    <w:right w:w="80" w:type="dxa"/>
+                  </w:tcMar>
+                </w:tcPr>
+                <w:p>
+                  <w:pPr>
+                    <w:spacing w:line="276" w:lineRule="auto"/>
+                  </w:pPr>
+                  <w:r>
+                    <w:rPr>
+                      <w:sz w:val="18"/>
+                      <w:szCs w:val="18"/>
+                    </w:rPr>
+                    <w:t xml:space="preserve">:</w:t>
+                  </w:r>
+                </w:p>
+              </w:tc>
+              <w:tc>
+                <w:tcPr>
+                  <w:tcW w:w="2192" w:type="dxa"/>
                   <w:tcMar>
                     <w:top w:w="60" w:type="dxa"/>
                     <w:left w:w="80" w:type="dxa"/>
@@ -485,22 +612,31 @@
                     </w:rPr>
                     <w:t xml:space="preserve">IT </w:t>
                   </w:r>
-                  <w:proofErr w:type="spellStart"/>
                   <w:r>
                     <w:rPr>
                       <w:sz w:val="18"/>
                       <w:szCs w:val="18"/>
                     </w:rPr>
-                    <w:t>Sumbagsel</w:t>
+                    <w:t xml:space="preserve">Sumbagsel</w:t>
                   </w:r>
-                  <w:proofErr w:type="spellEnd"/>
                 </w:p>
               </w:tc>
             </w:tr>
             <w:tr>
+              <w:tblPrEx>
+                <w:tblW w:w="3500" w:type="dxa"/>
+                <w:tblCellMar>
+                  <w:left w:w="10" w:type="dxa"/>
+                  <w:right w:w="10" w:type="dxa"/>
+                </w:tblCellMar>
+                <w:tblLook w:val="04A0"/>
+              </w:tblPrEx>
+              <w:trPr>
+                <w:trHeight w:hRule="auto" w:val="0"/>
+              </w:trPr>
               <w:tc>
                 <w:tcPr>
-                  <w:tcW w:w="1100" w:type="dxa"/>
+                  <w:tcW w:w="1097" w:type="dxa"/>
                   <w:tcMar>
                     <w:top w:w="60" w:type="dxa"/>
                     <w:left w:w="80" w:type="dxa"/>
@@ -517,13 +653,13 @@
                       <w:sz w:val="18"/>
                       <w:szCs w:val="18"/>
                     </w:rPr>
-                    <w:t>Tujuan</w:t>
+                    <w:t xml:space="preserve">Tujuan</w:t>
                   </w:r>
                 </w:p>
               </w:tc>
               <w:tc>
                 <w:tcPr>
-                  <w:tcW w:w="200" w:type="dxa"/>
+                  <w:tcW w:w="211" w:type="dxa"/>
                   <w:tcMar>
                     <w:top w:w="60" w:type="dxa"/>
                     <w:left w:w="80" w:type="dxa"/>
@@ -540,13 +676,13 @@
                       <w:sz w:val="18"/>
                       <w:szCs w:val="18"/>
                     </w:rPr>
-                    <w:t>:</w:t>
+                    <w:t xml:space="preserve">:</w:t>
                   </w:r>
                 </w:p>
               </w:tc>
               <w:tc>
                 <w:tcPr>
-                  <w:tcW w:w="2200" w:type="dxa"/>
+                  <w:tcW w:w="2192" w:type="dxa"/>
                   <w:tcMar>
                     <w:top w:w="60" w:type="dxa"/>
                     <w:left w:w="80" w:type="dxa"/>
@@ -565,15 +701,13 @@
                     </w:rPr>
                     <w:t xml:space="preserve">Retail Sales </w:t>
                   </w:r>
-                  <w:proofErr w:type="spellStart"/>
                   <w:r>
                     <w:rPr>
                       <w:sz w:val="18"/>
                       <w:szCs w:val="18"/>
                     </w:rPr>
-                    <w:t>Sumbagsel</w:t>
+                    <w:t xml:space="preserve">Sumbagsel</w:t>
                   </w:r>
-                  <w:proofErr w:type="spellEnd"/>
                 </w:p>
               </w:tc>
             </w:tr>
@@ -604,7 +738,7 @@
           <w:szCs w:val="22"/>
           <w:u w:val="single"/>
         </w:rPr>
-        <w:t>BERITA ACARA ALOKASI BARANG</w:t>
+        <w:t xml:space="preserve">BERITA ACARA ALOKASI BARANG</w:t>
       </w:r>
     </w:p>
     <w:p>
@@ -614,13 +748,14 @@
     </w:p>
     <w:tbl>
       <w:tblPr>
+        <w:tblStyle w:val="NormalTable"/>
         <w:tblW w:w="9128" w:type="dxa"/>
         <w:tblLayout w:type="fixed"/>
         <w:tblCellMar>
           <w:left w:w="10" w:type="dxa"/>
           <w:right w:w="10" w:type="dxa"/>
         </w:tblCellMar>
-        <w:tblLook w:val="04A0" w:firstRow="1" w:lastRow="0" w:firstColumn="1" w:lastColumn="0" w:noHBand="0" w:noVBand="1"/>
+        <w:tblLook w:val="04A0"/>
       </w:tblPr>
       <w:tblGrid>
         <w:gridCol w:w="2785"/>
@@ -628,6 +763,18 @@
         <w:gridCol w:w="6073"/>
       </w:tblGrid>
       <w:tr>
+        <w:tblPrEx>
+          <w:tblW w:w="9128" w:type="dxa"/>
+          <w:tblLayout w:type="fixed"/>
+          <w:tblCellMar>
+            <w:left w:w="10" w:type="dxa"/>
+            <w:right w:w="10" w:type="dxa"/>
+          </w:tblCellMar>
+          <w:tblLook w:val="04A0"/>
+        </w:tblPrEx>
+        <w:trPr>
+          <w:trHeight w:hRule="auto" w:val="0"/>
+        </w:trPr>
         <w:tc>
           <w:tcPr>
             <w:tcW w:w="2785" w:type="dxa"/>
@@ -645,16 +792,14 @@
             <w:r>
               <w:t xml:space="preserve">Nama </w:t>
             </w:r>
-            <w:proofErr w:type="spellStart"/>
-            <w:r>
-              <w:t>Penanggung</w:t>
-            </w:r>
-            <w:proofErr w:type="spellEnd"/>
+            <w:r>
+              <w:t xml:space="preserve">Penanggung</w:t>
+            </w:r>
             <w:r>
               <w:t xml:space="preserve"> </w:t>
             </w:r>
             <w:r>
-              <w:t>Jawab</w:t>
+              <w:t xml:space="preserve">Jawab</w:t>
             </w:r>
           </w:p>
         </w:tc>
@@ -674,7 +819,7 @@
               <w:ind w:left="-1"/>
             </w:pPr>
             <w:r>
-              <w:t>:</w:t>
+              <w:t xml:space="preserve">:</w:t>
             </w:r>
           </w:p>
         </w:tc>
@@ -693,12 +838,24 @@
               <w:spacing w:line="276" w:lineRule="auto"/>
             </w:pPr>
             <w:r>
-              <w:t>Luthfi Alif Pramudya</w:t>
+              <w:t xml:space="preserve">Bruce Wayne</w:t>
             </w:r>
           </w:p>
         </w:tc>
       </w:tr>
       <w:tr>
+        <w:tblPrEx>
+          <w:tblW w:w="9128" w:type="dxa"/>
+          <w:tblLayout w:type="fixed"/>
+          <w:tblCellMar>
+            <w:left w:w="10" w:type="dxa"/>
+            <w:right w:w="10" w:type="dxa"/>
+          </w:tblCellMar>
+          <w:tblLook w:val="04A0"/>
+        </w:tblPrEx>
+        <w:trPr>
+          <w:trHeight w:hRule="auto" w:val="0"/>
+        </w:trPr>
         <w:tc>
           <w:tcPr>
             <w:tcW w:w="2785" w:type="dxa"/>
@@ -714,7 +871,7 @@
               <w:spacing w:line="276" w:lineRule="auto"/>
             </w:pPr>
             <w:r>
-              <w:t>Cost Center</w:t>
+              <w:t xml:space="preserve">Cost Center</w:t>
             </w:r>
           </w:p>
         </w:tc>
@@ -734,7 +891,7 @@
               <w:ind w:left="-1"/>
             </w:pPr>
             <w:r>
-              <w:t>:</w:t>
+              <w:t xml:space="preserve">:</w:t>
             </w:r>
           </w:p>
         </w:tc>
@@ -753,12 +910,24 @@
               <w:spacing w:line="276" w:lineRule="auto"/>
             </w:pPr>
             <w:r>
-              <w:t>723456</w:t>
+              <w:t xml:space="preserve">223456</w:t>
             </w:r>
           </w:p>
         </w:tc>
       </w:tr>
       <w:tr>
+        <w:tblPrEx>
+          <w:tblW w:w="9128" w:type="dxa"/>
+          <w:tblLayout w:type="fixed"/>
+          <w:tblCellMar>
+            <w:left w:w="10" w:type="dxa"/>
+            <w:right w:w="10" w:type="dxa"/>
+          </w:tblCellMar>
+          <w:tblLook w:val="04A0"/>
+        </w:tblPrEx>
+        <w:trPr>
+          <w:trHeight w:hRule="auto" w:val="0"/>
+        </w:trPr>
         <w:tc>
           <w:tcPr>
             <w:tcW w:w="2785" w:type="dxa"/>
@@ -774,7 +943,7 @@
               <w:spacing w:line="276" w:lineRule="auto"/>
             </w:pPr>
             <w:r>
-              <w:t>J a b a t a n</w:t>
+              <w:t xml:space="preserve">J a b a t a n</w:t>
             </w:r>
           </w:p>
         </w:tc>
@@ -794,7 +963,7 @@
               <w:ind w:left="-1"/>
             </w:pPr>
             <w:r>
-              <w:t>:</w:t>
+              <w:t xml:space="preserve">:</w:t>
             </w:r>
           </w:p>
         </w:tc>
@@ -813,12 +982,24 @@
               <w:spacing w:line="276" w:lineRule="auto"/>
             </w:pPr>
             <w:r>
-              <w:t>Junior Buyer II</w:t>
+              <w:t xml:space="preserve">SBM Industry I</w:t>
             </w:r>
           </w:p>
         </w:tc>
       </w:tr>
       <w:tr>
+        <w:tblPrEx>
+          <w:tblW w:w="9128" w:type="dxa"/>
+          <w:tblLayout w:type="fixed"/>
+          <w:tblCellMar>
+            <w:left w:w="10" w:type="dxa"/>
+            <w:right w:w="10" w:type="dxa"/>
+          </w:tblCellMar>
+          <w:tblLook w:val="04A0"/>
+        </w:tblPrEx>
+        <w:trPr>
+          <w:trHeight w:hRule="auto" w:val="0"/>
+        </w:trPr>
         <w:tc>
           <w:tcPr>
             <w:tcW w:w="2785" w:type="dxa"/>
@@ -833,19 +1014,15 @@
             <w:pPr>
               <w:spacing w:line="276" w:lineRule="auto"/>
             </w:pPr>
-            <w:proofErr w:type="spellStart"/>
-            <w:r>
-              <w:t>Fungsi</w:t>
-            </w:r>
-            <w:proofErr w:type="spellEnd"/>
-            <w:r>
-              <w:t>/</w:t>
-            </w:r>
-            <w:proofErr w:type="spellStart"/>
-            <w:r>
-              <w:t>Direktorat</w:t>
-            </w:r>
-            <w:proofErr w:type="spellEnd"/>
+            <w:r>
+              <w:t xml:space="preserve">Fungsi</w:t>
+            </w:r>
+            <w:r>
+              <w:t xml:space="preserve">/</w:t>
+            </w:r>
+            <w:r>
+              <w:t xml:space="preserve">Direktorat</w:t>
+            </w:r>
           </w:p>
         </w:tc>
         <w:tc>
@@ -864,7 +1041,7 @@
               <w:ind w:left="-1"/>
             </w:pPr>
             <w:r>
-              <w:t>:</w:t>
+              <w:t xml:space="preserve">:</w:t>
             </w:r>
           </w:p>
         </w:tc>
@@ -885,15 +1062,25 @@
             <w:r>
               <w:t xml:space="preserve">Retail Sales </w:t>
             </w:r>
-            <w:proofErr w:type="spellStart"/>
-            <w:r>
-              <w:t>Sumbagsel</w:t>
-            </w:r>
-            <w:proofErr w:type="spellEnd"/>
+            <w:r>
+              <w:t xml:space="preserve">Sumbagsel</w:t>
+            </w:r>
           </w:p>
         </w:tc>
       </w:tr>
       <w:tr>
+        <w:tblPrEx>
+          <w:tblW w:w="9128" w:type="dxa"/>
+          <w:tblLayout w:type="fixed"/>
+          <w:tblCellMar>
+            <w:left w:w="10" w:type="dxa"/>
+            <w:right w:w="10" w:type="dxa"/>
+          </w:tblCellMar>
+          <w:tblLook w:val="04A0"/>
+        </w:tblPrEx>
+        <w:trPr>
+          <w:trHeight w:hRule="auto" w:val="0"/>
+        </w:trPr>
         <w:tc>
           <w:tcPr>
             <w:tcW w:w="2785" w:type="dxa"/>
@@ -909,7 +1096,7 @@
               <w:spacing w:line="276" w:lineRule="auto"/>
             </w:pPr>
             <w:r>
-              <w:t>Alamat</w:t>
+              <w:t xml:space="preserve">Alamat</w:t>
             </w:r>
           </w:p>
         </w:tc>
@@ -929,7 +1116,7 @@
               <w:ind w:left="-1"/>
             </w:pPr>
             <w:r>
-              <w:t>:</w:t>
+              <w:t xml:space="preserve">:</w:t>
             </w:r>
           </w:p>
         </w:tc>
@@ -950,15 +1137,25 @@
             <w:r>
               <w:t xml:space="preserve">Retail Sales </w:t>
             </w:r>
-            <w:proofErr w:type="spellStart"/>
-            <w:r>
-              <w:t>Sumbagsel</w:t>
-            </w:r>
-            <w:proofErr w:type="spellEnd"/>
+            <w:r>
+              <w:t xml:space="preserve">Sumbagsel</w:t>
+            </w:r>
           </w:p>
         </w:tc>
       </w:tr>
       <w:tr>
+        <w:tblPrEx>
+          <w:tblW w:w="9128" w:type="dxa"/>
+          <w:tblLayout w:type="fixed"/>
+          <w:tblCellMar>
+            <w:left w:w="10" w:type="dxa"/>
+            <w:right w:w="10" w:type="dxa"/>
+          </w:tblCellMar>
+          <w:tblLook w:val="04A0"/>
+        </w:tblPrEx>
+        <w:trPr>
+          <w:trHeight w:hRule="auto" w:val="0"/>
+        </w:trPr>
         <w:tc>
           <w:tcPr>
             <w:tcW w:w="2785" w:type="dxa"/>
@@ -974,7 +1171,7 @@
               <w:spacing w:line="276" w:lineRule="auto"/>
             </w:pPr>
             <w:r>
-              <w:t>Alamat e-mail</w:t>
+              <w:t xml:space="preserve">Alamat e-mail</w:t>
             </w:r>
           </w:p>
         </w:tc>
@@ -994,7 +1191,7 @@
               <w:ind w:left="-1"/>
             </w:pPr>
             <w:r>
-              <w:t>:</w:t>
+              <w:t xml:space="preserve">:</w:t>
             </w:r>
           </w:p>
         </w:tc>
@@ -1013,12 +1210,24 @@
               <w:spacing w:line="276" w:lineRule="auto"/>
             </w:pPr>
             <w:r>
-              <w:t>luthfialifp@gmail.com</w:t>
+              <w:t xml:space="preserve">ggyur21887@gmail.com</w:t>
             </w:r>
           </w:p>
         </w:tc>
       </w:tr>
       <w:tr>
+        <w:tblPrEx>
+          <w:tblW w:w="9128" w:type="dxa"/>
+          <w:tblLayout w:type="fixed"/>
+          <w:tblCellMar>
+            <w:left w:w="10" w:type="dxa"/>
+            <w:right w:w="10" w:type="dxa"/>
+          </w:tblCellMar>
+          <w:tblLook w:val="04A0"/>
+        </w:tblPrEx>
+        <w:trPr>
+          <w:trHeight w:hRule="auto" w:val="0"/>
+        </w:trPr>
         <w:tc>
           <w:tcPr>
             <w:tcW w:w="2785" w:type="dxa"/>
@@ -1036,11 +1245,9 @@
             <w:r>
               <w:t xml:space="preserve">No. </w:t>
             </w:r>
-            <w:proofErr w:type="spellStart"/>
-            <w:r>
-              <w:t>Pekerja</w:t>
-            </w:r>
-            <w:proofErr w:type="spellEnd"/>
+            <w:r>
+              <w:t xml:space="preserve">Pekerja</w:t>
+            </w:r>
           </w:p>
         </w:tc>
         <w:tc>
@@ -1059,7 +1266,7 @@
               <w:ind w:left="-1"/>
             </w:pPr>
             <w:r>
-              <w:t>:</w:t>
+              <w:t xml:space="preserve">:</w:t>
             </w:r>
           </w:p>
         </w:tc>
@@ -1078,12 +1285,24 @@
               <w:spacing w:line="276" w:lineRule="auto"/>
             </w:pPr>
             <w:r>
-              <w:t>7</w:t>
+              <w:t xml:space="preserve">2</w:t>
             </w:r>
           </w:p>
         </w:tc>
       </w:tr>
       <w:tr>
+        <w:tblPrEx>
+          <w:tblW w:w="9128" w:type="dxa"/>
+          <w:tblLayout w:type="fixed"/>
+          <w:tblCellMar>
+            <w:left w:w="10" w:type="dxa"/>
+            <w:right w:w="10" w:type="dxa"/>
+          </w:tblCellMar>
+          <w:tblLook w:val="04A0"/>
+        </w:tblPrEx>
+        <w:trPr>
+          <w:trHeight w:hRule="auto" w:val="0"/>
+        </w:trPr>
         <w:tc>
           <w:tcPr>
             <w:tcW w:w="2785" w:type="dxa"/>
@@ -1099,7 +1318,7 @@
               <w:spacing w:line="276" w:lineRule="auto"/>
             </w:pPr>
             <w:r>
-              <w:t>No. Telp / HP</w:t>
+              <w:t xml:space="preserve">No. Telp / HP</w:t>
             </w:r>
           </w:p>
         </w:tc>
@@ -1119,7 +1338,7 @@
               <w:ind w:left="-1"/>
             </w:pPr>
             <w:r>
-              <w:t>:</w:t>
+              <w:t xml:space="preserve">:</w:t>
             </w:r>
           </w:p>
         </w:tc>
@@ -1138,7 +1357,7 @@
               <w:spacing w:line="276" w:lineRule="auto"/>
             </w:pPr>
             <w:r>
-              <w:t>-</w:t>
+              <w:t xml:space="preserve">-</w:t>
             </w:r>
           </w:p>
         </w:tc>
@@ -1169,7 +1388,7 @@
           <w:bCs/>
           <w:lang w:val="nb-NO"/>
         </w:rPr>
-        <w:t>Rabu</w:t>
+        <w:t xml:space="preserve">Rabu</w:t>
       </w:r>
       <w:r>
         <w:rPr>
@@ -1183,7 +1402,7 @@
           <w:bCs/>
           <w:lang w:val="nb-NO"/>
         </w:rPr>
-        <w:t>12 June 2026</w:t>
+        <w:t xml:space="preserve">16 Juni 2026</w:t>
       </w:r>
       <w:r>
         <w:rPr>
@@ -1209,7 +1428,7 @@
           <w:b/>
           <w:bCs/>
         </w:rPr>
-        <w:t>I.</w:t>
+        <w:t xml:space="preserve">I.</w:t>
       </w:r>
       <w:r>
         <w:tab/>
@@ -1222,16 +1441,14 @@
         </w:rPr>
         <w:t xml:space="preserve">Jenis </w:t>
       </w:r>
-      <w:proofErr w:type="spellStart"/>
       <w:r>
         <w:rPr>
           <w:b/>
           <w:bCs/>
           <w:u w:val="single"/>
         </w:rPr>
-        <w:t>Perangkat</w:t>
-      </w:r>
-      <w:proofErr w:type="spellEnd"/>
+        <w:t xml:space="preserve">Perangkat</w:t>
+      </w:r>
       <w:r>
         <w:rPr>
           <w:b/>
@@ -1240,78 +1457,84 @@
         </w:rPr>
         <w:t xml:space="preserve"> </w:t>
       </w:r>
-      <w:proofErr w:type="spellStart"/>
-      <w:proofErr w:type="gramStart"/>
       <w:r>
         <w:rPr>
           <w:b/>
           <w:bCs/>
           <w:u w:val="single"/>
         </w:rPr>
-        <w:t>Keras</w:t>
-      </w:r>
-      <w:proofErr w:type="spellEnd"/>
+        <w:t xml:space="preserve">Keras</w:t>
+      </w:r>
       <w:r>
         <w:rPr>
           <w:b/>
           <w:bCs/>
           <w:u w:val="single"/>
         </w:rPr>
-        <w:t xml:space="preserve"> :</w:t>
-      </w:r>
-      <w:proofErr w:type="gramEnd"/>
-      <w:r>
-        <w:rPr>
-          <w:b/>
-          <w:bCs/>
-          <w:u w:val="single"/>
-        </w:rPr>
-        <w:t xml:space="preserve"> </w:t>
-      </w:r>
-      <w:r>
-        <w:t>Mouse</w:t>
+        <w:t xml:space="preserve"> : </w:t>
+      </w:r>
+      <w:r>
+        <w:t xml:space="preserve">Handphone</w:t>
       </w:r>
     </w:p>
     <w:tbl>
       <w:tblPr>
-        <w:tblW w:w="9026" w:type="dxa"/>
+        <w:tblStyle w:val="NormalTable"/>
+        <w:tblW w:w="10343" w:type="dxa"/>
         <w:tblBorders>
-          <w:top w:val="single" w:color="auto" w:sz="4" w:space="0"/>
-          <w:left w:val="single" w:color="auto" w:sz="4" w:space="0"/>
-          <w:bottom w:val="single" w:color="auto" w:sz="4" w:space="0"/>
-          <w:right w:val="single" w:color="auto" w:sz="4" w:space="0"/>
-          <w:insideH w:val="single" w:color="auto" w:sz="4" w:space="0"/>
-          <w:insideV w:val="single" w:color="auto" w:sz="4" w:space="0"/>
+          <w:top w:val="single" w:sz="4" w:space="0" w:color="auto"/>
+          <w:left w:val="single" w:sz="4" w:space="0" w:color="auto"/>
+          <w:bottom w:val="single" w:sz="4" w:space="0" w:color="auto"/>
+          <w:right w:val="single" w:sz="4" w:space="0" w:color="auto"/>
+          <w:insideH w:val="single" w:sz="4" w:space="0" w:color="auto"/>
+          <w:insideV w:val="single" w:sz="4" w:space="0" w:color="auto"/>
         </w:tblBorders>
         <w:tblCellMar>
           <w:left w:w="10" w:type="dxa"/>
           <w:right w:w="10" w:type="dxa"/>
         </w:tblCellMar>
-        <w:tblLook w:val="04A0" w:firstRow="1" w:lastRow="0" w:firstColumn="1" w:lastColumn="0" w:noHBand="0" w:noVBand="1"/>
+        <w:tblLook w:val="04A0"/>
       </w:tblPr>
       <w:tblGrid>
-        <w:gridCol w:w="517"/>
-        <w:gridCol w:w="949"/>
-        <w:gridCol w:w="947"/>
-        <w:gridCol w:w="994"/>
-        <w:gridCol w:w="2163"/>
-        <w:gridCol w:w="293"/>
-        <w:gridCol w:w="3163"/>
+        <w:gridCol w:w="516"/>
+        <w:gridCol w:w="1984"/>
+        <w:gridCol w:w="2173"/>
+        <w:gridCol w:w="1701"/>
+        <w:gridCol w:w="272"/>
+        <w:gridCol w:w="1618"/>
+        <w:gridCol w:w="2079"/>
       </w:tblGrid>
       <w:tr>
+        <w:tblPrEx>
+          <w:tblW w:w="10343" w:type="dxa"/>
+          <w:tblBorders>
+            <w:top w:val="single" w:sz="4" w:space="0" w:color="auto"/>
+            <w:left w:val="single" w:sz="4" w:space="0" w:color="auto"/>
+            <w:bottom w:val="single" w:sz="4" w:space="0" w:color="auto"/>
+            <w:right w:val="single" w:sz="4" w:space="0" w:color="auto"/>
+            <w:insideH w:val="single" w:sz="4" w:space="0" w:color="auto"/>
+            <w:insideV w:val="single" w:sz="4" w:space="0" w:color="auto"/>
+          </w:tblBorders>
+          <w:tblCellMar>
+            <w:left w:w="10" w:type="dxa"/>
+            <w:right w:w="10" w:type="dxa"/>
+          </w:tblCellMar>
+          <w:tblLook w:val="04A0"/>
+        </w:tblPrEx>
         <w:trPr>
+          <w:trHeight w:hRule="auto" w:val="0"/>
           <w:tblHeader/>
         </w:trPr>
         <w:tc>
           <w:tcPr>
-            <w:tcW w:w="500" w:type="dxa"/>
+            <w:tcW w:w="516" w:type="dxa"/>
             <w:tcBorders>
-              <w:top w:val="single" w:color="000000" w:sz="4" w:space="0"/>
-              <w:left w:val="single" w:color="000000" w:sz="4" w:space="0"/>
-              <w:bottom w:val="single" w:color="000000" w:sz="4" w:space="0"/>
-              <w:right w:val="single" w:color="000000" w:sz="4" w:space="0"/>
+              <w:top w:val="single" w:sz="4" w:space="0" w:color="auto"/>
+              <w:left w:val="single" w:sz="4" w:space="0" w:color="auto"/>
+              <w:bottom w:val="single" w:sz="4" w:space="0" w:color="auto"/>
+              <w:right w:val="single" w:sz="4" w:space="0" w:color="auto"/>
             </w:tcBorders>
-            <w:shd w:val="clear" w:color="auto" w:fill="FFFFFF" w:themeFill="background1"/>
+            <w:shd w:val="clear" w:color="auto" w:fill="FFFFFF"/>
             <w:tcMar>
               <w:top w:w="60" w:type="dxa"/>
               <w:left w:w="80" w:type="dxa"/>
@@ -1330,21 +1553,21 @@
                 <w:b/>
                 <w:bCs/>
               </w:rPr>
-              <w:t>NO.</w:t>
-            </w:r>
-          </w:p>
-        </w:tc>
-        <w:tc>
-          <w:tcPr>
-            <w:tcW w:w="1900" w:type="dxa"/>
+              <w:t xml:space="preserve">NO.</w:t>
+            </w:r>
+          </w:p>
+        </w:tc>
+        <w:tc>
+          <w:tcPr>
+            <w:tcW w:w="4157" w:type="dxa"/>
             <w:gridSpan w:val="2"/>
             <w:tcBorders>
-              <w:top w:val="single" w:color="000000" w:sz="4" w:space="0"/>
-              <w:left w:val="single" w:color="000000" w:sz="4" w:space="0"/>
-              <w:bottom w:val="single" w:color="000000" w:sz="4" w:space="0"/>
-              <w:right w:val="single" w:color="000000" w:sz="4" w:space="0"/>
+              <w:top w:val="single" w:sz="4" w:space="0" w:color="auto"/>
+              <w:left w:val="single" w:sz="4" w:space="0" w:color="auto"/>
+              <w:bottom w:val="single" w:sz="4" w:space="0" w:color="auto"/>
+              <w:right w:val="single" w:sz="4" w:space="0" w:color="auto"/>
             </w:tcBorders>
-            <w:shd w:val="clear" w:color="auto" w:fill="FFFFFF" w:themeFill="background1"/>
+            <w:shd w:val="clear" w:color="auto" w:fill="FFFFFF"/>
             <w:tcMar>
               <w:top w:w="60" w:type="dxa"/>
               <w:left w:w="80" w:type="dxa"/>
@@ -1362,20 +1585,21 @@
                 <w:b/>
                 <w:bCs/>
               </w:rPr>
-              <w:t>JUMLAH</w:t>
-            </w:r>
-          </w:p>
-        </w:tc>
-        <w:tc>
-          <w:tcPr>
-            <w:tcW w:w="900" w:type="dxa"/>
+              <w:t xml:space="preserve">JUMLAH</w:t>
+            </w:r>
+          </w:p>
+        </w:tc>
+        <w:tc>
+          <w:tcPr>
+            <w:tcW w:w="1973" w:type="dxa"/>
+            <w:gridSpan w:val="2"/>
             <w:tcBorders>
-              <w:top w:val="single" w:color="000000" w:sz="4" w:space="0"/>
-              <w:left w:val="single" w:color="000000" w:sz="4" w:space="0"/>
-              <w:bottom w:val="single" w:color="000000" w:sz="4" w:space="0"/>
-              <w:right w:val="single" w:color="000000" w:sz="4" w:space="0"/>
+              <w:top w:val="single" w:sz="4" w:space="0" w:color="auto"/>
+              <w:left w:val="single" w:sz="4" w:space="0" w:color="auto"/>
+              <w:bottom w:val="single" w:sz="4" w:space="0" w:color="auto"/>
+              <w:right w:val="single" w:sz="4" w:space="0" w:color="auto"/>
             </w:tcBorders>
-            <w:shd w:val="clear" w:color="auto" w:fill="FFFFFF" w:themeFill="background1"/>
+            <w:shd w:val="clear" w:color="auto" w:fill="FFFFFF"/>
             <w:tcMar>
               <w:top w:w="60" w:type="dxa"/>
               <w:left w:w="80" w:type="dxa"/>
@@ -1394,21 +1618,20 @@
                 <w:b/>
                 <w:bCs/>
               </w:rPr>
-              <w:t>SATUAN</w:t>
-            </w:r>
-          </w:p>
-        </w:tc>
-        <w:tc>
-          <w:tcPr>
-            <w:tcW w:w="2500" w:type="dxa"/>
-            <w:gridSpan w:val="2"/>
+              <w:t xml:space="preserve">SATUAN</w:t>
+            </w:r>
+          </w:p>
+        </w:tc>
+        <w:tc>
+          <w:tcPr>
+            <w:tcW w:w="1618" w:type="dxa"/>
             <w:tcBorders>
-              <w:top w:val="single" w:color="000000" w:sz="4" w:space="0"/>
-              <w:left w:val="single" w:color="000000" w:sz="4" w:space="0"/>
-              <w:bottom w:val="single" w:color="000000" w:sz="4" w:space="0"/>
-              <w:right w:val="single" w:color="000000" w:sz="4" w:space="0"/>
+              <w:top w:val="single" w:sz="4" w:space="0" w:color="auto"/>
+              <w:left w:val="single" w:sz="4" w:space="0" w:color="auto"/>
+              <w:bottom w:val="single" w:sz="4" w:space="0" w:color="auto"/>
+              <w:right w:val="single" w:sz="4" w:space="0" w:color="auto"/>
             </w:tcBorders>
-            <w:shd w:val="clear" w:color="auto" w:fill="FFFFFF" w:themeFill="background1"/>
+            <w:shd w:val="clear" w:color="auto" w:fill="FFFFFF"/>
             <w:tcMar>
               <w:top w:w="60" w:type="dxa"/>
               <w:left w:w="80" w:type="dxa"/>
@@ -1427,20 +1650,20 @@
                 <w:b/>
                 <w:bCs/>
               </w:rPr>
-              <w:t>NOMOR SERIAL</w:t>
-            </w:r>
-          </w:p>
-        </w:tc>
-        <w:tc>
-          <w:tcPr>
-            <w:tcW w:w="3226" w:type="dxa"/>
+              <w:t xml:space="preserve">NOMOR SERIAL</w:t>
+            </w:r>
+          </w:p>
+        </w:tc>
+        <w:tc>
+          <w:tcPr>
+            <w:tcW w:w="2079" w:type="dxa"/>
             <w:tcBorders>
-              <w:top w:val="single" w:color="000000" w:sz="4" w:space="0"/>
-              <w:left w:val="single" w:color="000000" w:sz="4" w:space="0"/>
-              <w:bottom w:val="single" w:color="000000" w:sz="4" w:space="0"/>
-              <w:right w:val="single" w:color="000000" w:sz="4" w:space="0"/>
+              <w:top w:val="single" w:sz="4" w:space="0" w:color="auto"/>
+              <w:left w:val="single" w:sz="4" w:space="0" w:color="auto"/>
+              <w:bottom w:val="single" w:sz="4" w:space="0" w:color="auto"/>
+              <w:right w:val="single" w:sz="4" w:space="0" w:color="auto"/>
             </w:tcBorders>
-            <w:shd w:val="clear" w:color="auto" w:fill="FFFFFF" w:themeFill="background1"/>
+            <w:shd w:val="clear" w:color="auto" w:fill="FFFFFF"/>
             <w:tcMar>
               <w:top w:w="60" w:type="dxa"/>
               <w:left w:w="80" w:type="dxa"/>
@@ -1459,48 +1682,57 @@
                 <w:b/>
                 <w:bCs/>
               </w:rPr>
-              <w:t>K E T E R A N G A N</w:t>
+              <w:t xml:space="preserve">K E T E R A N G A N</w:t>
             </w:r>
           </w:p>
         </w:tc>
       </w:tr>
       <w:tr>
+        <w:tblPrEx>
+          <w:tblW w:w="10343" w:type="dxa"/>
+          <w:tblCellMar>
+            <w:left w:w="10" w:type="dxa"/>
+            <w:right w:w="10" w:type="dxa"/>
+          </w:tblCellMar>
+          <w:tblLook w:val="04A0"/>
+        </w:tblPrEx>
         <w:trPr>
+          <w:trHeight w:hRule="auto" w:val="0"/>
           <w:tblHeader/>
         </w:trPr>
         <w:tc>
           <w:tcPr>
-            <w:tcW w:w="500" w:type="dxa"/>
+            <w:tcW w:w="516" w:type="dxa"/>
             <w:tcBorders>
-              <w:top w:val="single" w:color="000000" w:sz="4" w:space="0"/>
-              <w:left w:val="single" w:color="000000" w:sz="4" w:space="0"/>
-              <w:bottom w:val="single" w:color="000000" w:sz="4" w:space="0"/>
-              <w:right w:val="single" w:color="000000" w:sz="4" w:space="0"/>
+              <w:top w:val="single" w:sz="4" w:space="0" w:color="auto"/>
+              <w:left w:val="single" w:sz="4" w:space="0" w:color="auto"/>
+              <w:bottom w:val="single" w:sz="4" w:space="0" w:color="auto"/>
+              <w:right w:val="single" w:sz="4" w:space="0" w:color="auto"/>
             </w:tcBorders>
-            <w:shd w:val="clear" w:color="auto" w:fill="FFFFFF" w:themeFill="background1"/>
-            <w:tcMar>
-              <w:top w:w="60" w:type="dxa"/>
-              <w:left w:w="80" w:type="dxa"/>
-              <w:bottom w:w="60" w:type="dxa"/>
-              <w:right w:w="80" w:type="dxa"/>
-            </w:tcMar>
-          </w:tcPr>
-          <w:p>
-            <w:pPr>
-              <w:spacing w:line="276" w:lineRule="auto"/>
-            </w:pPr>
-          </w:p>
-        </w:tc>
-        <w:tc>
-          <w:tcPr>
-            <w:tcW w:w="950" w:type="dxa"/>
+            <w:shd w:val="clear" w:color="auto" w:fill="FFFFFF"/>
+            <w:tcMar>
+              <w:top w:w="60" w:type="dxa"/>
+              <w:left w:w="80" w:type="dxa"/>
+              <w:bottom w:w="60" w:type="dxa"/>
+              <w:right w:w="80" w:type="dxa"/>
+            </w:tcMar>
+          </w:tcPr>
+          <w:p>
+            <w:pPr>
+              <w:spacing w:line="276" w:lineRule="auto"/>
+            </w:pPr>
+          </w:p>
+        </w:tc>
+        <w:tc>
+          <w:tcPr>
+            <w:tcW w:w="1984" w:type="dxa"/>
             <w:tcBorders>
-              <w:top w:val="single" w:color="000000" w:sz="4" w:space="0"/>
-              <w:left w:val="single" w:color="000000" w:sz="4" w:space="0"/>
-              <w:bottom w:val="single" w:color="000000" w:sz="4" w:space="0"/>
-              <w:right w:val="single" w:color="000000" w:sz="4" w:space="0"/>
+              <w:top w:val="single" w:sz="4" w:space="0" w:color="auto"/>
+              <w:left w:val="single" w:sz="4" w:space="0" w:color="auto"/>
+              <w:bottom w:val="single" w:sz="4" w:space="0" w:color="auto"/>
+              <w:right w:val="single" w:sz="4" w:space="0" w:color="auto"/>
             </w:tcBorders>
-            <w:shd w:val="clear" w:color="auto" w:fill="FFFFFF" w:themeFill="background1"/>
+            <w:shd w:val="clear" w:color="auto" w:fill="FFFFFF"/>
             <w:tcMar>
               <w:top w:w="60" w:type="dxa"/>
               <w:left w:w="80" w:type="dxa"/>
@@ -1518,20 +1750,20 @@
                 <w:b/>
                 <w:bCs/>
               </w:rPr>
-              <w:t>ANGKA</w:t>
-            </w:r>
-          </w:p>
-        </w:tc>
-        <w:tc>
-          <w:tcPr>
-            <w:tcW w:w="950" w:type="dxa"/>
+              <w:t xml:space="preserve">ANGKA</w:t>
+            </w:r>
+          </w:p>
+        </w:tc>
+        <w:tc>
+          <w:tcPr>
+            <w:tcW w:w="2173" w:type="dxa"/>
             <w:tcBorders>
-              <w:top w:val="single" w:color="000000" w:sz="4" w:space="0"/>
-              <w:left w:val="single" w:color="000000" w:sz="4" w:space="0"/>
-              <w:bottom w:val="single" w:color="000000" w:sz="4" w:space="0"/>
-              <w:right w:val="single" w:color="000000" w:sz="4" w:space="0"/>
+              <w:top w:val="single" w:sz="4" w:space="0" w:color="auto"/>
+              <w:left w:val="single" w:sz="4" w:space="0" w:color="auto"/>
+              <w:bottom w:val="single" w:sz="4" w:space="0" w:color="auto"/>
+              <w:right w:val="single" w:sz="4" w:space="0" w:color="auto"/>
             </w:tcBorders>
-            <w:shd w:val="clear" w:color="auto" w:fill="FFFFFF" w:themeFill="background1"/>
+            <w:shd w:val="clear" w:color="auto" w:fill="FFFFFF"/>
             <w:tcMar>
               <w:top w:w="60" w:type="dxa"/>
               <w:left w:w="80" w:type="dxa"/>
@@ -1549,67 +1781,67 @@
                 <w:b/>
                 <w:bCs/>
               </w:rPr>
-              <w:t>HURUF</w:t>
-            </w:r>
-          </w:p>
-        </w:tc>
-        <w:tc>
-          <w:tcPr>
-            <w:tcW w:w="900" w:type="dxa"/>
-            <w:tcBorders>
-              <w:top w:val="single" w:color="000000" w:sz="4" w:space="0"/>
-              <w:left w:val="single" w:color="000000" w:sz="4" w:space="0"/>
-              <w:bottom w:val="single" w:color="000000" w:sz="4" w:space="0"/>
-              <w:right w:val="single" w:color="000000" w:sz="4" w:space="0"/>
-            </w:tcBorders>
-            <w:shd w:val="clear" w:color="auto" w:fill="FFFFFF" w:themeFill="background1"/>
-            <w:tcMar>
-              <w:top w:w="60" w:type="dxa"/>
-              <w:left w:w="80" w:type="dxa"/>
-              <w:bottom w:w="60" w:type="dxa"/>
-              <w:right w:w="80" w:type="dxa"/>
-            </w:tcMar>
-          </w:tcPr>
-          <w:p>
-            <w:pPr>
-              <w:spacing w:line="276" w:lineRule="auto"/>
-            </w:pPr>
-          </w:p>
-        </w:tc>
-        <w:tc>
-          <w:tcPr>
-            <w:tcW w:w="2500" w:type="dxa"/>
+              <w:t xml:space="preserve">HURUF</w:t>
+            </w:r>
+          </w:p>
+        </w:tc>
+        <w:tc>
+          <w:tcPr>
+            <w:tcW w:w="1973" w:type="dxa"/>
             <w:gridSpan w:val="2"/>
             <w:tcBorders>
-              <w:top w:val="single" w:color="000000" w:sz="4" w:space="0"/>
-              <w:left w:val="single" w:color="000000" w:sz="4" w:space="0"/>
-              <w:bottom w:val="single" w:color="000000" w:sz="4" w:space="0"/>
-              <w:right w:val="single" w:color="000000" w:sz="4" w:space="0"/>
+              <w:top w:val="single" w:sz="4" w:space="0" w:color="auto"/>
+              <w:left w:val="single" w:sz="4" w:space="0" w:color="auto"/>
+              <w:bottom w:val="single" w:sz="4" w:space="0" w:color="auto"/>
+              <w:right w:val="single" w:sz="4" w:space="0" w:color="auto"/>
             </w:tcBorders>
-            <w:shd w:val="clear" w:color="auto" w:fill="FFFFFF" w:themeFill="background1"/>
-            <w:tcMar>
-              <w:top w:w="60" w:type="dxa"/>
-              <w:left w:w="80" w:type="dxa"/>
-              <w:bottom w:w="60" w:type="dxa"/>
-              <w:right w:w="80" w:type="dxa"/>
-            </w:tcMar>
-          </w:tcPr>
-          <w:p>
-            <w:pPr>
-              <w:spacing w:line="276" w:lineRule="auto"/>
-            </w:pPr>
-          </w:p>
-        </w:tc>
-        <w:tc>
-          <w:tcPr>
-            <w:tcW w:w="3226" w:type="dxa"/>
+            <w:shd w:val="clear" w:color="auto" w:fill="FFFFFF"/>
+            <w:tcMar>
+              <w:top w:w="60" w:type="dxa"/>
+              <w:left w:w="80" w:type="dxa"/>
+              <w:bottom w:w="60" w:type="dxa"/>
+              <w:right w:w="80" w:type="dxa"/>
+            </w:tcMar>
+          </w:tcPr>
+          <w:p>
+            <w:pPr>
+              <w:spacing w:line="276" w:lineRule="auto"/>
+            </w:pPr>
+          </w:p>
+        </w:tc>
+        <w:tc>
+          <w:tcPr>
+            <w:tcW w:w="1618" w:type="dxa"/>
             <w:tcBorders>
-              <w:top w:val="single" w:color="000000" w:sz="4" w:space="0"/>
-              <w:left w:val="single" w:color="000000" w:sz="4" w:space="0"/>
-              <w:bottom w:val="single" w:color="000000" w:sz="4" w:space="0"/>
-              <w:right w:val="single" w:color="000000" w:sz="4" w:space="0"/>
+              <w:top w:val="single" w:sz="4" w:space="0" w:color="auto"/>
+              <w:left w:val="single" w:sz="4" w:space="0" w:color="auto"/>
+              <w:bottom w:val="single" w:sz="4" w:space="0" w:color="auto"/>
+              <w:right w:val="single" w:sz="4" w:space="0" w:color="auto"/>
             </w:tcBorders>
-            <w:shd w:val="clear" w:color="auto" w:fill="FFFFFF" w:themeFill="background1"/>
+            <w:shd w:val="clear" w:color="auto" w:fill="FFFFFF"/>
+            <w:tcMar>
+              <w:top w:w="60" w:type="dxa"/>
+              <w:left w:w="80" w:type="dxa"/>
+              <w:bottom w:w="60" w:type="dxa"/>
+              <w:right w:w="80" w:type="dxa"/>
+            </w:tcMar>
+          </w:tcPr>
+          <w:p>
+            <w:pPr>
+              <w:spacing w:line="276" w:lineRule="auto"/>
+            </w:pPr>
+          </w:p>
+        </w:tc>
+        <w:tc>
+          <w:tcPr>
+            <w:tcW w:w="2079" w:type="dxa"/>
+            <w:tcBorders>
+              <w:top w:val="single" w:sz="4" w:space="0" w:color="auto"/>
+              <w:left w:val="single" w:sz="4" w:space="0" w:color="auto"/>
+              <w:bottom w:val="single" w:sz="4" w:space="0" w:color="auto"/>
+              <w:right w:val="single" w:sz="4" w:space="0" w:color="auto"/>
+            </w:tcBorders>
+            <w:shd w:val="clear" w:color="auto" w:fill="FFFFFF"/>
             <w:tcMar>
               <w:top w:w="60" w:type="dxa"/>
               <w:left w:w="80" w:type="dxa"/>
@@ -1625,14 +1857,25 @@
         </w:tc>
       </w:tr>
       <w:tr>
-        <w:tc>
-          <w:tcPr>
-            <w:tcW w:w="500" w:type="dxa"/>
+        <w:tblPrEx>
+          <w:tblW w:w="10343" w:type="dxa"/>
+          <w:tblCellMar>
+            <w:left w:w="10" w:type="dxa"/>
+            <w:right w:w="10" w:type="dxa"/>
+          </w:tblCellMar>
+          <w:tblLook w:val="04A0"/>
+        </w:tblPrEx>
+        <w:trPr>
+          <w:trHeight w:hRule="auto" w:val="0"/>
+        </w:trPr>
+        <w:tc>
+          <w:tcPr>
+            <w:tcW w:w="516" w:type="dxa"/>
             <w:tcBorders>
-              <w:top w:val="single" w:color="000000" w:sz="4" w:space="0"/>
-              <w:left w:val="single" w:color="000000" w:sz="4" w:space="0"/>
-              <w:bottom w:val="single" w:color="000000" w:sz="4" w:space="0"/>
-              <w:right w:val="single" w:color="000000" w:sz="4" w:space="0"/>
+              <w:top w:val="single" w:sz="4" w:space="0" w:color="auto"/>
+              <w:left w:val="single" w:sz="4" w:space="0" w:color="auto"/>
+              <w:bottom w:val="single" w:sz="4" w:space="0" w:color="auto"/>
+              <w:right w:val="single" w:sz="4" w:space="0" w:color="auto"/>
             </w:tcBorders>
             <w:tcMar>
               <w:top w:w="60" w:type="dxa"/>
@@ -1647,18 +1890,18 @@
               <w:jc w:val="center"/>
             </w:pPr>
             <w:r>
-              <w:t>1</w:t>
-            </w:r>
-          </w:p>
-        </w:tc>
-        <w:tc>
-          <w:tcPr>
-            <w:tcW w:w="950" w:type="dxa"/>
+              <w:t xml:space="preserve">1</w:t>
+            </w:r>
+          </w:p>
+        </w:tc>
+        <w:tc>
+          <w:tcPr>
+            <w:tcW w:w="1984" w:type="dxa"/>
             <w:tcBorders>
-              <w:top w:val="single" w:color="000000" w:sz="4" w:space="0"/>
-              <w:left w:val="single" w:color="000000" w:sz="4" w:space="0"/>
-              <w:bottom w:val="single" w:color="000000" w:sz="4" w:space="0"/>
-              <w:right w:val="single" w:color="000000" w:sz="4" w:space="0"/>
+              <w:top w:val="single" w:sz="4" w:space="0" w:color="auto"/>
+              <w:left w:val="single" w:sz="4" w:space="0" w:color="auto"/>
+              <w:bottom w:val="single" w:sz="4" w:space="0" w:color="auto"/>
+              <w:right w:val="single" w:sz="4" w:space="0" w:color="auto"/>
             </w:tcBorders>
             <w:tcMar>
               <w:top w:w="60" w:type="dxa"/>
@@ -1673,18 +1916,18 @@
               <w:jc w:val="center"/>
             </w:pPr>
             <w:r>
-              <w:t>1</w:t>
-            </w:r>
-          </w:p>
-        </w:tc>
-        <w:tc>
-          <w:tcPr>
-            <w:tcW w:w="950" w:type="dxa"/>
+              <w:t xml:space="preserve">1</w:t>
+            </w:r>
+          </w:p>
+        </w:tc>
+        <w:tc>
+          <w:tcPr>
+            <w:tcW w:w="2173" w:type="dxa"/>
             <w:tcBorders>
-              <w:top w:val="single" w:color="000000" w:sz="4" w:space="0"/>
-              <w:left w:val="single" w:color="000000" w:sz="4" w:space="0"/>
-              <w:bottom w:val="single" w:color="000000" w:sz="4" w:space="0"/>
-              <w:right w:val="single" w:color="000000" w:sz="4" w:space="0"/>
+              <w:top w:val="single" w:sz="4" w:space="0" w:color="auto"/>
+              <w:left w:val="single" w:sz="4" w:space="0" w:color="auto"/>
+              <w:bottom w:val="single" w:sz="4" w:space="0" w:color="auto"/>
+              <w:right w:val="single" w:sz="4" w:space="0" w:color="auto"/>
             </w:tcBorders>
             <w:tcMar>
               <w:top w:w="60" w:type="dxa"/>
@@ -1699,45 +1942,19 @@
               <w:jc w:val="center"/>
             </w:pPr>
             <w:r>
-              <w:t>Satu</w:t>
-            </w:r>
-          </w:p>
-        </w:tc>
-        <w:tc>
-          <w:tcPr>
-            <w:tcW w:w="900" w:type="dxa"/>
-            <w:tcBorders>
-              <w:top w:val="single" w:color="000000" w:sz="4" w:space="0"/>
-              <w:left w:val="single" w:color="000000" w:sz="4" w:space="0"/>
-              <w:bottom w:val="single" w:color="000000" w:sz="4" w:space="0"/>
-              <w:right w:val="single" w:color="000000" w:sz="4" w:space="0"/>
-            </w:tcBorders>
-            <w:tcMar>
-              <w:top w:w="60" w:type="dxa"/>
-              <w:left w:w="80" w:type="dxa"/>
-              <w:bottom w:w="60" w:type="dxa"/>
-              <w:right w:w="80" w:type="dxa"/>
-            </w:tcMar>
-          </w:tcPr>
-          <w:p>
-            <w:pPr>
-              <w:spacing w:line="276" w:lineRule="auto"/>
-              <w:jc w:val="center"/>
-            </w:pPr>
-            <w:r>
-              <w:t>Pcs</w:t>
-            </w:r>
-          </w:p>
-        </w:tc>
-        <w:tc>
-          <w:tcPr>
-            <w:tcW w:w="2500" w:type="dxa"/>
+              <w:t xml:space="preserve">Satu</w:t>
+            </w:r>
+          </w:p>
+        </w:tc>
+        <w:tc>
+          <w:tcPr>
+            <w:tcW w:w="1973" w:type="dxa"/>
             <w:gridSpan w:val="2"/>
             <w:tcBorders>
-              <w:top w:val="single" w:color="000000" w:sz="4" w:space="0"/>
-              <w:left w:val="single" w:color="000000" w:sz="4" w:space="0"/>
-              <w:bottom w:val="single" w:color="000000" w:sz="4" w:space="0"/>
-              <w:right w:val="single" w:color="000000" w:sz="4" w:space="0"/>
+              <w:top w:val="single" w:sz="4" w:space="0" w:color="auto"/>
+              <w:left w:val="single" w:sz="4" w:space="0" w:color="auto"/>
+              <w:bottom w:val="single" w:sz="4" w:space="0" w:color="auto"/>
+              <w:right w:val="single" w:sz="4" w:space="0" w:color="auto"/>
             </w:tcBorders>
             <w:tcMar>
               <w:top w:w="60" w:type="dxa"/>
@@ -1752,18 +1969,18 @@
               <w:jc w:val="center"/>
             </w:pPr>
             <w:r>
-              <w:t>12345</w:t>
-            </w:r>
-          </w:p>
-        </w:tc>
-        <w:tc>
-          <w:tcPr>
-            <w:tcW w:w="3226" w:type="dxa"/>
+              <w:t xml:space="preserve">Pcs</w:t>
+            </w:r>
+          </w:p>
+        </w:tc>
+        <w:tc>
+          <w:tcPr>
+            <w:tcW w:w="1618" w:type="dxa"/>
             <w:tcBorders>
-              <w:top w:val="single" w:color="000000" w:sz="4" w:space="0"/>
-              <w:left w:val="single" w:color="000000" w:sz="4" w:space="0"/>
-              <w:bottom w:val="single" w:color="000000" w:sz="4" w:space="0"/>
-              <w:right w:val="single" w:color="000000" w:sz="4" w:space="0"/>
+              <w:top w:val="single" w:sz="4" w:space="0" w:color="auto"/>
+              <w:left w:val="single" w:sz="4" w:space="0" w:color="auto"/>
+              <w:bottom w:val="single" w:sz="4" w:space="0" w:color="auto"/>
+              <w:right w:val="single" w:sz="4" w:space="0" w:color="auto"/>
             </w:tcBorders>
             <w:tcMar>
               <w:top w:w="60" w:type="dxa"/>
@@ -1775,22 +1992,59 @@
           <w:p>
             <w:pPr>
               <w:spacing w:line="276" w:lineRule="auto"/>
-            </w:pPr>
-            <w:r>
-              <w:t>Mouse Lucitik</w:t>
+              <w:jc w:val="center"/>
+            </w:pPr>
+            <w:r>
+              <w:t xml:space="preserve">iqjwbf</w:t>
+            </w:r>
+          </w:p>
+        </w:tc>
+        <w:tc>
+          <w:tcPr>
+            <w:tcW w:w="2079" w:type="dxa"/>
+            <w:tcBorders>
+              <w:top w:val="single" w:sz="4" w:space="0" w:color="auto"/>
+              <w:left w:val="single" w:sz="4" w:space="0" w:color="auto"/>
+              <w:bottom w:val="single" w:sz="4" w:space="0" w:color="auto"/>
+              <w:right w:val="single" w:sz="4" w:space="0" w:color="auto"/>
+            </w:tcBorders>
+            <w:tcMar>
+              <w:top w:w="60" w:type="dxa"/>
+              <w:left w:w="80" w:type="dxa"/>
+              <w:bottom w:w="60" w:type="dxa"/>
+              <w:right w:w="80" w:type="dxa"/>
+            </w:tcMar>
+          </w:tcPr>
+          <w:p>
+            <w:pPr>
+              <w:spacing w:line="276" w:lineRule="auto"/>
+            </w:pPr>
+            <w:r>
+              <w:t xml:space="preserve">uqwbf</w:t>
             </w:r>
           </w:p>
         </w:tc>
       </w:tr>
       <w:tr>
-        <w:tc>
-          <w:tcPr>
-            <w:tcW w:w="500" w:type="dxa"/>
+        <w:tblPrEx>
+          <w:tblW w:w="10343" w:type="dxa"/>
+          <w:tblCellMar>
+            <w:left w:w="10" w:type="dxa"/>
+            <w:right w:w="10" w:type="dxa"/>
+          </w:tblCellMar>
+          <w:tblLook w:val="04A0"/>
+        </w:tblPrEx>
+        <w:trPr>
+          <w:trHeight w:hRule="auto" w:val="0"/>
+        </w:trPr>
+        <w:tc>
+          <w:tcPr>
+            <w:tcW w:w="516" w:type="dxa"/>
             <w:tcBorders>
-              <w:top w:val="single" w:color="000000" w:sz="4" w:space="0"/>
-              <w:left w:val="single" w:color="000000" w:sz="4" w:space="0"/>
-              <w:bottom w:val="single" w:color="000000" w:sz="4" w:space="0"/>
-              <w:right w:val="single" w:color="000000" w:sz="4" w:space="0"/>
+              <w:top w:val="single" w:sz="4" w:space="0" w:color="auto"/>
+              <w:left w:val="single" w:sz="4" w:space="0" w:color="auto"/>
+              <w:bottom w:val="single" w:sz="4" w:space="0" w:color="auto"/>
+              <w:right w:val="single" w:sz="4" w:space="0" w:color="auto"/>
             </w:tcBorders>
             <w:tcMar>
               <w:top w:w="60" w:type="dxa"/>
@@ -1807,12 +2061,12 @@
         </w:tc>
         <w:tc>
           <w:tcPr>
-            <w:tcW w:w="950" w:type="dxa"/>
+            <w:tcW w:w="1984" w:type="dxa"/>
             <w:tcBorders>
-              <w:top w:val="single" w:color="000000" w:sz="4" w:space="0"/>
-              <w:left w:val="single" w:color="000000" w:sz="4" w:space="0"/>
-              <w:bottom w:val="single" w:color="000000" w:sz="4" w:space="0"/>
-              <w:right w:val="single" w:color="000000" w:sz="4" w:space="0"/>
+              <w:top w:val="single" w:sz="4" w:space="0" w:color="auto"/>
+              <w:left w:val="single" w:sz="4" w:space="0" w:color="auto"/>
+              <w:bottom w:val="single" w:sz="4" w:space="0" w:color="auto"/>
+              <w:right w:val="single" w:sz="4" w:space="0" w:color="auto"/>
             </w:tcBorders>
             <w:tcMar>
               <w:top w:w="60" w:type="dxa"/>
@@ -1829,12 +2083,12 @@
         </w:tc>
         <w:tc>
           <w:tcPr>
-            <w:tcW w:w="950" w:type="dxa"/>
+            <w:tcW w:w="2173" w:type="dxa"/>
             <w:tcBorders>
-              <w:top w:val="single" w:color="000000" w:sz="4" w:space="0"/>
-              <w:left w:val="single" w:color="000000" w:sz="4" w:space="0"/>
-              <w:bottom w:val="single" w:color="000000" w:sz="4" w:space="0"/>
-              <w:right w:val="single" w:color="000000" w:sz="4" w:space="0"/>
+              <w:top w:val="single" w:sz="4" w:space="0" w:color="auto"/>
+              <w:left w:val="single" w:sz="4" w:space="0" w:color="auto"/>
+              <w:bottom w:val="single" w:sz="4" w:space="0" w:color="auto"/>
+              <w:right w:val="single" w:sz="4" w:space="0" w:color="auto"/>
             </w:tcBorders>
             <w:tcMar>
               <w:top w:w="60" w:type="dxa"/>
@@ -1851,35 +2105,13 @@
         </w:tc>
         <w:tc>
           <w:tcPr>
-            <w:tcW w:w="900" w:type="dxa"/>
-            <w:tcBorders>
-              <w:top w:val="single" w:color="000000" w:sz="4" w:space="0"/>
-              <w:left w:val="single" w:color="000000" w:sz="4" w:space="0"/>
-              <w:bottom w:val="single" w:color="000000" w:sz="4" w:space="0"/>
-              <w:right w:val="single" w:color="000000" w:sz="4" w:space="0"/>
-            </w:tcBorders>
-            <w:tcMar>
-              <w:top w:w="60" w:type="dxa"/>
-              <w:left w:w="80" w:type="dxa"/>
-              <w:bottom w:w="60" w:type="dxa"/>
-              <w:right w:w="80" w:type="dxa"/>
-            </w:tcMar>
-          </w:tcPr>
-          <w:p>
-            <w:pPr>
-              <w:spacing w:line="276" w:lineRule="auto"/>
-            </w:pPr>
-          </w:p>
-        </w:tc>
-        <w:tc>
-          <w:tcPr>
-            <w:tcW w:w="2500" w:type="dxa"/>
+            <w:tcW w:w="1973" w:type="dxa"/>
             <w:gridSpan w:val="2"/>
             <w:tcBorders>
-              <w:top w:val="single" w:color="000000" w:sz="4" w:space="0"/>
-              <w:left w:val="single" w:color="000000" w:sz="4" w:space="0"/>
-              <w:bottom w:val="single" w:color="000000" w:sz="4" w:space="0"/>
-              <w:right w:val="single" w:color="000000" w:sz="4" w:space="0"/>
+              <w:top w:val="single" w:sz="4" w:space="0" w:color="auto"/>
+              <w:left w:val="single" w:sz="4" w:space="0" w:color="auto"/>
+              <w:bottom w:val="single" w:sz="4" w:space="0" w:color="auto"/>
+              <w:right w:val="single" w:sz="4" w:space="0" w:color="auto"/>
             </w:tcBorders>
             <w:tcMar>
               <w:top w:w="60" w:type="dxa"/>
@@ -1896,12 +2128,34 @@
         </w:tc>
         <w:tc>
           <w:tcPr>
-            <w:tcW w:w="3226" w:type="dxa"/>
+            <w:tcW w:w="1618" w:type="dxa"/>
             <w:tcBorders>
-              <w:top w:val="single" w:color="000000" w:sz="4" w:space="0"/>
-              <w:left w:val="single" w:color="000000" w:sz="4" w:space="0"/>
-              <w:bottom w:val="single" w:color="000000" w:sz="4" w:space="0"/>
-              <w:right w:val="single" w:color="000000" w:sz="4" w:space="0"/>
+              <w:top w:val="single" w:sz="4" w:space="0" w:color="auto"/>
+              <w:left w:val="single" w:sz="4" w:space="0" w:color="auto"/>
+              <w:bottom w:val="single" w:sz="4" w:space="0" w:color="auto"/>
+              <w:right w:val="single" w:sz="4" w:space="0" w:color="auto"/>
+            </w:tcBorders>
+            <w:tcMar>
+              <w:top w:w="60" w:type="dxa"/>
+              <w:left w:w="80" w:type="dxa"/>
+              <w:bottom w:w="60" w:type="dxa"/>
+              <w:right w:w="80" w:type="dxa"/>
+            </w:tcMar>
+          </w:tcPr>
+          <w:p>
+            <w:pPr>
+              <w:spacing w:line="276" w:lineRule="auto"/>
+            </w:pPr>
+          </w:p>
+        </w:tc>
+        <w:tc>
+          <w:tcPr>
+            <w:tcW w:w="2079" w:type="dxa"/>
+            <w:tcBorders>
+              <w:top w:val="single" w:sz="4" w:space="0" w:color="auto"/>
+              <w:left w:val="single" w:sz="4" w:space="0" w:color="auto"/>
+              <w:bottom w:val="single" w:sz="4" w:space="0" w:color="auto"/>
+              <w:right w:val="single" w:sz="4" w:space="0" w:color="auto"/>
             </w:tcBorders>
             <w:tcMar>
               <w:top w:w="60" w:type="dxa"/>
@@ -1918,15 +2172,26 @@
         </w:tc>
       </w:tr>
       <w:tr>
-        <w:tc>
-          <w:tcPr>
-            <w:tcW w:w="5500" w:type="dxa"/>
-            <w:gridSpan w:val="5"/>
+        <w:tblPrEx>
+          <w:tblW w:w="10343" w:type="dxa"/>
+          <w:tblCellMar>
+            <w:left w:w="10" w:type="dxa"/>
+            <w:right w:w="10" w:type="dxa"/>
+          </w:tblCellMar>
+          <w:tblLook w:val="04A0"/>
+        </w:tblPrEx>
+        <w:trPr>
+          <w:trHeight w:hRule="auto" w:val="0"/>
+        </w:trPr>
+        <w:tc>
+          <w:tcPr>
+            <w:tcW w:w="6374" w:type="dxa"/>
+            <w:gridSpan w:val="4"/>
             <w:tcBorders>
-              <w:top w:val="none" w:color="FFFFFF" w:sz="0" w:space="0"/>
-              <w:left w:val="single" w:color="000000" w:sz="4" w:space="0"/>
-              <w:bottom w:val="single" w:color="000000" w:sz="4" w:space="0"/>
-              <w:right w:val="none" w:color="FFFFFF" w:sz="0" w:space="0"/>
+              <w:top w:val="nil"/>
+              <w:left w:val="single" w:sz="4" w:space="0" w:color="auto"/>
+              <w:bottom w:val="single" w:sz="4" w:space="0" w:color="auto"/>
+              <w:right w:val="nil"/>
             </w:tcBorders>
             <w:tcMar>
               <w:top w:w="60" w:type="dxa"/>
@@ -1937,26 +2202,60 @@
           </w:tcPr>
           <w:p>
             <w:pPr>
-              <w:spacing w:line="276" w:lineRule="auto"/>
-            </w:pPr>
-            <w:proofErr w:type="spellStart"/>
-            <w:proofErr w:type="gramStart"/>
+              <w:tabs>
+                <w:tab w:val="right" w:pos="7995"/>
+              </w:tabs>
+              <w:spacing w:line="276" w:lineRule="auto"/>
+            </w:pPr>
             <w:r>
               <w:rPr>
                 <w:sz w:val="18"/>
                 <w:szCs w:val="18"/>
               </w:rPr>
-              <w:t>Catatan</w:t>
-            </w:r>
-            <w:proofErr w:type="spellEnd"/>
+              <w:t xml:space="preserve">Catatan</w:t>
+            </w:r>
             <w:r>
               <w:rPr>
                 <w:sz w:val="18"/>
                 <w:szCs w:val="18"/>
               </w:rPr>
-              <w:t xml:space="preserve"> :</w:t>
-            </w:r>
-            <w:proofErr w:type="gramEnd"/>
+              <w:t xml:space="preserve"> : </w:t>
+            </w:r>
+            <w:r>
+              <w:rPr>
+                <w:sz w:val="18"/>
+                <w:szCs w:val="18"/>
+              </w:rPr>
+              <w:t xml:space="preserve">Perangkat</w:t>
+            </w:r>
+            <w:r>
+              <w:rPr>
+                <w:sz w:val="18"/>
+                <w:szCs w:val="18"/>
+              </w:rPr>
+              <w:t xml:space="preserve"> IT </w:t>
+            </w:r>
+            <w:r>
+              <w:rPr>
+                <w:sz w:val="18"/>
+                <w:szCs w:val="18"/>
+              </w:rPr>
+              <w:t xml:space="preserve">ini</w:t>
+            </w:r>
+            <w:r>
+              <w:rPr>
+                <w:sz w:val="18"/>
+                <w:szCs w:val="18"/>
+              </w:rPr>
+              <w:t xml:space="preserve"> di </w:t>
+            </w:r>
+            <w:r>
+              <w:rPr>
+                <w:sz w:val="18"/>
+                <w:szCs w:val="18"/>
+              </w:rPr>
+              <w:t xml:space="preserve">pinjamkan</w:t>
+            </w:r>
             <w:r>
               <w:rPr>
                 <w:sz w:val="18"/>
@@ -1964,111 +2263,46 @@
               </w:rPr>
               <w:t xml:space="preserve"> </w:t>
             </w:r>
-            <w:proofErr w:type="spellStart"/>
             <w:r>
               <w:rPr>
                 <w:sz w:val="18"/>
                 <w:szCs w:val="18"/>
               </w:rPr>
-              <w:t>Perangkat</w:t>
-            </w:r>
-            <w:proofErr w:type="spellEnd"/>
+              <w:t xml:space="preserve">berdasarkan</w:t>
+            </w:r>
+          </w:p>
+          <w:p>
+            <w:pPr>
+              <w:tabs>
+                <w:tab w:val="right" w:pos="7995"/>
+              </w:tabs>
+              <w:spacing w:line="276" w:lineRule="auto"/>
+            </w:pPr>
             <w:r>
               <w:rPr>
                 <w:sz w:val="18"/>
                 <w:szCs w:val="18"/>
               </w:rPr>
-              <w:t xml:space="preserve"> IT </w:t>
-            </w:r>
-            <w:proofErr w:type="spellStart"/>
+              <w:t xml:space="preserve">Tiket</w:t>
+            </w:r>
             <w:r>
               <w:rPr>
                 <w:sz w:val="18"/>
                 <w:szCs w:val="18"/>
               </w:rPr>
-              <w:t>ini</w:t>
-            </w:r>
-            <w:proofErr w:type="spellEnd"/>
-            <w:r>
-              <w:rPr>
-                <w:sz w:val="18"/>
-                <w:szCs w:val="18"/>
-              </w:rPr>
-              <w:t xml:space="preserve"> di </w:t>
-            </w:r>
-            <w:proofErr w:type="spellStart"/>
-            <w:r>
-              <w:rPr>
-                <w:sz w:val="18"/>
-                <w:szCs w:val="18"/>
-              </w:rPr>
-              <w:t>pinjamkan</w:t>
-            </w:r>
-            <w:proofErr w:type="spellEnd"/>
-            <w:r>
-              <w:rPr>
-                <w:sz w:val="18"/>
-                <w:szCs w:val="18"/>
-              </w:rPr>
-              <w:t xml:space="preserve"> </w:t>
-            </w:r>
-            <w:proofErr w:type="spellStart"/>
-            <w:r>
-              <w:rPr>
-                <w:sz w:val="18"/>
-                <w:szCs w:val="18"/>
-              </w:rPr>
-              <w:t>berdasarkan</w:t>
-            </w:r>
-            <w:proofErr w:type="spellEnd"/>
-          </w:p>
-          <w:p>
-            <w:pPr>
-              <w:spacing w:line="276" w:lineRule="auto"/>
-            </w:pPr>
-            <w:proofErr w:type="spellStart"/>
-            <w:r>
-              <w:rPr>
-                <w:sz w:val="18"/>
-                <w:szCs w:val="18"/>
-              </w:rPr>
-              <w:t>Tiket</w:t>
-            </w:r>
-            <w:proofErr w:type="spellEnd"/>
-            <w:r>
-              <w:rPr>
-                <w:sz w:val="18"/>
-                <w:szCs w:val="18"/>
-              </w:rPr>
-              <w:t xml:space="preserve"> di My SSC </w:t>
-            </w:r>
-            <w:proofErr w:type="gramStart"/>
-            <w:r>
-              <w:rPr>
-                <w:sz w:val="18"/>
-                <w:szCs w:val="18"/>
-              </w:rPr>
-              <w:t>No :</w:t>
-            </w:r>
-            <w:proofErr w:type="gramEnd"/>
-            <w:r>
-              <w:rPr>
-                <w:sz w:val="18"/>
-                <w:szCs w:val="18"/>
-              </w:rPr>
-              <w:t xml:space="preserve"> WO00000DUMMY001</w:t>
-            </w:r>
-          </w:p>
-        </w:tc>
-        <w:tc>
-          <w:tcPr>
-            <w:tcW w:w="3526" w:type="dxa"/>
-            <w:gridSpan w:val="2"/>
+              <w:t xml:space="preserve"> di My SSC No : WO00000DUMMY001</w:t>
+            </w:r>
+          </w:p>
+        </w:tc>
+        <w:tc>
+          <w:tcPr>
+            <w:tcW w:w="3969" w:type="dxa"/>
+            <w:gridSpan w:val="3"/>
             <w:tcBorders>
-              <w:top w:val="none" w:color="FFFFFF" w:sz="0" w:space="0"/>
-              <w:left w:val="none" w:color="FFFFFF" w:sz="0" w:space="0"/>
-              <w:bottom w:val="single" w:color="000000" w:sz="4" w:space="0"/>
-              <w:right w:val="single" w:color="000000" w:sz="4" w:space="0"/>
+              <w:top w:val="nil"/>
+              <w:left w:val="nil"/>
+              <w:bottom w:val="single" w:sz="4" w:space="0" w:color="auto"/>
+              <w:right w:val="single" w:sz="4" w:space="0" w:color="auto"/>
             </w:tcBorders>
             <w:tcMar>
               <w:top w:w="60" w:type="dxa"/>
@@ -2077,64 +2311,7 @@
               <w:right w:w="80" w:type="dxa"/>
             </w:tcMar>
           </w:tcPr>
-          <w:p>
-            <w:pPr>
-              <w:spacing w:line="276" w:lineRule="auto"/>
-            </w:pPr>
-            <w:r>
-              <w:rPr>
-                <w:sz w:val="18"/>
-                <w:szCs w:val="18"/>
-              </w:rPr>
-              <w:t xml:space="preserve">SN </w:t>
-            </w:r>
-            <w:proofErr w:type="gramStart"/>
-            <w:r>
-              <w:rPr>
-                <w:sz w:val="18"/>
-                <w:szCs w:val="18"/>
-              </w:rPr>
-              <w:t>lama :</w:t>
-            </w:r>
-            <w:proofErr w:type="gramEnd"/>
-            <w:r>
-              <w:rPr>
-                <w:sz w:val="18"/>
-                <w:szCs w:val="18"/>
-              </w:rPr>
-              <w:t xml:space="preserve"> -</w:t>
-            </w:r>
-          </w:p>
-          <w:p>
-            <w:pPr>
-              <w:spacing w:line="276" w:lineRule="auto"/>
-            </w:pPr>
-            <w:proofErr w:type="spellStart"/>
-            <w:proofErr w:type="gramStart"/>
-            <w:r>
-              <w:rPr>
-                <w:sz w:val="18"/>
-                <w:szCs w:val="18"/>
-              </w:rPr>
-              <w:t>Tanggal</w:t>
-            </w:r>
-            <w:proofErr w:type="spellEnd"/>
-            <w:r>
-              <w:rPr>
-                <w:sz w:val="18"/>
-                <w:szCs w:val="18"/>
-              </w:rPr>
-              <w:t xml:space="preserve">  :</w:t>
-            </w:r>
-            <w:proofErr w:type="gramEnd"/>
-            <w:r>
-              <w:rPr>
-                <w:sz w:val="18"/>
-                <w:szCs w:val="18"/>
-              </w:rPr>
-              <w:t xml:space="preserve"> 12 June 2026</w:t>
-            </w:r>
-          </w:p>
+          <w:p/>
         </w:tc>
       </w:tr>
     </w:tbl>
@@ -2153,7 +2330,7 @@
           <w:b/>
           <w:bCs/>
         </w:rPr>
-        <w:t>II.</w:t>
+        <w:t xml:space="preserve">II.</w:t>
       </w:r>
       <w:r>
         <w:rPr>
@@ -2162,205 +2339,155 @@
         </w:rPr>
         <w:tab/>
       </w:r>
-      <w:proofErr w:type="spellStart"/>
-      <w:r>
-        <w:t>Pihak</w:t>
-      </w:r>
-      <w:proofErr w:type="spellEnd"/>
+      <w:r>
+        <w:t xml:space="preserve">Pihak</w:t>
+      </w:r>
       <w:r>
         <w:t xml:space="preserve"> </w:t>
       </w:r>
-      <w:proofErr w:type="spellStart"/>
-      <w:r>
-        <w:t>penerima</w:t>
-      </w:r>
-      <w:proofErr w:type="spellEnd"/>
+      <w:r>
+        <w:t xml:space="preserve">penerima</w:t>
+      </w:r>
       <w:r>
         <w:t xml:space="preserve"> </w:t>
       </w:r>
-      <w:proofErr w:type="spellStart"/>
-      <w:r>
-        <w:t>bertanggung</w:t>
-      </w:r>
-      <w:proofErr w:type="spellEnd"/>
+      <w:r>
+        <w:t xml:space="preserve">bertanggung</w:t>
+      </w:r>
       <w:r>
         <w:t xml:space="preserve"> </w:t>
       </w:r>
-      <w:proofErr w:type="spellStart"/>
-      <w:r>
-        <w:t>jawab</w:t>
-      </w:r>
-      <w:proofErr w:type="spellEnd"/>
+      <w:r>
+        <w:t xml:space="preserve">jawab</w:t>
+      </w:r>
       <w:r>
         <w:t xml:space="preserve"> </w:t>
       </w:r>
-      <w:proofErr w:type="spellStart"/>
-      <w:r>
-        <w:t>sepenuhnya</w:t>
-      </w:r>
-      <w:proofErr w:type="spellEnd"/>
+      <w:r>
+        <w:t xml:space="preserve">sepenuhnya</w:t>
+      </w:r>
       <w:r>
         <w:t xml:space="preserve"> </w:t>
       </w:r>
-      <w:proofErr w:type="spellStart"/>
-      <w:r>
-        <w:t>atas</w:t>
-      </w:r>
-      <w:proofErr w:type="spellEnd"/>
+      <w:r>
+        <w:t xml:space="preserve">atas</w:t>
+      </w:r>
       <w:r>
         <w:t xml:space="preserve"> </w:t>
       </w:r>
-      <w:proofErr w:type="spellStart"/>
-      <w:r>
-        <w:t>peralatan</w:t>
-      </w:r>
-      <w:proofErr w:type="spellEnd"/>
+      <w:r>
+        <w:t xml:space="preserve">peralatan</w:t>
+      </w:r>
       <w:r>
         <w:t xml:space="preserve"> yang </w:t>
       </w:r>
-      <w:proofErr w:type="spellStart"/>
-      <w:r>
-        <w:t>digunakannya</w:t>
-      </w:r>
-      <w:proofErr w:type="spellEnd"/>
+      <w:r>
+        <w:t xml:space="preserve">digunakannya</w:t>
+      </w:r>
       <w:r>
         <w:t xml:space="preserve"> dan </w:t>
       </w:r>
-      <w:proofErr w:type="spellStart"/>
-      <w:r>
-        <w:t>telah</w:t>
-      </w:r>
-      <w:proofErr w:type="spellEnd"/>
+      <w:r>
+        <w:t xml:space="preserve">telah</w:t>
+      </w:r>
       <w:r>
         <w:t xml:space="preserve"> </w:t>
       </w:r>
-      <w:proofErr w:type="spellStart"/>
-      <w:r>
-        <w:t>membaca</w:t>
-      </w:r>
-      <w:proofErr w:type="spellEnd"/>
+      <w:r>
+        <w:t xml:space="preserve">membaca</w:t>
+      </w:r>
       <w:r>
         <w:t xml:space="preserve"> dan </w:t>
       </w:r>
-      <w:proofErr w:type="spellStart"/>
-      <w:r>
-        <w:t>setuju</w:t>
-      </w:r>
-      <w:proofErr w:type="spellEnd"/>
+      <w:r>
+        <w:t xml:space="preserve">setuju</w:t>
+      </w:r>
       <w:r>
         <w:t xml:space="preserve"> </w:t>
       </w:r>
-      <w:proofErr w:type="spellStart"/>
-      <w:r>
-        <w:t>dengan</w:t>
-      </w:r>
-      <w:proofErr w:type="spellEnd"/>
+      <w:r>
+        <w:t xml:space="preserve">dengan</w:t>
+      </w:r>
       <w:r>
         <w:t xml:space="preserve"> </w:t>
       </w:r>
-      <w:proofErr w:type="spellStart"/>
-      <w:r>
-        <w:t>ketentuan</w:t>
-      </w:r>
-      <w:proofErr w:type="spellEnd"/>
+      <w:r>
+        <w:t xml:space="preserve">ketentuan</w:t>
+      </w:r>
       <w:r>
         <w:t xml:space="preserve"> </w:t>
       </w:r>
-      <w:proofErr w:type="spellStart"/>
-      <w:r>
-        <w:t>tambahan</w:t>
-      </w:r>
-      <w:proofErr w:type="spellEnd"/>
+      <w:r>
+        <w:t xml:space="preserve">tambahan</w:t>
+      </w:r>
       <w:r>
         <w:t xml:space="preserve"> yang </w:t>
       </w:r>
-      <w:proofErr w:type="spellStart"/>
-      <w:r>
-        <w:t>tercantum</w:t>
-      </w:r>
-      <w:proofErr w:type="spellEnd"/>
+      <w:r>
+        <w:t xml:space="preserve">tercantum</w:t>
+      </w:r>
       <w:r>
         <w:t xml:space="preserve"> pada </w:t>
       </w:r>
-      <w:proofErr w:type="spellStart"/>
-      <w:r>
-        <w:t>halaman</w:t>
-      </w:r>
-      <w:proofErr w:type="spellEnd"/>
+      <w:r>
+        <w:t xml:space="preserve">halaman</w:t>
+      </w:r>
       <w:r>
         <w:t xml:space="preserve"> </w:t>
       </w:r>
-      <w:proofErr w:type="spellStart"/>
-      <w:r>
-        <w:t>belakang</w:t>
-      </w:r>
-      <w:proofErr w:type="spellEnd"/>
+      <w:r>
+        <w:t xml:space="preserve">belakang</w:t>
+      </w:r>
       <w:r>
         <w:t xml:space="preserve"> </w:t>
       </w:r>
-      <w:proofErr w:type="spellStart"/>
-      <w:r>
-        <w:t>dari</w:t>
-      </w:r>
-      <w:proofErr w:type="spellEnd"/>
+      <w:r>
+        <w:t xml:space="preserve">dari</w:t>
+      </w:r>
       <w:r>
         <w:t xml:space="preserve"> </w:t>
       </w:r>
-      <w:proofErr w:type="spellStart"/>
-      <w:r>
-        <w:t>lembar</w:t>
-      </w:r>
-      <w:proofErr w:type="spellEnd"/>
+      <w:r>
+        <w:t xml:space="preserve">lembar</w:t>
+      </w:r>
       <w:r>
         <w:t xml:space="preserve"> </w:t>
       </w:r>
-      <w:proofErr w:type="spellStart"/>
-      <w:r>
-        <w:t>bukti</w:t>
-      </w:r>
-      <w:proofErr w:type="spellEnd"/>
+      <w:r>
+        <w:t xml:space="preserve">bukti</w:t>
+      </w:r>
       <w:r>
         <w:t xml:space="preserve"> </w:t>
       </w:r>
-      <w:proofErr w:type="spellStart"/>
-      <w:r>
-        <w:t>penerimaan</w:t>
-      </w:r>
-      <w:proofErr w:type="spellEnd"/>
+      <w:r>
+        <w:t xml:space="preserve">penerimaan</w:t>
+      </w:r>
       <w:r>
         <w:t xml:space="preserve"> </w:t>
       </w:r>
-      <w:proofErr w:type="spellStart"/>
-      <w:r>
-        <w:t>barang</w:t>
-      </w:r>
-      <w:proofErr w:type="spellEnd"/>
+      <w:r>
+        <w:t xml:space="preserve">barang</w:t>
+      </w:r>
       <w:r>
         <w:t xml:space="preserve"> </w:t>
       </w:r>
-      <w:proofErr w:type="spellStart"/>
-      <w:r>
-        <w:t>ini</w:t>
-      </w:r>
-      <w:proofErr w:type="spellEnd"/>
+      <w:r>
+        <w:t xml:space="preserve">ini</w:t>
+      </w:r>
       <w:r>
         <w:t xml:space="preserve"> (</w:t>
       </w:r>
-      <w:proofErr w:type="spellStart"/>
-      <w:r>
-        <w:t>wajib</w:t>
-      </w:r>
-      <w:proofErr w:type="spellEnd"/>
+      <w:r>
+        <w:t xml:space="preserve">wajib</w:t>
+      </w:r>
       <w:r>
         <w:t xml:space="preserve"> </w:t>
       </w:r>
-      <w:proofErr w:type="spellStart"/>
-      <w:r>
-        <w:t>dibaca</w:t>
-      </w:r>
-      <w:proofErr w:type="spellEnd"/>
-      <w:r>
-        <w:t>).</w:t>
+      <w:r>
+        <w:t xml:space="preserve">dibaca</w:t>
+      </w:r>
+      <w:r>
+        <w:t xml:space="preserve">).</w:t>
       </w:r>
     </w:p>
     <w:p>
@@ -2376,7 +2503,7 @@
           <w:b/>
           <w:bCs/>
         </w:rPr>
-        <w:t>III.</w:t>
+        <w:t xml:space="preserve">III.</w:t>
       </w:r>
       <w:r>
         <w:rPr>
@@ -2385,203 +2512,153 @@
         </w:rPr>
         <w:tab/>
       </w:r>
-      <w:proofErr w:type="spellStart"/>
-      <w:r>
-        <w:t>Apabila</w:t>
-      </w:r>
-      <w:proofErr w:type="spellEnd"/>
+      <w:r>
+        <w:t xml:space="preserve">Apabila</w:t>
+      </w:r>
       <w:r>
         <w:t xml:space="preserve"> </w:t>
       </w:r>
-      <w:proofErr w:type="spellStart"/>
-      <w:r>
-        <w:t>terjadi</w:t>
-      </w:r>
-      <w:proofErr w:type="spellEnd"/>
+      <w:r>
+        <w:t xml:space="preserve">terjadi</w:t>
+      </w:r>
       <w:r>
         <w:t xml:space="preserve"> </w:t>
       </w:r>
-      <w:proofErr w:type="spellStart"/>
-      <w:r>
-        <w:t>pencurian</w:t>
-      </w:r>
-      <w:proofErr w:type="spellEnd"/>
-      <w:r>
-        <w:t>/</w:t>
-      </w:r>
-      <w:proofErr w:type="spellStart"/>
-      <w:r>
-        <w:t>kehilangan</w:t>
-      </w:r>
-      <w:proofErr w:type="spellEnd"/>
+      <w:r>
+        <w:t xml:space="preserve">pencurian</w:t>
+      </w:r>
+      <w:r>
+        <w:t xml:space="preserve">/</w:t>
+      </w:r>
+      <w:r>
+        <w:t xml:space="preserve">kehilangan</w:t>
+      </w:r>
       <w:r>
         <w:t xml:space="preserve"> </w:t>
       </w:r>
-      <w:proofErr w:type="spellStart"/>
-      <w:r>
-        <w:t>perangkat</w:t>
-      </w:r>
-      <w:proofErr w:type="spellEnd"/>
+      <w:r>
+        <w:t xml:space="preserve">perangkat</w:t>
+      </w:r>
       <w:r>
         <w:t xml:space="preserve"> yang </w:t>
       </w:r>
-      <w:proofErr w:type="spellStart"/>
-      <w:r>
-        <w:t>diserahkan</w:t>
-      </w:r>
-      <w:proofErr w:type="spellEnd"/>
+      <w:r>
+        <w:t xml:space="preserve">diserahkan</w:t>
+      </w:r>
       <w:r>
         <w:t xml:space="preserve"> </w:t>
       </w:r>
-      <w:proofErr w:type="spellStart"/>
-      <w:r>
-        <w:t>kepada</w:t>
-      </w:r>
-      <w:proofErr w:type="spellEnd"/>
+      <w:r>
+        <w:t xml:space="preserve">kepada</w:t>
+      </w:r>
       <w:r>
         <w:t xml:space="preserve"> </w:t>
       </w:r>
-      <w:proofErr w:type="spellStart"/>
-      <w:r>
-        <w:t>pemakai</w:t>
-      </w:r>
-      <w:proofErr w:type="spellEnd"/>
-      <w:r>
-        <w:t>/</w:t>
-      </w:r>
-      <w:proofErr w:type="spellStart"/>
-      <w:r>
-        <w:t>penanggung</w:t>
-      </w:r>
-      <w:proofErr w:type="spellEnd"/>
+      <w:r>
+        <w:t xml:space="preserve">pemakai</w:t>
+      </w:r>
+      <w:r>
+        <w:t xml:space="preserve">/</w:t>
+      </w:r>
+      <w:r>
+        <w:t xml:space="preserve">penanggung</w:t>
+      </w:r>
       <w:r>
         <w:t xml:space="preserve"> </w:t>
       </w:r>
-      <w:proofErr w:type="spellStart"/>
-      <w:r>
-        <w:t>jawab</w:t>
-      </w:r>
-      <w:proofErr w:type="spellEnd"/>
+      <w:r>
+        <w:t xml:space="preserve">jawab</w:t>
+      </w:r>
       <w:r>
         <w:t xml:space="preserve">, </w:t>
       </w:r>
-      <w:proofErr w:type="spellStart"/>
-      <w:r>
-        <w:t>maka</w:t>
-      </w:r>
-      <w:proofErr w:type="spellEnd"/>
+      <w:r>
+        <w:t xml:space="preserve">maka</w:t>
+      </w:r>
       <w:r>
         <w:t xml:space="preserve"> </w:t>
       </w:r>
-      <w:proofErr w:type="spellStart"/>
-      <w:r>
-        <w:t>pemakai</w:t>
-      </w:r>
-      <w:proofErr w:type="spellEnd"/>
-      <w:r>
-        <w:t>/</w:t>
-      </w:r>
-      <w:proofErr w:type="spellStart"/>
-      <w:r>
-        <w:t>penanggung</w:t>
-      </w:r>
-      <w:proofErr w:type="spellEnd"/>
+      <w:r>
+        <w:t xml:space="preserve">pemakai</w:t>
+      </w:r>
+      <w:r>
+        <w:t xml:space="preserve">/</w:t>
+      </w:r>
+      <w:r>
+        <w:t xml:space="preserve">penanggung</w:t>
+      </w:r>
       <w:r>
         <w:t xml:space="preserve"> </w:t>
       </w:r>
-      <w:proofErr w:type="spellStart"/>
-      <w:r>
-        <w:t>jawab</w:t>
-      </w:r>
-      <w:proofErr w:type="spellEnd"/>
+      <w:r>
+        <w:t xml:space="preserve">jawab</w:t>
+      </w:r>
       <w:r>
         <w:t xml:space="preserve"> </w:t>
       </w:r>
-      <w:proofErr w:type="spellStart"/>
-      <w:r>
-        <w:t>harus</w:t>
-      </w:r>
-      <w:proofErr w:type="spellEnd"/>
+      <w:r>
+        <w:t xml:space="preserve">harus</w:t>
+      </w:r>
       <w:r>
         <w:t xml:space="preserve"> </w:t>
       </w:r>
-      <w:proofErr w:type="spellStart"/>
-      <w:r>
-        <w:t>melaporkan</w:t>
-      </w:r>
-      <w:proofErr w:type="spellEnd"/>
+      <w:r>
+        <w:t xml:space="preserve">melaporkan</w:t>
+      </w:r>
       <w:r>
         <w:t xml:space="preserve">     </w:t>
       </w:r>
-      <w:proofErr w:type="spellStart"/>
-      <w:r>
-        <w:t>kepada</w:t>
-      </w:r>
-      <w:proofErr w:type="spellEnd"/>
+      <w:r>
+        <w:t xml:space="preserve">kepada</w:t>
+      </w:r>
       <w:r>
         <w:t xml:space="preserve"> </w:t>
       </w:r>
-      <w:proofErr w:type="spellStart"/>
-      <w:r>
-        <w:t>Kepolisian</w:t>
-      </w:r>
-      <w:proofErr w:type="spellEnd"/>
+      <w:r>
+        <w:t xml:space="preserve">Kepolisian</w:t>
+      </w:r>
       <w:r>
         <w:t xml:space="preserve"> dan </w:t>
       </w:r>
-      <w:proofErr w:type="spellStart"/>
-      <w:r>
-        <w:t>Sekuriti</w:t>
-      </w:r>
-      <w:proofErr w:type="spellEnd"/>
+      <w:r>
+        <w:t xml:space="preserve">Sekuriti</w:t>
+      </w:r>
       <w:r>
         <w:t xml:space="preserve"> PERTAMINA </w:t>
       </w:r>
-      <w:proofErr w:type="spellStart"/>
-      <w:r>
-        <w:t>dimana</w:t>
-      </w:r>
-      <w:proofErr w:type="spellEnd"/>
+      <w:r>
+        <w:t xml:space="preserve">dimana</w:t>
+      </w:r>
       <w:r>
         <w:t xml:space="preserve"> </w:t>
       </w:r>
-      <w:proofErr w:type="spellStart"/>
-      <w:r>
-        <w:t>terjadi</w:t>
-      </w:r>
-      <w:proofErr w:type="spellEnd"/>
+      <w:r>
+        <w:t xml:space="preserve">terjadi</w:t>
+      </w:r>
       <w:r>
         <w:t xml:space="preserve"> </w:t>
       </w:r>
-      <w:proofErr w:type="spellStart"/>
-      <w:r>
-        <w:t>pencurian</w:t>
-      </w:r>
-      <w:proofErr w:type="spellEnd"/>
+      <w:r>
+        <w:t xml:space="preserve">pencurian</w:t>
+      </w:r>
       <w:r>
         <w:t xml:space="preserve"> / </w:t>
       </w:r>
-      <w:proofErr w:type="spellStart"/>
-      <w:r>
-        <w:t>kehilangan</w:t>
-      </w:r>
-      <w:proofErr w:type="spellEnd"/>
+      <w:r>
+        <w:t xml:space="preserve">kehilangan</w:t>
+      </w:r>
       <w:r>
         <w:t xml:space="preserve"> </w:t>
       </w:r>
-      <w:proofErr w:type="spellStart"/>
-      <w:r>
-        <w:t>barang</w:t>
-      </w:r>
-      <w:proofErr w:type="spellEnd"/>
+      <w:r>
+        <w:t xml:space="preserve">barang</w:t>
+      </w:r>
       <w:r>
         <w:t xml:space="preserve"> </w:t>
       </w:r>
-      <w:proofErr w:type="spellStart"/>
-      <w:r>
-        <w:t>tersebut</w:t>
-      </w:r>
-      <w:proofErr w:type="spellEnd"/>
+      <w:r>
+        <w:t xml:space="preserve">tersebut</w:t>
+      </w:r>
       <w:r>
         <w:t xml:space="preserve">. </w:t>
       </w:r>
@@ -2589,7 +2666,7 @@
         <w:rPr>
           <w:lang w:val="nb-NO"/>
         </w:rPr>
-        <w:t>Laporan tsb akan diproses oleh pihak berwenang sesuai dengan peraturan yang berlaku.</w:t>
+        <w:t xml:space="preserve">Laporan tsb akan diproses oleh pihak berwenang sesuai dengan peraturan yang berlaku.</w:t>
       </w:r>
     </w:p>
     <w:p>
@@ -2606,7 +2683,7 @@
           <w:bCs/>
           <w:lang w:val="nb-NO"/>
         </w:rPr>
-        <w:t>IV.</w:t>
+        <w:t xml:space="preserve">IV.</w:t>
       </w:r>
       <w:r>
         <w:rPr>
@@ -2620,7 +2697,7 @@
         <w:rPr>
           <w:lang w:val="nb-NO"/>
         </w:rPr>
-        <w:t>Perangkat Notebook yang dipinjamkan adalah milik PT Pertamina Patra Niaga Regional Sumbagsel. Jika terjadi pencurian/kehilangan selama masa peminjaman maka Perusahaan tidak wajib memberikan pengganti notebook dan pekerja wajib menyediakan notebook pengganti sesuai spesifikasi hardware, software, OS yang ditentukan Perusahaan. Perangkat pengganti tetap akan dikelola oleh Perusahaan.</w:t>
+        <w:t xml:space="preserve">Perangkat Notebook yang dipinjamkan adalah milik PT Pertamina Patra Niaga Regional Sumbagsel. Jika terjadi pencurian/kehilangan selama masa peminjaman maka Perusahaan tidak wajib memberikan pengganti notebook dan pekerja wajib menyediakan notebook pengganti sesuai spesifikasi hardware, software, OS yang ditentukan Perusahaan. Perangkat pengganti tetap akan dikelola oleh Perusahaan.</w:t>
       </w:r>
     </w:p>
     <w:p>
@@ -2643,7 +2720,7 @@
         <w:rPr>
           <w:lang w:val="nb-NO"/>
         </w:rPr>
-        <w:t>Notebook peminjaman akan ditarik oleh Perusahaan apabila Pekerja yang bersangkutan berstatus Pemutusan Hubungan Kerja/Resign/Pensiun Dini atau akan menjalani MPPK dalam jangka waktu kurang dari 3 bulan atau 9 bulan sebelum Pensiun dengan Perusahaan selama masa peminjaman.</w:t>
+        <w:t xml:space="preserve">Notebook peminjaman akan ditarik oleh Perusahaan apabila Pekerja yang bersangkutan berstatus Pemutusan Hubungan Kerja/Resign/Pensiun Dini atau akan menjalani MPPK dalam jangka waktu kurang dari 3 bulan atau 9 bulan sebelum Pensiun dengan Perusahaan selama masa peminjaman.</w:t>
       </w:r>
     </w:p>
     <w:p>
@@ -2660,7 +2737,7 @@
           <w:bCs/>
           <w:lang w:val="nb-NO"/>
         </w:rPr>
-        <w:t>V.</w:t>
+        <w:t xml:space="preserve">V.</w:t>
       </w:r>
       <w:r>
         <w:rPr>
@@ -2674,7 +2751,7 @@
         <w:rPr>
           <w:lang w:val="nb-NO"/>
         </w:rPr>
-        <w:t>Telah dilakukan uji-coba terhadap perangkat-keras dan perangkat-lunak yang terpasang tersebut di atas yang dilaksanakan oleh petugas dari IT Sumbagsel dan pihak penerima sebagai pemakai/penanggung jawab, semua sepakat bahwa semua peralatan tersebut telah sesuai seperti tercantum di atas dan bekerja dengan baik serta laik pakai, sebagai berikut :</w:t>
+        <w:t xml:space="preserve">Telah dilakukan uji-coba terhadap perangkat-keras dan perangkat-lunak yang terpasang tersebut di atas yang dilaksanakan oleh petugas dari IT Sumbagsel dan pihak penerima sebagai pemakai/penanggung jawab, semua sepakat bahwa semua peralatan tersebut telah sesuai seperti tercantum di atas dan bekerja dengan baik serta laik pakai, sebagai berikut :</w:t>
       </w:r>
     </w:p>
     <w:p>
@@ -2691,8 +2768,7 @@
           <w:bCs/>
           <w:lang w:val="nb-NO"/>
         </w:rPr>
-        <w:lastRenderedPageBreak/>
-        <w:t>VI.</w:t>
+        <w:t xml:space="preserve">VI.</w:t>
       </w:r>
       <w:r>
         <w:rPr>
@@ -2706,7 +2782,7 @@
         <w:rPr>
           <w:lang w:val="nb-NO"/>
         </w:rPr>
-        <w:t>Kami sebagai Penerima/Penanggung Jawab telah membaca, memahami, dan menerima semua ketentuan Perusahaan tersebut.</w:t>
+        <w:t xml:space="preserve">Kami sebagai Penerima/Penanggung Jawab telah membaca, memahami, dan menerima semua ketentuan Perusahaan tersebut.</w:t>
       </w:r>
     </w:p>
     <w:p>
@@ -2719,145 +2795,166 @@
     </w:p>
     <w:tbl>
       <w:tblPr>
-        <w:tblW w:w="9026" w:type="dxa"/>
+        <w:tblStyle w:val="NormalTable"/>
+        <w:tblW w:w="10490" w:type="dxa"/>
         <w:tblCellMar>
           <w:left w:w="10" w:type="dxa"/>
           <w:right w:w="10" w:type="dxa"/>
         </w:tblCellMar>
-        <w:tblLook w:val="04A0" w:firstRow="1" w:lastRow="0" w:firstColumn="1" w:lastColumn="0" w:noHBand="0" w:noVBand="1"/>
+        <w:tblLook w:val="04A0"/>
       </w:tblPr>
       <w:tblGrid>
-        <w:gridCol w:w="3008"/>
-        <w:gridCol w:w="3010"/>
-        <w:gridCol w:w="3008"/>
+        <w:gridCol w:w="4111"/>
+        <w:gridCol w:w="4111"/>
+        <w:gridCol w:w="2268"/>
       </w:tblGrid>
       <w:tr>
-        <w:tc>
-          <w:tcPr>
-            <w:tcW w:w="3008" w:type="dxa"/>
-            <w:tcMar>
-              <w:top w:w="60" w:type="dxa"/>
-              <w:left w:w="80" w:type="dxa"/>
-              <w:bottom w:w="60" w:type="dxa"/>
-              <w:right w:w="80" w:type="dxa"/>
-            </w:tcMar>
-          </w:tcPr>
-          <w:p>
-            <w:pPr>
-              <w:spacing w:line="276" w:lineRule="auto"/>
+        <w:tblPrEx>
+          <w:tblW w:w="10490" w:type="dxa"/>
+          <w:tblCellMar>
+            <w:left w:w="10" w:type="dxa"/>
+            <w:right w:w="10" w:type="dxa"/>
+          </w:tblCellMar>
+          <w:tblLook w:val="04A0"/>
+        </w:tblPrEx>
+        <w:trPr>
+          <w:trHeight w:hRule="auto" w:val="0"/>
+        </w:trPr>
+        <w:tc>
+          <w:tcPr>
+            <w:tcW w:w="4111" w:type="dxa"/>
+            <w:tcMar>
+              <w:top w:w="60" w:type="dxa"/>
+              <w:left w:w="80" w:type="dxa"/>
+              <w:bottom w:w="60" w:type="dxa"/>
+              <w:right w:w="80" w:type="dxa"/>
+            </w:tcMar>
+          </w:tcPr>
+          <w:p>
+            <w:pPr>
+              <w:spacing w:line="276" w:lineRule="auto"/>
+              <w:jc w:val="both"/>
             </w:pPr>
             <w:r>
               <w:t xml:space="preserve">Yang </w:t>
             </w:r>
-            <w:proofErr w:type="spellStart"/>
-            <w:r>
-              <w:t>menyerahkan</w:t>
-            </w:r>
-            <w:proofErr w:type="spellEnd"/>
-            <w:r>
-              <w:t>,</w:t>
-            </w:r>
-          </w:p>
-        </w:tc>
-        <w:tc>
-          <w:tcPr>
-            <w:tcW w:w="3010" w:type="dxa"/>
-            <w:tcMar>
-              <w:top w:w="60" w:type="dxa"/>
-              <w:left w:w="80" w:type="dxa"/>
-              <w:bottom w:w="60" w:type="dxa"/>
-              <w:right w:w="80" w:type="dxa"/>
-            </w:tcMar>
-          </w:tcPr>
-          <w:p>
-            <w:pPr>
-              <w:spacing w:line="276" w:lineRule="auto"/>
-            </w:pPr>
-            <w:proofErr w:type="spellStart"/>
-            <w:r>
-              <w:t>Mengetahui</w:t>
-            </w:r>
-            <w:proofErr w:type="spellEnd"/>
-            <w:r>
-              <w:t>,</w:t>
-            </w:r>
-          </w:p>
-          <w:p>
-            <w:pPr>
-              <w:spacing w:line="276" w:lineRule="auto"/>
-            </w:pPr>
-            <w:r>
-              <w:t>Officer I System Operation</w:t>
-            </w:r>
-          </w:p>
-        </w:tc>
-        <w:tc>
-          <w:tcPr>
-            <w:tcW w:w="3008" w:type="dxa"/>
-            <w:tcMar>
-              <w:top w:w="60" w:type="dxa"/>
-              <w:left w:w="80" w:type="dxa"/>
-              <w:bottom w:w="60" w:type="dxa"/>
-              <w:right w:w="80" w:type="dxa"/>
-            </w:tcMar>
-          </w:tcPr>
-          <w:p>
-            <w:pPr>
-              <w:spacing w:line="276" w:lineRule="auto"/>
-            </w:pPr>
-            <w:r>
-              <w:t>Palembang, 12 June 2026</w:t>
-            </w:r>
-          </w:p>
-          <w:p>
-            <w:pPr>
-              <w:spacing w:line="276" w:lineRule="auto"/>
-            </w:pPr>
-            <w:r>
-              <w:t>Yang Menerima,</w:t>
+            <w:r>
+              <w:t xml:space="preserve">menyerahkan</w:t>
+            </w:r>
+            <w:r>
+              <w:t xml:space="preserve">,</w:t>
+            </w:r>
+          </w:p>
+        </w:tc>
+        <w:tc>
+          <w:tcPr>
+            <w:tcW w:w="4111" w:type="dxa"/>
+            <w:tcMar>
+              <w:top w:w="60" w:type="dxa"/>
+              <w:left w:w="80" w:type="dxa"/>
+              <w:bottom w:w="60" w:type="dxa"/>
+              <w:right w:w="80" w:type="dxa"/>
+            </w:tcMar>
+          </w:tcPr>
+          <w:p>
+            <w:pPr>
+              <w:spacing w:line="276" w:lineRule="auto"/>
+              <w:jc w:val="both"/>
+            </w:pPr>
+            <w:r>
+              <w:t xml:space="preserve">Mengetahui</w:t>
+            </w:r>
+            <w:r>
+              <w:t xml:space="preserve">,</w:t>
+            </w:r>
+          </w:p>
+          <w:p>
+            <w:pPr>
+              <w:spacing w:line="276" w:lineRule="auto"/>
+              <w:jc w:val="both"/>
+            </w:pPr>
+            <w:r>
+              <w:t xml:space="preserve">Officer I System Operation</w:t>
+            </w:r>
+          </w:p>
+        </w:tc>
+        <w:tc>
+          <w:tcPr>
+            <w:tcW w:w="2268" w:type="dxa"/>
+            <w:tcMar>
+              <w:top w:w="60" w:type="dxa"/>
+              <w:left w:w="80" w:type="dxa"/>
+              <w:bottom w:w="60" w:type="dxa"/>
+              <w:right w:w="80" w:type="dxa"/>
+            </w:tcMar>
+          </w:tcPr>
+          <w:p>
+            <w:pPr>
+              <w:spacing w:line="276" w:lineRule="auto"/>
+              <w:jc w:val="both"/>
+            </w:pPr>
+            <w:r>
+              <w:t xml:space="preserve">Palembang, 16 Juni 2026</w:t>
+            </w:r>
+          </w:p>
+          <w:p>
+            <w:pPr>
+              <w:spacing w:line="276" w:lineRule="auto"/>
+              <w:jc w:val="both"/>
+            </w:pPr>
+            <w:r>
+              <w:t xml:space="preserve">Yang Menerima,</w:t>
             </w:r>
           </w:p>
         </w:tc>
       </w:tr>
       <w:tr>
+        <w:tblPrEx>
+          <w:tblW w:w="10490" w:type="dxa"/>
+          <w:tblCellMar>
+            <w:left w:w="10" w:type="dxa"/>
+            <w:right w:w="10" w:type="dxa"/>
+          </w:tblCellMar>
+          <w:tblLook w:val="04A0"/>
+        </w:tblPrEx>
         <w:trPr>
-          <w:trHeight w:val="1800" w:hRule="exact"/>
+          <w:trHeight w:hRule="exact" w:val="1800"/>
         </w:trPr>
         <w:tc>
           <w:tcPr>
-            <w:tcW w:w="3008" w:type="dxa"/>
-            <w:tcMar>
-              <w:top w:w="60" w:type="dxa"/>
-              <w:left w:w="80" w:type="dxa"/>
-              <w:bottom w:w="60" w:type="dxa"/>
-              <w:right w:w="80" w:type="dxa"/>
-            </w:tcMar>
-          </w:tcPr>
-          <w:p>
-            <w:pPr>
-              <w:spacing w:line="276" w:lineRule="auto"/>
-            </w:pPr>
-          </w:p>
-        </w:tc>
-        <w:tc>
-          <w:tcPr>
-            <w:tcW w:w="3010" w:type="dxa"/>
-            <w:tcMar>
-              <w:top w:w="60" w:type="dxa"/>
-              <w:left w:w="80" w:type="dxa"/>
-              <w:bottom w:w="60" w:type="dxa"/>
-              <w:right w:w="80" w:type="dxa"/>
-            </w:tcMar>
-          </w:tcPr>
-          <w:p>
-            <w:pPr>
-              <w:spacing w:line="276" w:lineRule="auto"/>
-            </w:pPr>
-          </w:p>
-        </w:tc>
-        <w:tc>
-          <w:tcPr>
-            <w:tcW w:w="3008" w:type="dxa"/>
+            <w:tcW w:w="4111" w:type="dxa"/>
+            <w:tcMar>
+              <w:top w:w="60" w:type="dxa"/>
+              <w:left w:w="80" w:type="dxa"/>
+              <w:bottom w:w="60" w:type="dxa"/>
+              <w:right w:w="80" w:type="dxa"/>
+            </w:tcMar>
+          </w:tcPr>
+          <w:p>
+            <w:pPr>
+              <w:spacing w:line="276" w:lineRule="auto"/>
+            </w:pPr>
+          </w:p>
+        </w:tc>
+        <w:tc>
+          <w:tcPr>
+            <w:tcW w:w="4111" w:type="dxa"/>
+            <w:tcMar>
+              <w:top w:w="60" w:type="dxa"/>
+              <w:left w:w="80" w:type="dxa"/>
+              <w:bottom w:w="60" w:type="dxa"/>
+              <w:right w:w="80" w:type="dxa"/>
+            </w:tcMar>
+          </w:tcPr>
+          <w:p>
+            <w:pPr>
+              <w:spacing w:line="276" w:lineRule="auto"/>
+            </w:pPr>
+          </w:p>
+        </w:tc>
+        <w:tc>
+          <w:tcPr>
+            <w:tcW w:w="2268" w:type="dxa"/>
             <w:tcMar>
               <w:top w:w="60" w:type="dxa"/>
               <w:left w:w="80" w:type="dxa"/>
@@ -2873,16 +2970,58 @@
         </w:tc>
       </w:tr>
       <w:tr>
-        <w:tc>
-          <w:tcPr>
-            <w:tcW w:w="3008" w:type="dxa"/>
-            <w:tcMar>
-              <w:top w:w="60" w:type="dxa"/>
-              <w:left w:w="80" w:type="dxa"/>
-              <w:bottom w:w="60" w:type="dxa"/>
-              <w:right w:w="80" w:type="dxa"/>
-            </w:tcMar>
-          </w:tcPr>
+        <w:tblPrEx>
+          <w:tblW w:w="10490" w:type="dxa"/>
+          <w:tblCellMar>
+            <w:left w:w="10" w:type="dxa"/>
+            <w:right w:w="10" w:type="dxa"/>
+          </w:tblCellMar>
+          <w:tblLook w:val="04A0"/>
+        </w:tblPrEx>
+        <w:trPr>
+          <w:trHeight w:hRule="auto" w:val="0"/>
+        </w:trPr>
+        <w:tc>
+          <w:tcPr>
+            <w:tcW w:w="4111" w:type="dxa"/>
+            <w:tcMar>
+              <w:top w:w="60" w:type="dxa"/>
+              <w:left w:w="80" w:type="dxa"/>
+              <w:bottom w:w="60" w:type="dxa"/>
+              <w:right w:w="80" w:type="dxa"/>
+            </w:tcMar>
+          </w:tcPr>
+          <w:p>
+            <w:pPr>
+              <w:spacing w:line="276" w:lineRule="auto"/>
+            </w:pPr>
+            <w:r>
+              <w:pict>
+                <v:shapetype id="_x0000_t75" coordsize="21600,21600" o:spt="75" o:preferrelative="t" path="m@4@5l@4@11@9@11@9@5xe" filled="f" stroked="f">
+                  <v:stroke joinstyle="miter"/>
+                  <v:formulas>
+                    <v:f eqn="if lineDrawn pixelLineWidth 0"/>
+                    <v:f eqn="sum @0 1 0"/>
+                    <v:f eqn="sum 0 0 @1"/>
+                    <v:f eqn="prod @2 1 2"/>
+                    <v:f eqn="prod @3 21600 pixelWidth"/>
+                    <v:f eqn="prod @3 21600 pixelHeight"/>
+                    <v:f eqn="sum @0 0 1"/>
+                    <v:f eqn="prod @6 1 2"/>
+                    <v:f eqn="prod @7 21600 pixelWidth"/>
+                    <v:f eqn="sum @8 21600 0"/>
+                    <v:f eqn="prod @7 21600 pixelHeight"/>
+                    <v:f eqn="sum @10 21600 0"/>
+                  </v:formulas>
+                  <v:path o:extrusionok="f" gradientshapeok="t" o:connecttype="rect"/>
+                  <o:lock v:ext="edit" aspectratio="t"/>
+                </v:shapetype>
+                <v:shape id="_x0000_i1025" type="#_x0000_t75" style="width:53.51pt;height:50pt">
+                  <v:imagedata r:id="rId4" o:title=""/>
+                </v:shape>
+              </w:pict>
+            </w:r>
+          </w:p>
           <w:p>
             <w:pPr>
               <w:spacing w:line="276" w:lineRule="auto"/>
@@ -2892,13 +3031,13 @@
                 <w:b/>
                 <w:bCs/>
               </w:rPr>
-              <w:t>Matt Murdock</w:t>
-            </w:r>
-          </w:p>
-        </w:tc>
-        <w:tc>
-          <w:tcPr>
-            <w:tcW w:w="3010" w:type="dxa"/>
+              <w:t xml:space="preserve">Muhammad Widad Alfalah</w:t>
+            </w:r>
+          </w:p>
+        </w:tc>
+        <w:tc>
+          <w:tcPr>
+            <w:tcW w:w="4111" w:type="dxa"/>
             <w:tcMar>
               <w:top w:w="60" w:type="dxa"/>
               <w:left w:w="80" w:type="dxa"/>
@@ -2915,20 +3054,9 @@
                 <w:b/>
                 <w:bCs/>
               </w:rPr>
-              <w:t>Bruce Wayne</w:t>
-            </w:r>
-          </w:p>
-        </w:tc>
-        <w:tc>
-          <w:tcPr>
-            <w:tcW w:w="3008" w:type="dxa"/>
-            <w:tcMar>
-              <w:top w:w="60" w:type="dxa"/>
-              <w:left w:w="80" w:type="dxa"/>
-              <w:bottom w:w="60" w:type="dxa"/>
-              <w:right w:w="80" w:type="dxa"/>
-            </w:tcMar>
-          </w:tcPr>
+              <w:t xml:space="preserve">{{SIG_APPROVER}}</w:t>
+            </w:r>
+          </w:p>
           <w:p>
             <w:pPr>
               <w:spacing w:line="276" w:lineRule="auto"/>
@@ -2938,7 +3066,35 @@
                 <w:b/>
                 <w:bCs/>
               </w:rPr>
-              <w:t>Luthfi Alif Pramudya</w:t>
+              <w:t xml:space="preserve">Steve Rogers</w:t>
+            </w:r>
+          </w:p>
+        </w:tc>
+        <w:tc>
+          <w:tcPr>
+            <w:tcW w:w="2268" w:type="dxa"/>
+            <w:tcMar>
+              <w:top w:w="60" w:type="dxa"/>
+              <w:left w:w="80" w:type="dxa"/>
+              <w:bottom w:w="60" w:type="dxa"/>
+              <w:right w:w="80" w:type="dxa"/>
+            </w:tcMar>
+          </w:tcPr>
+          <w:p>
+            <w:r>
+              <w:t xml:space="preserve">{{SIG_PJ}}</w:t>
+            </w:r>
+          </w:p>
+          <w:p>
+            <w:pPr>
+              <w:spacing w:line="276" w:lineRule="auto"/>
+            </w:pPr>
+            <w:r>
+              <w:rPr>
+                <w:b/>
+                <w:bCs/>
+              </w:rPr>
+              <w:t xml:space="preserve">Bruce Wayne</w:t>
             </w:r>
           </w:p>
         </w:tc>
@@ -2964,10 +3120,8 @@
           <w:szCs w:val="24"/>
           <w:u w:val="single"/>
         </w:rPr>
-        <w:lastRenderedPageBreak/>
         <w:t xml:space="preserve">Bukti Foto </w:t>
       </w:r>
-      <w:proofErr w:type="spellStart"/>
       <w:r>
         <w:rPr>
           <w:b/>
@@ -2976,9 +3130,8 @@
           <w:szCs w:val="24"/>
           <w:u w:val="single"/>
         </w:rPr>
-        <w:t>Alokasi</w:t>
-      </w:r>
-      <w:proofErr w:type="spellEnd"/>
+        <w:t xml:space="preserve">Alokasi</w:t>
+      </w:r>
       <w:r>
         <w:rPr>
           <w:b/>
@@ -3008,7 +3161,6 @@
         </w:rPr>
         <w:t xml:space="preserve">Berita acara </w:t>
       </w:r>
-      <w:proofErr w:type="spellStart"/>
       <w:r>
         <w:rPr>
           <w:b/>
@@ -3016,9 +3168,8 @@
           <w:sz w:val="18"/>
           <w:szCs w:val="18"/>
         </w:rPr>
-        <w:t>alokasi</w:t>
-      </w:r>
-      <w:proofErr w:type="spellEnd"/>
+        <w:t xml:space="preserve">alokasi</w:t>
+      </w:r>
       <w:r>
         <w:rPr>
           <w:b/>
@@ -3026,22 +3177,29 @@
           <w:sz w:val="18"/>
           <w:szCs w:val="18"/>
         </w:rPr>
-        <w:t xml:space="preserve"> Mouse</w:t>
+        <w:t xml:space="preserve"> </w:t>
+      </w:r>
+      <w:r>
+        <w:rPr>
+          <w:b/>
+          <w:bCs/>
+          <w:sz w:val="18"/>
+          <w:szCs w:val="18"/>
+        </w:rPr>
+        <w:t xml:space="preserve">Handphone</w:t>
       </w:r>
     </w:p>
     <w:p>
       <w:pPr>
         <w:spacing w:line="276" w:lineRule="auto"/>
       </w:pPr>
-      <w:proofErr w:type="spellStart"/>
       <w:r>
         <w:rPr>
           <w:sz w:val="18"/>
           <w:szCs w:val="18"/>
         </w:rPr>
-        <w:t>sesuai</w:t>
-      </w:r>
-      <w:proofErr w:type="spellEnd"/>
+        <w:t xml:space="preserve">sesuai</w:t>
+      </w:r>
       <w:r>
         <w:rPr>
           <w:sz w:val="18"/>
@@ -3049,15 +3207,13 @@
         </w:rPr>
         <w:t xml:space="preserve"> </w:t>
       </w:r>
-      <w:proofErr w:type="spellStart"/>
       <w:r>
         <w:rPr>
           <w:sz w:val="18"/>
           <w:szCs w:val="18"/>
         </w:rPr>
-        <w:t>dengan</w:t>
-      </w:r>
-      <w:proofErr w:type="spellEnd"/>
+        <w:t xml:space="preserve">dengan</w:t>
+      </w:r>
       <w:r>
         <w:rPr>
           <w:sz w:val="18"/>
@@ -3065,15 +3221,13 @@
         </w:rPr>
         <w:t xml:space="preserve"> </w:t>
       </w:r>
-      <w:proofErr w:type="spellStart"/>
       <w:r>
         <w:rPr>
           <w:sz w:val="18"/>
           <w:szCs w:val="18"/>
         </w:rPr>
-        <w:t>Tiket</w:t>
-      </w:r>
-      <w:proofErr w:type="spellEnd"/>
+        <w:t xml:space="preserve">Tiket</w:t>
+      </w:r>
       <w:r>
         <w:rPr>
           <w:sz w:val="18"/>
@@ -3088,7 +3242,7 @@
           <w:sz w:val="18"/>
           <w:szCs w:val="18"/>
         </w:rPr>
-        <w:t>WO00000DUMMY001</w:t>
+        <w:t xml:space="preserve">WO00000DUMMY001</w:t>
       </w:r>
     </w:p>
     <w:p>
@@ -3102,7 +3256,7 @@
           <w:sz w:val="18"/>
           <w:szCs w:val="18"/>
         </w:rPr>
-        <w:t>Luthfi Alif Pramudya</w:t>
+        <w:t xml:space="preserve">Bruce Wayne</w:t>
       </w:r>
       <w:r>
         <w:rPr>
@@ -3111,15 +3265,13 @@
         </w:rPr>
         <w:t xml:space="preserve"> - Retail Sales </w:t>
       </w:r>
-      <w:proofErr w:type="spellStart"/>
       <w:r>
         <w:rPr>
           <w:sz w:val="18"/>
           <w:szCs w:val="18"/>
         </w:rPr>
-        <w:t>Sumbagsel</w:t>
-      </w:r>
-      <w:proofErr w:type="spellEnd"/>
+        <w:t xml:space="preserve">Sumbagsel</w:t>
+      </w:r>
     </w:p>
     <w:p>
       <w:pPr>
@@ -3130,8 +3282,13 @@
           <w:sz w:val="18"/>
           <w:szCs w:val="18"/>
         </w:rPr>
-        <w:t>12 June 2026</w:t>
-      </w:r>
+        <w:t xml:space="preserve">16 Juni 2026</w:t>
+      </w:r>
+    </w:p>
+    <w:p>
+      <w:pPr>
+        <w:spacing w:line="276" w:lineRule="auto"/>
+      </w:pPr>
     </w:p>
     <w:p>
       <w:pPr>
@@ -3142,16 +3299,21 @@
       <w:pPr>
         <w:spacing w:line="276" w:lineRule="auto"/>
         <w:jc w:val="center"/>
+        <w:rPr>
+          <w:lang w:val="nb-NO"/>
+        </w:rPr>
       </w:pPr>
-      <w:r>
-        <w:rPr>
-          <w:noProof/>
-        </w:rPr>
+    </w:p>
+    <w:p>
+      <w:pPr>
+        <w:jc w:val="center"/>
+      </w:pPr>
+      <w:r>
         <w:drawing>
-          <wp:inline distT="0" distB="0" distL="0" distR="0" wp14:anchorId="79A6BEE3" wp14:editId="0CF60859">
-            <wp:extent cx="3619500" cy="2476500"/>
+          <wp:inline distT="0" distB="0" distL="0" distR="0">
+            <wp:extent cx="5400000" cy="3960000"/>
             <wp:effectExtent l="0" t="0" r="0" b="0"/>
-            <wp:docPr id="1" name="Picture 1"/>
+            <wp:docPr id="100" name="ba-1-photo-1.png"/>
             <wp:cNvGraphicFramePr>
               <a:graphicFrameLocks xmlns:a="http://schemas.openxmlformats.org/drawingml/2006/main" noChangeAspect="1"/>
             </wp:cNvGraphicFramePr>
@@ -3159,22 +3321,19 @@
               <a:graphicData uri="http://schemas.openxmlformats.org/drawingml/2006/picture">
                 <pic:pic xmlns:pic="http://schemas.openxmlformats.org/drawingml/2006/picture">
                   <pic:nvPicPr>
-                    <pic:cNvPr id="0" name=""/>
-                    <pic:cNvPicPr>
-                      <a:picLocks noChangeAspect="1" noChangeArrowheads="1"/>
-                    </pic:cNvPicPr>
+                    <pic:cNvPr id="926798877" name="ba-1-photo-1.png"/>
+                    <pic:cNvPicPr/>
                   </pic:nvPicPr>
                   <pic:blipFill>
-                    <a:blip r:embed="rId6"/>
-                    <a:srcRect/>
+                    <a:blip xmlns:r="http://schemas.openxmlformats.org/officeDocument/2006/relationships" r:embed="rId5"/>
                     <a:stretch>
                       <a:fillRect/>
                     </a:stretch>
                   </pic:blipFill>
-                  <pic:spPr bwMode="auto">
+                  <pic:spPr>
                     <a:xfrm>
                       <a:off x="0" y="0"/>
-                      <a:ext cx="3619500" cy="2476500"/>
+                      <a:ext cx="5400000" cy="3960000"/>
                     </a:xfrm>
                     <a:prstGeom prst="rect">
                       <a:avLst/>
@@ -3187,129 +3346,20 @@
         </w:drawing>
       </w:r>
     </w:p>
-    <w:p>
-      <w:pPr>
-        <w:spacing w:line="276" w:lineRule="auto"/>
-      </w:pPr>
-    </w:p>
-    <w:p>
-      <w:pPr>
-        <w:spacing w:line="276" w:lineRule="auto"/>
-        <w:jc w:val="center"/>
-        <w:rPr>
-          <w:lang w:val="nb-NO"/>
-        </w:rPr>
-      </w:pPr>
-    </w:p>
     <w:sectPr>
-      <w:pgSz w:w="11906" w:h="16838"/>
+      <w:pgSz w:w="11906" w:h="16838" w:orient="portrait"/>
       <w:pgMar w:top="720" w:right="720" w:bottom="720" w:left="720" w:header="708" w:footer="708" w:gutter="0"/>
-      <w:cols w:space="720"/>
+      <w:cols w:num="1" w:space="720">
+        <w:col w:w="10466" w:space="720"/>
+      </w:cols>
       <w:docGrid w:linePitch="360"/>
     </w:sectPr>
   </w:body>
 </w:document>
 </file>
 
-<file path=word/numbering.xml><?xml version="1.0" encoding="utf-8"?>
-<w:numbering xmlns:wpc="http://schemas.microsoft.com/office/word/2010/wordprocessingCanvas" xmlns:cx="http://schemas.microsoft.com/office/drawing/2014/chartex" xmlns:cx1="http://schemas.microsoft.com/office/drawing/2015/9/8/chartex" xmlns:cx2="http://schemas.microsoft.com/office/drawing/2015/10/21/chartex" xmlns:cx3="http://schemas.microsoft.com/office/drawing/2016/5/9/chartex" xmlns:cx4="http://schemas.microsoft.com/office/drawing/2016/5/10/chartex" xmlns:cx5="http://schemas.microsoft.com/office/drawing/2016/5/11/chartex" xmlns:cx6="http://schemas.microsoft.com/office/drawing/2016/5/12/chartex" xmlns:cx7="http://schemas.microsoft.com/office/drawing/2016/5/13/chartex" xmlns:cx8="http://schemas.microsoft.com/office/drawing/2016/5/14/chartex" xmlns:mc="http://schemas.openxmlformats.org/markup-compatibility/2006" xmlns:aink="http://schemas.microsoft.com/office/drawing/2016/ink" xmlns:am3d="http://schemas.microsoft.com/office/drawing/2017/model3d" xmlns:o="urn:schemas-microsoft-com:office:office" xmlns:oel="http://schemas.microsoft.com/office/2019/extlst" xmlns:r="http://schemas.openxmlformats.org/officeDocument/2006/relationships" xmlns:m="http://schemas.openxmlformats.org/officeDocument/2006/math" xmlns:v="urn:schemas-microsoft-com:vml" xmlns:wp14="http://schemas.microsoft.com/office/word/2010/wordprocessingDrawing" xmlns:wp="http://schemas.openxmlformats.org/drawingml/2006/wordprocessingDrawing" xmlns:w10="urn:schemas-microsoft-com:office:word" xmlns:w="http://schemas.openxmlformats.org/wordprocessingml/2006/main" xmlns:w14="http://schemas.microsoft.com/office/word/2010/wordml" xmlns:w15="http://schemas.microsoft.com/office/word/2012/wordml" xmlns:w16cex="http://schemas.microsoft.com/office/word/2018/wordml/cex" xmlns:w16cid="http://schemas.microsoft.com/office/word/2016/wordml/cid" xmlns:w16="http://schemas.microsoft.com/office/word/2018/wordml" xmlns:w16du="http://schemas.microsoft.com/office/word/2023/wordml/word16du" xmlns:w16sdtdh="http://schemas.microsoft.com/office/word/2020/wordml/sdtdatahash" xmlns:w16sdtfl="http://schemas.microsoft.com/office/word/2024/wordml/sdtformatlock" xmlns:w16se="http://schemas.microsoft.com/office/word/2015/wordml/symex" xmlns:wpg="http://schemas.microsoft.com/office/word/2010/wordprocessingGroup" xmlns:wpi="http://schemas.microsoft.com/office/word/2010/wordprocessingInk" xmlns:wne="http://schemas.microsoft.com/office/word/2006/wordml" xmlns:wps="http://schemas.microsoft.com/office/word/2010/wordprocessingShape" mc:Ignorable="w14 w15 w16se w16cid w16 w16cex w16sdtdh w16sdtfl w16du wp14">
-  <w:abstractNum w:abstractNumId="0" w15:restartNumberingAfterBreak="0">
-    <w:nsid w:val="13C763E5"/>
-    <w:multiLevelType w:val="hybridMultilevel"/>
-    <w:tmpl w:val="4540FEB6"/>
-    <w:lvl w:ilvl="0" w:tplc="2F60F598">
-      <w:start w:val="1"/>
-      <w:numFmt w:val="bullet"/>
-      <w:lvlText w:val="●"/>
-      <w:lvlJc w:val="left"/>
-      <w:pPr>
-        <w:ind w:left="720" w:hanging="360"/>
-      </w:pPr>
-    </w:lvl>
-    <w:lvl w:ilvl="1" w:tplc="65EC7CB6">
-      <w:start w:val="1"/>
-      <w:numFmt w:val="bullet"/>
-      <w:lvlText w:val="○"/>
-      <w:lvlJc w:val="left"/>
-      <w:pPr>
-        <w:ind w:left="1440" w:hanging="360"/>
-      </w:pPr>
-    </w:lvl>
-    <w:lvl w:ilvl="2" w:tplc="D958ABCA">
-      <w:start w:val="1"/>
-      <w:numFmt w:val="bullet"/>
-      <w:lvlText w:val="■"/>
-      <w:lvlJc w:val="left"/>
-      <w:pPr>
-        <w:ind w:left="2160" w:hanging="360"/>
-      </w:pPr>
-    </w:lvl>
-    <w:lvl w:ilvl="3" w:tplc="E4A639C0">
-      <w:start w:val="1"/>
-      <w:numFmt w:val="bullet"/>
-      <w:lvlText w:val="●"/>
-      <w:lvlJc w:val="left"/>
-      <w:pPr>
-        <w:ind w:left="2880" w:hanging="360"/>
-      </w:pPr>
-    </w:lvl>
-    <w:lvl w:ilvl="4" w:tplc="0D4095C2">
-      <w:start w:val="1"/>
-      <w:numFmt w:val="bullet"/>
-      <w:lvlText w:val="○"/>
-      <w:lvlJc w:val="left"/>
-      <w:pPr>
-        <w:ind w:left="3600" w:hanging="360"/>
-      </w:pPr>
-    </w:lvl>
-    <w:lvl w:ilvl="5" w:tplc="B0203D86">
-      <w:start w:val="1"/>
-      <w:numFmt w:val="bullet"/>
-      <w:lvlText w:val="■"/>
-      <w:lvlJc w:val="left"/>
-      <w:pPr>
-        <w:ind w:left="4320" w:hanging="360"/>
-      </w:pPr>
-    </w:lvl>
-    <w:lvl w:ilvl="6" w:tplc="BA5CCE66">
-      <w:start w:val="1"/>
-      <w:numFmt w:val="bullet"/>
-      <w:lvlText w:val="●"/>
-      <w:lvlJc w:val="left"/>
-      <w:pPr>
-        <w:ind w:left="5040" w:hanging="360"/>
-      </w:pPr>
-    </w:lvl>
-    <w:lvl w:ilvl="7" w:tplc="A9ACA52C">
-      <w:start w:val="1"/>
-      <w:numFmt w:val="bullet"/>
-      <w:lvlText w:val="●"/>
-      <w:lvlJc w:val="left"/>
-      <w:pPr>
-        <w:ind w:left="5760" w:hanging="360"/>
-      </w:pPr>
-    </w:lvl>
-    <w:lvl w:ilvl="8" w:tplc="34167AD6">
-      <w:start w:val="1"/>
-      <w:numFmt w:val="bullet"/>
-      <w:lvlText w:val="●"/>
-      <w:lvlJc w:val="left"/>
-      <w:pPr>
-        <w:ind w:left="6480" w:hanging="360"/>
-      </w:pPr>
-    </w:lvl>
-  </w:abstractNum>
-  <w:num w:numId="1" w16cid:durableId="1761943491">
-    <w:abstractNumId w:val="0"/>
-    <w:lvlOverride w:ilvl="0">
-      <w:startOverride w:val="1"/>
-    </w:lvlOverride>
-  </w:num>
-</w:numbering>
-</file>
-
 <file path=word/styles.xml><?xml version="1.0" encoding="utf-8"?>
-<w:styles xmlns:mc="http://schemas.openxmlformats.org/markup-compatibility/2006" xmlns:r="http://schemas.openxmlformats.org/officeDocument/2006/relationships" xmlns:w="http://schemas.openxmlformats.org/wordprocessingml/2006/main" xmlns:w14="http://schemas.microsoft.com/office/word/2010/wordml" xmlns:w15="http://schemas.microsoft.com/office/word/2012/wordml" xmlns:w16cex="http://schemas.microsoft.com/office/word/2018/wordml/cex" xmlns:w16cid="http://schemas.microsoft.com/office/word/2016/wordml/cid" xmlns:w16="http://schemas.microsoft.com/office/word/2018/wordml" xmlns:w16du="http://schemas.microsoft.com/office/word/2023/wordml/word16du" xmlns:w16sdtdh="http://schemas.microsoft.com/office/word/2020/wordml/sdtdatahash" xmlns:w16sdtfl="http://schemas.microsoft.com/office/word/2024/wordml/sdtformatlock" xmlns:w16se="http://schemas.microsoft.com/office/word/2015/wordml/symex" mc:Ignorable="w14 w15 w16se w16cid w16 w16cex w16sdtdh w16sdtfl w16du">
+<w:styles xmlns:mc="http://schemas.openxmlformats.org/markup-compatibility/2006" xmlns:r="http://schemas.openxmlformats.org/officeDocument/2006/relationships" xmlns:w="http://schemas.openxmlformats.org/wordprocessingml/2006/main" xmlns:w14="http://schemas.microsoft.com/office/word/2010/wordml" xmlns:w15="http://schemas.microsoft.com/office/word/2012/wordml" mc:Ignorable="w14 w15">
   <w:docDefaults>
     <w:rPrDefault>
       <w:rPr>
@@ -3399,7 +3449,6 @@
     <w:lsdException w:name="Date" w:semiHidden="1" w:unhideWhenUsed="1"/>
     <w:lsdException w:name="Body Text First Indent" w:semiHidden="1" w:unhideWhenUsed="1"/>
     <w:lsdException w:name="Body Text First Indent 2" w:semiHidden="1" w:unhideWhenUsed="1"/>
-    <w:lsdException w:name="Note Heading" w:semiHidden="1" w:unhideWhenUsed="1"/>
     <w:lsdException w:name="Body Text 2" w:semiHidden="1" w:unhideWhenUsed="1"/>
     <w:lsdException w:name="Body Text 3" w:semiHidden="1" w:unhideWhenUsed="1"/>
     <w:lsdException w:name="Body Text Indent 2" w:semiHidden="1" w:unhideWhenUsed="1"/>
@@ -3423,7 +3472,6 @@
     <w:lsdException w:name="HTML Keyboard" w:semiHidden="1" w:unhideWhenUsed="1"/>
     <w:lsdException w:name="HTML Preformatted" w:semiHidden="1" w:unhideWhenUsed="1"/>
     <w:lsdException w:name="HTML Sample" w:semiHidden="1" w:unhideWhenUsed="1"/>
-    <w:lsdException w:name="HTML Typewriter" w:semiHidden="1" w:unhideWhenUsed="1"/>
     <w:lsdException w:name="HTML Variable" w:semiHidden="1" w:unhideWhenUsed="1"/>
     <w:lsdException w:name="Normal Table" w:semiHidden="1" w:unhideWhenUsed="1"/>
     <w:lsdException w:name="annotation subject" w:semiHidden="1" w:unhideWhenUsed="1"/>
@@ -3691,18 +3739,13 @@
     <w:lsdException w:name="List Table 5 Dark Accent 6" w:uiPriority="50"/>
     <w:lsdException w:name="List Table 6 Colorful Accent 6" w:uiPriority="51"/>
     <w:lsdException w:name="List Table 7 Colorful Accent 6" w:uiPriority="52"/>
-    <w:lsdException w:name="Mention" w:semiHidden="1" w:unhideWhenUsed="1"/>
-    <w:lsdException w:name="Smart Hyperlink" w:semiHidden="1" w:unhideWhenUsed="1"/>
-    <w:lsdException w:name="Hashtag" w:semiHidden="1" w:unhideWhenUsed="1"/>
-    <w:lsdException w:name="Unresolved Mention" w:semiHidden="1" w:unhideWhenUsed="1"/>
-    <w:lsdException w:name="Smart Link" w:semiHidden="1" w:unhideWhenUsed="1"/>
   </w:latentStyles>
   <w:style w:type="paragraph" w:default="1" w:styleId="Normal">
     <w:name w:val="Normal"/>
     <w:qFormat/>
   </w:style>
   <w:style w:type="paragraph" w:styleId="Heading1">
-    <w:name w:val="heading 1"/>
+    <w:name w:val="Heading 1"/>
     <w:uiPriority w:val="9"/>
     <w:qFormat/>
     <w:pPr>
@@ -3715,7 +3758,7 @@
     </w:rPr>
   </w:style>
   <w:style w:type="paragraph" w:styleId="Heading2">
-    <w:name w:val="heading 2"/>
+    <w:name w:val="Heading 2"/>
     <w:uiPriority w:val="9"/>
     <w:semiHidden/>
     <w:unhideWhenUsed/>
@@ -3730,7 +3773,7 @@
     </w:rPr>
   </w:style>
   <w:style w:type="paragraph" w:styleId="Heading3">
-    <w:name w:val="heading 3"/>
+    <w:name w:val="Heading 3"/>
     <w:uiPriority w:val="9"/>
     <w:semiHidden/>
     <w:unhideWhenUsed/>
@@ -3745,7 +3788,7 @@
     </w:rPr>
   </w:style>
   <w:style w:type="paragraph" w:styleId="Heading4">
-    <w:name w:val="heading 4"/>
+    <w:name w:val="Heading 4"/>
     <w:uiPriority w:val="9"/>
     <w:semiHidden/>
     <w:unhideWhenUsed/>
@@ -3760,7 +3803,7 @@
     </w:rPr>
   </w:style>
   <w:style w:type="paragraph" w:styleId="Heading5">
-    <w:name w:val="heading 5"/>
+    <w:name w:val="Heading 5"/>
     <w:uiPriority w:val="9"/>
     <w:semiHidden/>
     <w:unhideWhenUsed/>
@@ -3773,7 +3816,7 @@
     </w:rPr>
   </w:style>
   <w:style w:type="paragraph" w:styleId="Heading6">
-    <w:name w:val="heading 6"/>
+    <w:name w:val="Heading 6"/>
     <w:uiPriority w:val="9"/>
     <w:semiHidden/>
     <w:unhideWhenUsed/>
@@ -3791,7 +3834,7 @@
     <w:semiHidden/>
     <w:unhideWhenUsed/>
   </w:style>
-  <w:style w:type="table" w:default="1" w:styleId="TableNormal">
+  <w:style w:type="table" w:default="1" w:styleId="NormalTable">
     <w:name w:val="Normal Table"/>
     <w:uiPriority w:val="99"/>
     <w:semiHidden/>
@@ -3843,7 +3886,7 @@
     </w:rPr>
   </w:style>
   <w:style w:type="character" w:styleId="FootnoteReference">
-    <w:name w:val="footnote reference"/>
+    <w:name w:val="Footnote Reference"/>
     <w:uiPriority w:val="99"/>
     <w:semiHidden/>
     <w:unhideWhenUsed/>
@@ -3852,14 +3895,14 @@
     </w:rPr>
   </w:style>
   <w:style w:type="paragraph" w:styleId="FootnoteText">
-    <w:name w:val="footnote text"/>
-    <w:link w:val="FootnoteTextChar"/>
+    <w:name w:val="Footnote Text"/>
+    <w:link w:val="TeksCatatanKakiKAR"/>
     <w:uiPriority w:val="99"/>
     <w:semiHidden/>
     <w:unhideWhenUsed/>
   </w:style>
-  <w:style w:type="character" w:customStyle="1" w:styleId="FootnoteTextChar">
-    <w:name w:val="Footnote Text Char"/>
+  <w:style w:type="character" w:customStyle="1" w:styleId="TeksCatatanKakiKAR">
+    <w:name w:val="Teks Catatan Kaki KAR"/>
     <w:link w:val="FootnoteText"/>
     <w:uiPriority w:val="99"/>
     <w:semiHidden/>
@@ -3870,7 +3913,7 @@
     </w:rPr>
   </w:style>
   <w:style w:type="character" w:styleId="EndnoteReference">
-    <w:name w:val="endnote reference"/>
+    <w:name w:val="Endnote Reference"/>
     <w:uiPriority w:val="99"/>
     <w:semiHidden/>
     <w:unhideWhenUsed/>
@@ -3879,14 +3922,14 @@
     </w:rPr>
   </w:style>
   <w:style w:type="paragraph" w:styleId="EndnoteText">
-    <w:name w:val="endnote text"/>
-    <w:link w:val="EndnoteTextChar"/>
+    <w:name w:val="Endnote Text"/>
+    <w:link w:val="TeksCatatanAkhirKAR"/>
     <w:uiPriority w:val="99"/>
     <w:semiHidden/>
     <w:unhideWhenUsed/>
   </w:style>
-  <w:style w:type="character" w:customStyle="1" w:styleId="EndnoteTextChar">
-    <w:name w:val="Endnote Text Char"/>
+  <w:style w:type="character" w:customStyle="1" w:styleId="TeksCatatanAkhirKAR">
+    <w:name w:val="Teks Catatan Akhir KAR"/>
     <w:link w:val="EndnoteText"/>
     <w:uiPriority w:val="99"/>
     <w:semiHidden/>
@@ -3895,6 +3938,20 @@
       <w:sz w:val="20"/>
       <w:szCs w:val="20"/>
     </w:rPr>
+  </w:style>
+  <w:style w:type="table" w:styleId="TableGrid">
+    <w:name w:val="Table Grid"/>
+    <w:tblPr>
+      <w:tblInd w:w="0" w:type="dxa"/>
+      <w:tblBorders>
+        <w:top w:val="single" w:sz="4" w:space="0" w:color="auto"/>
+        <w:left w:val="single" w:sz="4" w:space="0" w:color="auto"/>
+        <w:bottom w:val="single" w:sz="4" w:space="0" w:color="auto"/>
+        <w:right w:val="single" w:sz="4" w:space="0" w:color="auto"/>
+        <w:insideH w:val="single" w:sz="4" w:space="0" w:color="auto"/>
+        <w:insideV w:val="single" w:sz="4" w:space="0" w:color="auto"/>
+      </w:tblBorders>
+    </w:tblPr>
   </w:style>
 </w:styles>
 </file>

--- a/SistemBeritaAcara.Web/wwwroot/files/documents/ba-1-draft.docx
+++ b/SistemBeritaAcara.Web/wwwroot/files/documents/ba-1-draft.docx
@@ -15,6 +15,7 @@
           <w:insideV w:val="none" w:color="auto" w:sz="0" w:space="0"/>
         </w:tblBorders>
         <w:tblLook w:val="04A0" w:firstRow="1" w:lastRow="0" w:firstColumn="1" w:lastColumn="0" w:noHBand="0" w:noVBand="1"/>
+        <w:tblLayout w:type="fixed"/>
       </w:tblPr>
       <w:tblGrid>
         <w:gridCol w:w="1755"/>
@@ -37,13 +38,13 @@
                 <w:noProof/>
               </w:rPr>
               <w:drawing>
-                <wp:anchor distT="0" distB="0" distL="114300" distR="114300" simplePos="0" relativeHeight="251659264" behindDoc="0" locked="0" layoutInCell="1" allowOverlap="1" wp14:editId="1D0A44B9" wp14:anchorId="7FA3F3CE">
+                <wp:anchor distT="0" distB="0" distL="114300" distR="114300" simplePos="0" relativeHeight="251659264" behindDoc="0" locked="0" layoutInCell="1" allowOverlap="1" wp14:editId="7BDD633D" wp14:anchorId="27E6B33E">
                   <wp:simplePos x="0" y="0"/>
                   <wp:positionH relativeFrom="column">
-                    <wp:posOffset>-174625</wp:posOffset>
+                    <wp:posOffset>-183125</wp:posOffset>
                   </wp:positionH>
                   <wp:positionV relativeFrom="paragraph">
-                    <wp:posOffset>-93980</wp:posOffset>
+                    <wp:posOffset>-89535</wp:posOffset>
                   </wp:positionV>
                   <wp:extent cx="1186249" cy="348488"/>
                   <wp:effectExtent l="0" t="0" r="0" b="0"/>
@@ -163,43 +164,26 @@
           </w:p>
           <w:p>
             <w:pPr>
-              <w:spacing w:line="276" w:lineRule="auto"/>
               <w:jc w:val="center"/>
-              <w:rPr>
-                <w:lang w:val="nb-NO"/>
-              </w:rPr>
-            </w:pPr>
-            <w:r>
-              <w:t xml:space="preserve">Gd. Wisma </w:t>
+            </w:pPr>
+            <w:r>
+              <w:t xml:space="preserve">Jl. </w:t>
             </w:r>
             <w:proofErr w:type="spellStart"/>
             <w:r>
-              <w:t>Tugu</w:t>
+              <w:t>Jenderal</w:t>
             </w:r>
             <w:proofErr w:type="spellEnd"/>
             <w:r>
-              <w:t xml:space="preserve"> II Lt. 2 Jl. </w:t>
-            </w:r>
-            <w:r>
-              <w:rPr>
-                <w:lang w:val="nb-NO"/>
-              </w:rPr>
-              <w:t>HR Rasuna</w:t>
-            </w:r>
-          </w:p>
-          <w:p>
-            <w:pPr>
-              <w:spacing w:line="276" w:lineRule="auto"/>
+              <w:t xml:space="preserve"> Ahmad Yani </w:t>
+            </w:r>
+          </w:p>
+          <w:p>
+            <w:pPr>
               <w:jc w:val="center"/>
-              <w:rPr>
-                <w:lang w:val="nb-NO"/>
-              </w:rPr>
-            </w:pPr>
-            <w:r>
-              <w:rPr>
-                <w:lang w:val="nb-NO"/>
-              </w:rPr>
-              <w:t>Said Kav. C 7-9 Kuningan, Jakarta</w:t>
+            </w:pPr>
+            <w:r>
+              <w:t xml:space="preserve">No. 1247, Kel. 14 Ulu, </w:t>
             </w:r>
           </w:p>
           <w:p>
@@ -213,7 +197,21 @@
               <w:rPr>
                 <w:lang w:val="nb-NO"/>
               </w:rPr>
-              <w:t>12290, Indonesia</w:t>
+              <w:t>Kec. Seberang Ulu II,</w:t>
+            </w:r>
+          </w:p>
+          <w:p>
+            <w:pPr>
+              <w:jc w:val="center"/>
+              <w:rPr>
+                <w:lang w:val="nb-NO"/>
+              </w:rPr>
+            </w:pPr>
+            <w:r>
+              <w:rPr>
+                <w:lang w:val="nb-NO"/>
+              </w:rPr>
+              <w:t>Kota Palembang</w:t>
             </w:r>
           </w:p>
           <w:p>
@@ -242,20 +240,20 @@
               <w:tblStyle w:val="TableGrid"/>
               <w:tblW w:w="0" w:type="auto"/>
               <w:tblBorders>
-                <w:insideH w:val="none" w:color="auto" w:sz="0" w:space="0"/>
                 <w:insideV w:val="none" w:color="auto" w:sz="0" w:space="0"/>
               </w:tblBorders>
               <w:tblLook w:val="04A0" w:firstRow="1" w:lastRow="0" w:firstColumn="1" w:lastColumn="0" w:noHBand="0" w:noVBand="1"/>
+              <w:tblLayout w:type="fixed"/>
             </w:tblPr>
             <w:tblGrid>
-              <w:gridCol w:w="1473"/>
+              <w:gridCol w:w="885"/>
               <w:gridCol w:w="272"/>
-              <w:gridCol w:w="2712"/>
+              <w:gridCol w:w="3300"/>
             </w:tblGrid>
             <w:tr>
               <w:tc>
                 <w:tcPr>
-                  <w:tcW w:w="1485" w:type="dxa"/>
+                  <w:tcW w:w="885" w:type="dxa"/>
                 </w:tcPr>
                 <w:p>
                   <w:pPr>
@@ -277,7 +275,7 @@
               </w:tc>
               <w:tc>
                 <w:tcPr>
-                  <w:tcW w:w="236" w:type="dxa"/>
+                  <w:tcW w:w="270" w:type="dxa"/>
                 </w:tcPr>
                 <w:p>
                   <w:pPr>
@@ -295,7 +293,7 @@
               </w:tc>
               <w:tc>
                 <w:tcPr>
-                  <w:tcW w:w="2736" w:type="dxa"/>
+                  <w:tcW w:w="3302" w:type="dxa"/>
                 </w:tcPr>
                 <w:p>
                   <w:pPr>
@@ -311,7 +309,7 @@
                       <w:sz w:val="18"/>
                       <w:szCs w:val="18"/>
                     </w:rPr>
-                    <w:t>BA 001/PPNEG1000/VI/2026-S0</w:t>
+                    <w:t>Draft</w:t>
                   </w:r>
                 </w:p>
               </w:tc>
@@ -319,7 +317,7 @@
             <w:tr>
               <w:tc>
                 <w:tcPr>
-                  <w:tcW w:w="1485" w:type="dxa"/>
+                  <w:tcW w:w="885" w:type="dxa"/>
                 </w:tcPr>
                 <w:p>
                   <w:pPr>
@@ -341,7 +339,7 @@
               </w:tc>
               <w:tc>
                 <w:tcPr>
-                  <w:tcW w:w="236" w:type="dxa"/>
+                  <w:tcW w:w="270" w:type="dxa"/>
                 </w:tcPr>
                 <w:p>
                   <w:pPr>
@@ -359,7 +357,7 @@
               </w:tc>
               <w:tc>
                 <w:tcPr>
-                  <w:tcW w:w="2736" w:type="dxa"/>
+                  <w:tcW w:w="3302" w:type="dxa"/>
                 </w:tcPr>
                 <w:p>
                   <w:pPr>
@@ -375,7 +373,7 @@
                       <w:sz w:val="18"/>
                       <w:szCs w:val="18"/>
                     </w:rPr>
-                    <w:t>29 Juni 2026</w:t>
+                    <w:t>05 Juli 2026</w:t>
                   </w:r>
                 </w:p>
               </w:tc>
@@ -383,7 +381,7 @@
             <w:tr>
               <w:tc>
                 <w:tcPr>
-                  <w:tcW w:w="1485" w:type="dxa"/>
+                  <w:tcW w:w="885" w:type="dxa"/>
                 </w:tcPr>
                 <w:p>
                   <w:pPr>
@@ -405,7 +403,7 @@
               </w:tc>
               <w:tc>
                 <w:tcPr>
-                  <w:tcW w:w="236" w:type="dxa"/>
+                  <w:tcW w:w="270" w:type="dxa"/>
                 </w:tcPr>
                 <w:p>
                   <w:pPr>
@@ -423,7 +421,7 @@
               </w:tc>
               <w:tc>
                 <w:tcPr>
-                  <w:tcW w:w="2736" w:type="dxa"/>
+                  <w:tcW w:w="3302" w:type="dxa"/>
                 </w:tcPr>
                 <w:p>
                   <w:pPr>
@@ -439,7 +437,7 @@
                       <w:sz w:val="18"/>
                       <w:szCs w:val="18"/>
                     </w:rPr>
-                    <w:t>IT Ssumbagsel</w:t>
+                    <w:t>IT Sumbagsel</w:t>
                   </w:r>
                 </w:p>
               </w:tc>
@@ -447,7 +445,7 @@
             <w:tr>
               <w:tc>
                 <w:tcPr>
-                  <w:tcW w:w="1485" w:type="dxa"/>
+                  <w:tcW w:w="885" w:type="dxa"/>
                 </w:tcPr>
                 <w:p>
                   <w:pPr>
@@ -469,7 +467,7 @@
               </w:tc>
               <w:tc>
                 <w:tcPr>
-                  <w:tcW w:w="236" w:type="dxa"/>
+                  <w:tcW w:w="270" w:type="dxa"/>
                 </w:tcPr>
                 <w:p>
                   <w:pPr>
@@ -487,7 +485,7 @@
               </w:tc>
               <w:tc>
                 <w:tcPr>
-                  <w:tcW w:w="2736" w:type="dxa"/>
+                  <w:tcW w:w="3302" w:type="dxa"/>
                 </w:tcPr>
                 <w:p>
                   <w:pPr>
@@ -503,7 +501,7 @@
                       <w:sz w:val="18"/>
                       <w:szCs w:val="18"/>
                     </w:rPr>
-                    <w:t>Inspector II Reliability</w:t>
+                    <w:t>IT Sumbagsel</w:t>
                   </w:r>
                 </w:p>
               </w:tc>
@@ -529,7 +527,7 @@
           <w:bCs/>
           <w:u w:val="single"/>
         </w:rPr>
-        <w:t xml:space="preserve">BERITA ACARA </w:t>
+        <w:t xml:space="preserve">BERITA ACARA ALOKASI BARANG</w:t>
       </w:r>
       <w:r>
         <w:rPr>
@@ -537,7 +535,7 @@
           <w:bCs/>
           <w:u w:val="single"/>
         </w:rPr>
-        <w:t>PEMINJAMAN</w:t>
+        <w:t/>
       </w:r>
       <w:r>
         <w:rPr>
@@ -545,13 +543,13 @@
           <w:bCs/>
           <w:u w:val="single"/>
         </w:rPr>
-        <w:t xml:space="preserve"> BARANG</w:t>
+        <w:t xml:space="preserve"/>
       </w:r>
     </w:p>
     <w:p/>
     <w:tbl>
       <w:tblPr>
-        <w:tblW w:w="9128" w:type="dxa"/>
+        <w:tblW w:w="9625" w:type="dxa"/>
         <w:tblLayout w:type="fixed"/>
         <w:tblCellMar>
           <w:left w:w="10" w:type="dxa"/>
@@ -560,14 +558,14 @@
         <w:tblLook w:val="04A0" w:firstRow="1" w:lastRow="0" w:firstColumn="1" w:lastColumn="0" w:noHBand="0" w:noVBand="1"/>
       </w:tblPr>
       <w:tblGrid>
-        <w:gridCol w:w="2785"/>
+        <w:gridCol w:w="3775"/>
         <w:gridCol w:w="270"/>
-        <w:gridCol w:w="6073"/>
+        <w:gridCol w:w="5580"/>
       </w:tblGrid>
       <w:tr>
         <w:tc>
           <w:tcPr>
-            <w:tcW w:w="2785" w:type="dxa"/>
+            <w:tcW w:w="3775" w:type="dxa"/>
             <w:tcMar>
               <w:top w:w="60" w:type="dxa"/>
               <w:left w:w="80" w:type="dxa"/>
@@ -577,17 +575,18 @@
           </w:tcPr>
           <w:p>
             <w:pPr>
-              <w:rPr>
-                <w:sz w:val="18"/>
-                <w:szCs w:val="18"/>
-              </w:rPr>
-            </w:pPr>
-            <w:r>
-              <w:rPr>
-                <w:sz w:val="18"/>
-                <w:szCs w:val="18"/>
-              </w:rPr>
-              <w:t xml:space="preserve">Nama </w:t>
+              <w:ind w:left="274"/>
+              <w:rPr>
+                <w:sz w:val="18"/>
+                <w:szCs w:val="18"/>
+              </w:rPr>
+            </w:pPr>
+            <w:r>
+              <w:rPr>
+                <w:sz w:val="18"/>
+                <w:szCs w:val="18"/>
+              </w:rPr>
+              <w:t xml:space="preserve">Nama Pengguna/Penanggung Jawab</w:t>
             </w:r>
             <w:proofErr w:type="spellStart"/>
             <w:r>
@@ -595,7 +594,7 @@
                 <w:sz w:val="18"/>
                 <w:szCs w:val="18"/>
               </w:rPr>
-              <w:t>Penanggung</w:t>
+              <w:t/>
             </w:r>
             <w:proofErr w:type="spellEnd"/>
             <w:r>
@@ -603,7 +602,7 @@
                 <w:sz w:val="18"/>
                 <w:szCs w:val="18"/>
               </w:rPr>
-              <w:t xml:space="preserve"> Jawab</w:t>
+              <w:t xml:space="preserve"/>
             </w:r>
           </w:p>
         </w:tc>
@@ -636,7 +635,7 @@
         </w:tc>
         <w:tc>
           <w:tcPr>
-            <w:tcW w:w="6073" w:type="dxa"/>
+            <w:tcW w:w="5580" w:type="dxa"/>
             <w:tcMar>
               <w:top w:w="60" w:type="dxa"/>
               <w:left w:w="80" w:type="dxa"/>
@@ -656,7 +655,23 @@
                 <w:sz w:val="18"/>
                 <w:szCs w:val="18"/>
               </w:rPr>
-              <w:t>Romi Aprilian Mustafa</w:t>
+              <w:t>ejgaming2 / Romi Aprilian Mustafa</w:t>
+            </w:r>
+            <w:proofErr w:type="spellStart"/>
+            <w:r>
+              <w:rPr>
+                <w:sz w:val="18"/>
+                <w:szCs w:val="18"/>
+              </w:rPr>
+              <w:t/>
+            </w:r>
+            <w:proofErr w:type="spellEnd"/>
+            <w:r>
+              <w:rPr>
+                <w:sz w:val="18"/>
+                <w:szCs w:val="18"/>
+              </w:rPr>
+              <w:t/>
             </w:r>
           </w:p>
         </w:tc>
@@ -664,7 +679,7 @@
       <w:tr>
         <w:tc>
           <w:tcPr>
-            <w:tcW w:w="2785" w:type="dxa"/>
+            <w:tcW w:w="3775" w:type="dxa"/>
             <w:tcMar>
               <w:top w:w="60" w:type="dxa"/>
               <w:left w:w="80" w:type="dxa"/>
@@ -674,6 +689,7 @@
           </w:tcPr>
           <w:p>
             <w:pPr>
+              <w:ind w:left="274"/>
               <w:rPr>
                 <w:sz w:val="18"/>
                 <w:szCs w:val="18"/>
@@ -717,7 +733,7 @@
         </w:tc>
         <w:tc>
           <w:tcPr>
-            <w:tcW w:w="6073" w:type="dxa"/>
+            <w:tcW w:w="5580" w:type="dxa"/>
             <w:tcMar>
               <w:top w:w="60" w:type="dxa"/>
               <w:left w:w="80" w:type="dxa"/>
@@ -739,13 +755,29 @@
               </w:rPr>
               <w:t>123456</w:t>
             </w:r>
+            <w:proofErr w:type="spellStart"/>
+            <w:r>
+              <w:rPr>
+                <w:sz w:val="18"/>
+                <w:szCs w:val="18"/>
+              </w:rPr>
+              <w:t/>
+            </w:r>
+            <w:proofErr w:type="spellEnd"/>
+            <w:r>
+              <w:rPr>
+                <w:sz w:val="18"/>
+                <w:szCs w:val="18"/>
+              </w:rPr>
+              <w:t/>
+            </w:r>
           </w:p>
         </w:tc>
       </w:tr>
       <w:tr>
         <w:tc>
           <w:tcPr>
-            <w:tcW w:w="2785" w:type="dxa"/>
+            <w:tcW w:w="3775" w:type="dxa"/>
             <w:tcMar>
               <w:top w:w="60" w:type="dxa"/>
               <w:left w:w="80" w:type="dxa"/>
@@ -755,18 +787,21 @@
           </w:tcPr>
           <w:p>
             <w:pPr>
-              <w:rPr>
-                <w:sz w:val="18"/>
-                <w:szCs w:val="18"/>
-              </w:rPr>
-            </w:pPr>
-            <w:r>
-              <w:rPr>
-                <w:sz w:val="18"/>
-                <w:szCs w:val="18"/>
-              </w:rPr>
-              <w:t>J a b a t a n</w:t>
-            </w:r>
+              <w:ind w:left="274"/>
+              <w:rPr>
+                <w:sz w:val="18"/>
+                <w:szCs w:val="18"/>
+              </w:rPr>
+            </w:pPr>
+            <w:proofErr w:type="spellStart"/>
+            <w:r>
+              <w:rPr>
+                <w:sz w:val="18"/>
+                <w:szCs w:val="18"/>
+              </w:rPr>
+              <w:t>Jabatan</w:t>
+            </w:r>
+            <w:proofErr w:type="spellEnd"/>
           </w:p>
         </w:tc>
         <w:tc>
@@ -798,7 +833,7 @@
         </w:tc>
         <w:tc>
           <w:tcPr>
-            <w:tcW w:w="6073" w:type="dxa"/>
+            <w:tcW w:w="5580" w:type="dxa"/>
             <w:tcMar>
               <w:top w:w="60" w:type="dxa"/>
               <w:left w:w="80" w:type="dxa"/>
@@ -820,13 +855,29 @@
               </w:rPr>
               <w:t>Jr Officer I Operation Delivery</w:t>
             </w:r>
+            <w:proofErr w:type="spellStart"/>
+            <w:r>
+              <w:rPr>
+                <w:sz w:val="18"/>
+                <w:szCs w:val="18"/>
+              </w:rPr>
+              <w:t/>
+            </w:r>
+            <w:proofErr w:type="spellEnd"/>
+            <w:r>
+              <w:rPr>
+                <w:sz w:val="18"/>
+                <w:szCs w:val="18"/>
+              </w:rPr>
+              <w:t/>
+            </w:r>
           </w:p>
         </w:tc>
       </w:tr>
       <w:tr>
         <w:tc>
           <w:tcPr>
-            <w:tcW w:w="2785" w:type="dxa"/>
+            <w:tcW w:w="3775" w:type="dxa"/>
             <w:tcMar>
               <w:top w:w="60" w:type="dxa"/>
               <w:left w:w="80" w:type="dxa"/>
@@ -836,6 +887,7 @@
           </w:tcPr>
           <w:p>
             <w:pPr>
+              <w:ind w:left="274"/>
               <w:rPr>
                 <w:sz w:val="18"/>
                 <w:szCs w:val="18"/>
@@ -897,7 +949,7 @@
         </w:tc>
         <w:tc>
           <w:tcPr>
-            <w:tcW w:w="6073" w:type="dxa"/>
+            <w:tcW w:w="5580" w:type="dxa"/>
             <w:tcMar>
               <w:top w:w="60" w:type="dxa"/>
               <w:left w:w="80" w:type="dxa"/>
@@ -919,13 +971,29 @@
               </w:rPr>
               <w:t>IT Sumbagsel</w:t>
             </w:r>
+            <w:proofErr w:type="spellStart"/>
+            <w:r>
+              <w:rPr>
+                <w:sz w:val="18"/>
+                <w:szCs w:val="18"/>
+              </w:rPr>
+              <w:t/>
+            </w:r>
+            <w:proofErr w:type="spellEnd"/>
+            <w:r>
+              <w:rPr>
+                <w:sz w:val="18"/>
+                <w:szCs w:val="18"/>
+              </w:rPr>
+              <w:t/>
+            </w:r>
           </w:p>
         </w:tc>
       </w:tr>
       <w:tr>
         <w:tc>
           <w:tcPr>
-            <w:tcW w:w="2785" w:type="dxa"/>
+            <w:tcW w:w="3775" w:type="dxa"/>
             <w:tcMar>
               <w:top w:w="60" w:type="dxa"/>
               <w:left w:w="80" w:type="dxa"/>
@@ -935,6 +1003,7 @@
           </w:tcPr>
           <w:p>
             <w:pPr>
+              <w:ind w:left="274"/>
               <w:rPr>
                 <w:sz w:val="18"/>
                 <w:szCs w:val="18"/>
@@ -978,7 +1047,7 @@
         </w:tc>
         <w:tc>
           <w:tcPr>
-            <w:tcW w:w="6073" w:type="dxa"/>
+            <w:tcW w:w="5580" w:type="dxa"/>
             <w:tcMar>
               <w:top w:w="60" w:type="dxa"/>
               <w:left w:w="80" w:type="dxa"/>
@@ -1000,13 +1069,29 @@
               </w:rPr>
               <w:t>IT Sumbagsel</w:t>
             </w:r>
+            <w:proofErr w:type="spellStart"/>
+            <w:r>
+              <w:rPr>
+                <w:sz w:val="18"/>
+                <w:szCs w:val="18"/>
+              </w:rPr>
+              <w:t/>
+            </w:r>
+            <w:proofErr w:type="spellEnd"/>
+            <w:r>
+              <w:rPr>
+                <w:sz w:val="18"/>
+                <w:szCs w:val="18"/>
+              </w:rPr>
+              <w:t/>
+            </w:r>
           </w:p>
         </w:tc>
       </w:tr>
       <w:tr>
         <w:tc>
           <w:tcPr>
-            <w:tcW w:w="2785" w:type="dxa"/>
+            <w:tcW w:w="3775" w:type="dxa"/>
             <w:tcMar>
               <w:top w:w="60" w:type="dxa"/>
               <w:left w:w="80" w:type="dxa"/>
@@ -1016,6 +1101,7 @@
           </w:tcPr>
           <w:p>
             <w:pPr>
+              <w:ind w:left="274"/>
               <w:rPr>
                 <w:sz w:val="18"/>
                 <w:szCs w:val="18"/>
@@ -1059,7 +1145,7 @@
         </w:tc>
         <w:tc>
           <w:tcPr>
-            <w:tcW w:w="6073" w:type="dxa"/>
+            <w:tcW w:w="5580" w:type="dxa"/>
             <w:tcMar>
               <w:top w:w="60" w:type="dxa"/>
               <w:left w:w="80" w:type="dxa"/>
@@ -1081,13 +1167,29 @@
               </w:rPr>
               <w:t>romiaprilian7406@gmail.com</w:t>
             </w:r>
+            <w:proofErr w:type="spellStart"/>
+            <w:r>
+              <w:rPr>
+                <w:sz w:val="18"/>
+                <w:szCs w:val="18"/>
+              </w:rPr>
+              <w:t/>
+            </w:r>
+            <w:proofErr w:type="spellEnd"/>
+            <w:r>
+              <w:rPr>
+                <w:sz w:val="18"/>
+                <w:szCs w:val="18"/>
+              </w:rPr>
+              <w:t/>
+            </w:r>
           </w:p>
         </w:tc>
       </w:tr>
       <w:tr>
         <w:tc>
           <w:tcPr>
-            <w:tcW w:w="2785" w:type="dxa"/>
+            <w:tcW w:w="3775" w:type="dxa"/>
             <w:tcMar>
               <w:top w:w="60" w:type="dxa"/>
               <w:left w:w="80" w:type="dxa"/>
@@ -1097,6 +1199,7 @@
           </w:tcPr>
           <w:p>
             <w:pPr>
+              <w:ind w:left="274"/>
               <w:rPr>
                 <w:sz w:val="18"/>
                 <w:szCs w:val="18"/>
@@ -1149,7 +1252,7 @@
         </w:tc>
         <w:tc>
           <w:tcPr>
-            <w:tcW w:w="6073" w:type="dxa"/>
+            <w:tcW w:w="5580" w:type="dxa"/>
             <w:tcMar>
               <w:top w:w="60" w:type="dxa"/>
               <w:left w:w="80" w:type="dxa"/>
@@ -1171,13 +1274,29 @@
               </w:rPr>
               <w:t>1</w:t>
             </w:r>
+            <w:proofErr w:type="spellStart"/>
+            <w:r>
+              <w:rPr>
+                <w:sz w:val="18"/>
+                <w:szCs w:val="18"/>
+              </w:rPr>
+              <w:t/>
+            </w:r>
+            <w:proofErr w:type="spellEnd"/>
+            <w:r>
+              <w:rPr>
+                <w:sz w:val="18"/>
+                <w:szCs w:val="18"/>
+              </w:rPr>
+              <w:t/>
+            </w:r>
           </w:p>
         </w:tc>
       </w:tr>
       <w:tr>
         <w:tc>
           <w:tcPr>
-            <w:tcW w:w="2785" w:type="dxa"/>
+            <w:tcW w:w="3775" w:type="dxa"/>
             <w:tcMar>
               <w:top w:w="60" w:type="dxa"/>
               <w:left w:w="80" w:type="dxa"/>
@@ -1187,17 +1306,18 @@
           </w:tcPr>
           <w:p>
             <w:pPr>
-              <w:rPr>
-                <w:sz w:val="18"/>
-                <w:szCs w:val="18"/>
-              </w:rPr>
-            </w:pPr>
-            <w:r>
-              <w:rPr>
-                <w:sz w:val="18"/>
-                <w:szCs w:val="18"/>
-              </w:rPr>
-              <w:t>No. Telp / HP</w:t>
+              <w:ind w:left="274"/>
+              <w:rPr>
+                <w:sz w:val="18"/>
+                <w:szCs w:val="18"/>
+              </w:rPr>
+            </w:pPr>
+            <w:r>
+              <w:rPr>
+                <w:sz w:val="18"/>
+                <w:szCs w:val="18"/>
+              </w:rPr>
+              <w:t>No. Telp/HP</w:t>
             </w:r>
           </w:p>
         </w:tc>
@@ -1230,7 +1350,7 @@
         </w:tc>
         <w:tc>
           <w:tcPr>
-            <w:tcW w:w="6073" w:type="dxa"/>
+            <w:tcW w:w="5580" w:type="dxa"/>
             <w:tcMar>
               <w:top w:w="60" w:type="dxa"/>
               <w:left w:w="80" w:type="dxa"/>
@@ -1250,7 +1370,23 @@
                 <w:sz w:val="18"/>
                 <w:szCs w:val="18"/>
               </w:rPr>
-              <w:t>0812345678</w:t>
+              <w:t>0812324234</w:t>
+            </w:r>
+            <w:proofErr w:type="spellStart"/>
+            <w:r>
+              <w:rPr>
+                <w:sz w:val="18"/>
+                <w:szCs w:val="18"/>
+              </w:rPr>
+              <w:t/>
+            </w:r>
+            <w:proofErr w:type="spellEnd"/>
+            <w:r>
+              <w:rPr>
+                <w:sz w:val="18"/>
+                <w:szCs w:val="18"/>
+              </w:rPr>
+              <w:t/>
             </w:r>
           </w:p>
         </w:tc>
@@ -1264,6 +1400,7 @@
     <w:p>
       <w:pPr>
         <w:spacing w:line="276" w:lineRule="auto"/>
+        <w:ind w:left="360"/>
         <w:jc w:val="both"/>
         <w:rPr>
           <w:b/>
@@ -1279,7 +1416,7 @@
           <w:sz w:val="18"/>
           <w:szCs w:val="18"/>
         </w:rPr>
-        <w:t xml:space="preserve">Pada hari ini Senin Tanggal 29 Juni 2026 telah diserahterimakan perangkat dengan spesifikasi serta syarat-syarat dan ketentuan sebagai berikut:</w:t>
+        <w:t xml:space="preserve">Pada hari ini Minggu Tanggal 5 Juli 2026 telah diserahterimakan perangkat dengan spesifikasi serta syarat-syarat dan ketentuan sebagai berikut:</w:t>
       </w:r>
       <w:proofErr w:type="spellStart"/>
       <w:r>
@@ -1711,7 +1848,7 @@
           <w:u w:val="single"/>
           <w:lang w:val="nb-NO"/>
         </w:rPr>
-        <w:t>Jenis Perangkat Keras: Mouse, Router, Switch</w:t>
+        <w:t>Jenis Perangkat Keras: Anti Static Wrist Strap, Cable Tester, Bridge, Fiber Cleaver</w:t>
       </w:r>
       <w:r>
         <w:rPr>
@@ -1776,6 +1913,7 @@
                 <w:insideV w:val="none" w:color="auto" w:sz="0" w:space="0"/>
               </w:tblBorders>
               <w:tblLook w:val="04A0" w:firstRow="1" w:lastRow="0" w:firstColumn="1" w:lastColumn="0" w:noHBand="0" w:noVBand="1"/>
+              <w:tblLayout w:type="fixed"/>
             </w:tblPr>
             <w:tblGrid>
               <w:gridCol w:w="579"/>
@@ -1810,7 +1948,6 @@
                   <w:pPr>
                     <w:pStyle w:val="ListParagraph"/>
                     <w:ind w:left="0"/>
-                    <w:jc w:val="center"/>
                     <w:rPr>
                       <w:b/>
                       <w:bCs/>
@@ -1889,6 +2026,7 @@
                 <w:insideV w:val="none" w:color="auto" w:sz="0" w:space="0"/>
               </w:tblBorders>
               <w:tblLook w:val="04A0" w:firstRow="1" w:lastRow="0" w:firstColumn="1" w:lastColumn="0" w:noHBand="0" w:noVBand="1"/>
+              <w:tblLayout w:type="fixed"/>
             </w:tblPr>
             <w:tblGrid>
               <w:gridCol w:w="922"/>
@@ -1977,7 +2115,6 @@
                   <w:pPr>
                     <w:pStyle w:val="ListParagraph"/>
                     <w:ind w:left="0"/>
-                    <w:jc w:val="center"/>
                     <w:rPr>
                       <w:b/>
                       <w:bCs/>
@@ -2154,6 +2291,7 @@
             <w:pPr>
               <w:pStyle w:val="ListParagraph"/>
               <w:ind w:left="0"/>
+              <w:jc w:val="center"/>
               <w:rPr>
                 <w:b/>
                 <w:bCs/>
@@ -2216,7 +2354,7 @@
                 <w:szCs w:val="18"/>
                 <w:lang w:val="nb-NO"/>
               </w:rPr>
-              <w:t>1.</w:t>
+              <w:t>1</w:t>
             </w:r>
           </w:p>
         </w:tc>
@@ -2243,7 +2381,7 @@
                 <w:szCs w:val="18"/>
                 <w:lang w:val="nb-NO"/>
               </w:rPr>
-              <w:t>10</w:t>
+              <w:t>1</w:t>
             </w:r>
           </w:p>
         </w:tc>
@@ -2270,7 +2408,7 @@
                 <w:szCs w:val="18"/>
                 <w:lang w:val="nb-NO"/>
               </w:rPr>
-              <w:t>Sepuluh</w:t>
+              <w:t>Satu</w:t>
             </w:r>
           </w:p>
         </w:tc>
@@ -2324,7 +2462,7 @@
                 <w:szCs w:val="18"/>
                 <w:lang w:val="nb-NO"/>
               </w:rPr>
-              <w:t>khvcqerv</w:t>
+              <w:t>-</w:t>
             </w:r>
           </w:p>
         </w:tc>
@@ -2351,7 +2489,7 @@
                 <w:szCs w:val="18"/>
                 <w:lang w:val="nb-NO"/>
               </w:rPr>
-              <w:t>qlhbfhqe</w:t>
+              <w:t>-</w:t>
             </w:r>
           </w:p>
         </w:tc>
@@ -2380,7 +2518,7 @@
                 <w:szCs w:val="18"/>
                 <w:lang w:val="nb-NO"/>
               </w:rPr>
-              <w:t>2.</w:t>
+              <w:t>2</w:t>
             </w:r>
           </w:p>
         </w:tc>
@@ -2488,7 +2626,7 @@
                 <w:szCs w:val="18"/>
                 <w:lang w:val="nb-NO"/>
               </w:rPr>
-              <w:t>iuqshfgv</w:t>
+              <w:t>-</w:t>
             </w:r>
           </w:p>
         </w:tc>
@@ -2515,7 +2653,7 @@
                 <w:szCs w:val="18"/>
                 <w:lang w:val="nb-NO"/>
               </w:rPr>
-              <w:t>32841</w:t>
+              <w:t>-</w:t>
             </w:r>
           </w:p>
         </w:tc>
@@ -2544,7 +2682,7 @@
                 <w:szCs w:val="18"/>
                 <w:lang w:val="nb-NO"/>
               </w:rPr>
-              <w:t>3.</w:t>
+              <w:t>3</w:t>
             </w:r>
           </w:p>
         </w:tc>
@@ -2652,7 +2790,7 @@
                 <w:szCs w:val="18"/>
                 <w:lang w:val="nb-NO"/>
               </w:rPr>
-              <w:t>isdbvw</w:t>
+              <w:t>-</w:t>
             </w:r>
           </w:p>
         </w:tc>
@@ -2679,7 +2817,171 @@
                 <w:szCs w:val="18"/>
                 <w:lang w:val="nb-NO"/>
               </w:rPr>
-              <w:t>qwehbf</w:t>
+              <w:t>-</w:t>
+            </w:r>
+          </w:p>
+        </w:tc>
+      </w:tr>
+      <w:tr>
+        <w:tc>
+          <w:tcPr>
+            <w:tcW w:w="805" w:type="dxa"/>
+          </w:tcPr>
+          <w:p>
+            <w:pPr>
+              <w:pStyle w:val="ListParagraph"/>
+              <w:ind w:left="0"/>
+              <w:jc w:val="center"/>
+              <w:rPr>
+                <w:noProof/>
+                <w:sz w:val="18"/>
+                <w:szCs w:val="18"/>
+                <w:lang w:val="nb-NO"/>
+              </w:rPr>
+            </w:pPr>
+            <w:r>
+              <w:rPr>
+                <w:noProof/>
+                <w:sz w:val="18"/>
+                <w:szCs w:val="18"/>
+                <w:lang w:val="nb-NO"/>
+              </w:rPr>
+              <w:t>4</w:t>
+            </w:r>
+          </w:p>
+        </w:tc>
+        <w:tc>
+          <w:tcPr>
+            <w:tcW w:w="1080" w:type="dxa"/>
+          </w:tcPr>
+          <w:p>
+            <w:pPr>
+              <w:pStyle w:val="ListParagraph"/>
+              <w:ind w:left="0"/>
+              <w:jc w:val="center"/>
+              <w:rPr>
+                <w:noProof/>
+                <w:sz w:val="18"/>
+                <w:szCs w:val="18"/>
+                <w:lang w:val="nb-NO"/>
+              </w:rPr>
+            </w:pPr>
+            <w:r>
+              <w:rPr>
+                <w:noProof/>
+                <w:sz w:val="18"/>
+                <w:szCs w:val="18"/>
+                <w:lang w:val="nb-NO"/>
+              </w:rPr>
+              <w:t>1</w:t>
+            </w:r>
+          </w:p>
+        </w:tc>
+        <w:tc>
+          <w:tcPr>
+            <w:tcW w:w="990" w:type="dxa"/>
+          </w:tcPr>
+          <w:p>
+            <w:pPr>
+              <w:pStyle w:val="ListParagraph"/>
+              <w:ind w:left="0"/>
+              <w:jc w:val="center"/>
+              <w:rPr>
+                <w:noProof/>
+                <w:sz w:val="18"/>
+                <w:szCs w:val="18"/>
+                <w:lang w:val="nb-NO"/>
+              </w:rPr>
+            </w:pPr>
+            <w:r>
+              <w:rPr>
+                <w:noProof/>
+                <w:sz w:val="18"/>
+                <w:szCs w:val="18"/>
+                <w:lang w:val="nb-NO"/>
+              </w:rPr>
+              <w:t>Satu</w:t>
+            </w:r>
+          </w:p>
+        </w:tc>
+        <w:tc>
+          <w:tcPr>
+            <w:tcW w:w="1170" w:type="dxa"/>
+          </w:tcPr>
+          <w:p>
+            <w:pPr>
+              <w:pStyle w:val="ListParagraph"/>
+              <w:ind w:left="0"/>
+              <w:jc w:val="center"/>
+              <w:rPr>
+                <w:noProof/>
+                <w:sz w:val="18"/>
+                <w:szCs w:val="18"/>
+                <w:lang w:val="nb-NO"/>
+              </w:rPr>
+            </w:pPr>
+            <w:r>
+              <w:rPr>
+                <w:noProof/>
+                <w:sz w:val="18"/>
+                <w:szCs w:val="18"/>
+                <w:lang w:val="nb-NO"/>
+              </w:rPr>
+              <w:t>Pcs</w:t>
+            </w:r>
+          </w:p>
+        </w:tc>
+        <w:tc>
+          <w:tcPr>
+            <w:tcW w:w="2250" w:type="dxa"/>
+          </w:tcPr>
+          <w:p>
+            <w:pPr>
+              <w:pStyle w:val="ListParagraph"/>
+              <w:ind w:left="0"/>
+              <w:jc w:val="center"/>
+              <w:rPr>
+                <w:noProof/>
+                <w:sz w:val="18"/>
+                <w:szCs w:val="18"/>
+                <w:lang w:val="nb-NO"/>
+              </w:rPr>
+            </w:pPr>
+            <w:r>
+              <w:rPr>
+                <w:noProof/>
+                <w:sz w:val="18"/>
+                <w:szCs w:val="18"/>
+                <w:lang w:val="nb-NO"/>
+              </w:rPr>
+              <w:t>-</w:t>
+            </w:r>
+          </w:p>
+        </w:tc>
+        <w:tc>
+          <w:tcPr>
+            <w:tcW w:w="2973" w:type="dxa"/>
+          </w:tcPr>
+          <w:p>
+            <w:pPr>
+              <w:pStyle w:val="ListParagraph"/>
+              <w:ind w:left="0"/>
+              <w:jc w:val="center"/>
+              <w:rPr>
+                <w:noProof/>
+                <w:sz w:val="18"/>
+                <w:szCs w:val="18"/>
+                <w:lang w:val="nb-NO"/>
+              </w:rPr>
+            </w:pPr>
+            <w:r>
+              <w:rPr>
+                <w:noProof/>
+                <w:sz w:val="18"/>
+                <w:szCs w:val="18"/>
+                <w:lang w:val="nb-NO"/>
+              </w:rPr>
+              <w:t>-</w:t>
             </w:r>
           </w:p>
         </w:tc>
@@ -2711,25 +3013,7 @@
                 <w:szCs w:val="18"/>
                 <w:lang w:val="nb-NO"/>
               </w:rPr>
-              <w:t>Catatan: Perangkat IT ini di</w:t>
-            </w:r>
-            <w:r>
-              <w:rPr>
-                <w:noProof/>
-                <w:sz w:val="18"/>
-                <w:szCs w:val="18"/>
-                <w:lang w:val="nb-NO"/>
-              </w:rPr>
-              <w:t>pinjamkan</w:t>
-            </w:r>
-            <w:r>
-              <w:rPr>
-                <w:noProof/>
-                <w:sz w:val="18"/>
-                <w:szCs w:val="18"/>
-                <w:lang w:val="nb-NO"/>
-              </w:rPr>
-              <w:t xml:space="preserve"> berdasarkan</w:t>
+              <w:t>Catatan: Perangkat IT ini dialokasikan berdasarkan</w:t>
             </w:r>
           </w:p>
           <w:p>
@@ -2748,15 +3032,7 @@
                 <w:sz w:val="18"/>
                 <w:szCs w:val="18"/>
               </w:rPr>
-              <w:t>Tiket di My SSC NO. ABCD1234                                                        Tanggal pengembalian: 04 Juli 2026</w:t>
-            </w:r>
-            <w:r>
-              <w:rPr>
-                <w:noProof/>
-                <w:sz w:val="18"/>
-                <w:szCs w:val="18"/>
-              </w:rPr>
-              <w:t xml:space="preserve"/>
+              <w:t>Tiket di My SSC NO. -</w:t>
             </w:r>
           </w:p>
         </w:tc>
@@ -2886,6 +3162,22 @@
           <w:sz w:val="18"/>
           <w:szCs w:val="18"/>
         </w:rPr>
+        <w:t>barang</w:t>
+      </w:r>
+      <w:proofErr w:type="spellEnd"/>
+      <w:r>
+        <w:rPr>
+          <w:sz w:val="18"/>
+          <w:szCs w:val="18"/>
+        </w:rPr>
+        <w:t>/</w:t>
+      </w:r>
+      <w:proofErr w:type="spellStart"/>
+      <w:r>
+        <w:rPr>
+          <w:sz w:val="18"/>
+          <w:szCs w:val="18"/>
+        </w:rPr>
         <w:t>peralatan</w:t>
       </w:r>
       <w:proofErr w:type="spellEnd"/>
@@ -2902,7 +3194,7 @@
           <w:sz w:val="18"/>
           <w:szCs w:val="18"/>
         </w:rPr>
-        <w:t>digunakannya</w:t>
+        <w:t>diterima</w:t>
       </w:r>
       <w:proofErr w:type="spellEnd"/>
       <w:r>
@@ -2918,6 +3210,54 @@
           <w:sz w:val="18"/>
           <w:szCs w:val="18"/>
         </w:rPr>
+        <w:t>digunakan</w:t>
+      </w:r>
+      <w:proofErr w:type="spellEnd"/>
+      <w:r>
+        <w:rPr>
+          <w:sz w:val="18"/>
+          <w:szCs w:val="18"/>
+        </w:rPr>
+        <w:t xml:space="preserve"> </w:t>
+      </w:r>
+      <w:proofErr w:type="spellStart"/>
+      <w:r>
+        <w:rPr>
+          <w:sz w:val="18"/>
+          <w:szCs w:val="18"/>
+        </w:rPr>
+        <w:t>serta</w:t>
+      </w:r>
+      <w:proofErr w:type="spellEnd"/>
+      <w:r>
+        <w:rPr>
+          <w:sz w:val="18"/>
+          <w:szCs w:val="18"/>
+        </w:rPr>
+        <w:t xml:space="preserve"> </w:t>
+      </w:r>
+      <w:proofErr w:type="spellStart"/>
+      <w:r>
+        <w:rPr>
+          <w:sz w:val="18"/>
+          <w:szCs w:val="18"/>
+        </w:rPr>
+        <w:t>menyatakan</w:t>
+      </w:r>
+      <w:proofErr w:type="spellEnd"/>
+      <w:r>
+        <w:rPr>
+          <w:sz w:val="18"/>
+          <w:szCs w:val="18"/>
+        </w:rPr>
+        <w:t xml:space="preserve"> </w:t>
+      </w:r>
+      <w:proofErr w:type="spellStart"/>
+      <w:r>
+        <w:rPr>
+          <w:sz w:val="18"/>
+          <w:szCs w:val="18"/>
+        </w:rPr>
         <w:t>telah</w:t>
       </w:r>
       <w:proofErr w:type="spellEnd"/>
@@ -2942,15 +3282,31 @@
           <w:sz w:val="18"/>
           <w:szCs w:val="18"/>
         </w:rPr>
-        <w:t xml:space="preserve"> dan </w:t>
-      </w:r>
-      <w:proofErr w:type="spellStart"/>
-      <w:r>
-        <w:rPr>
-          <w:sz w:val="18"/>
-          <w:szCs w:val="18"/>
-        </w:rPr>
-        <w:t>setuju</w:t>
+        <w:t xml:space="preserve">, </w:t>
+      </w:r>
+      <w:proofErr w:type="spellStart"/>
+      <w:r>
+        <w:rPr>
+          <w:sz w:val="18"/>
+          <w:szCs w:val="18"/>
+        </w:rPr>
+        <w:t>memahami</w:t>
+      </w:r>
+      <w:proofErr w:type="spellEnd"/>
+      <w:r>
+        <w:rPr>
+          <w:sz w:val="18"/>
+          <w:szCs w:val="18"/>
+        </w:rPr>
+        <w:t xml:space="preserve">, dan </w:t>
+      </w:r>
+      <w:proofErr w:type="spellStart"/>
+      <w:r>
+        <w:rPr>
+          <w:sz w:val="18"/>
+          <w:szCs w:val="18"/>
+        </w:rPr>
+        <w:t>menyetujui</w:t>
       </w:r>
       <w:proofErr w:type="spellEnd"/>
       <w:r>
@@ -2966,7 +3322,7 @@
           <w:sz w:val="18"/>
           <w:szCs w:val="18"/>
         </w:rPr>
-        <w:t>dengan</w:t>
+        <w:t>seluruh</w:t>
       </w:r>
       <w:proofErr w:type="spellEnd"/>
       <w:r>
@@ -2990,6 +3346,22 @@
           <w:sz w:val="18"/>
           <w:szCs w:val="18"/>
         </w:rPr>
+        <w:t xml:space="preserve"> yang </w:t>
+      </w:r>
+      <w:proofErr w:type="spellStart"/>
+      <w:r>
+        <w:rPr>
+          <w:sz w:val="18"/>
+          <w:szCs w:val="18"/>
+        </w:rPr>
+        <w:t>tercantum</w:t>
+      </w:r>
+      <w:proofErr w:type="spellEnd"/>
+      <w:r>
+        <w:rPr>
+          <w:sz w:val="18"/>
+          <w:szCs w:val="18"/>
+        </w:rPr>
         <w:t xml:space="preserve"> </w:t>
       </w:r>
       <w:proofErr w:type="spellStart"/>
@@ -2998,6 +3370,86 @@
           <w:sz w:val="18"/>
           <w:szCs w:val="18"/>
         </w:rPr>
+        <w:t>dalam</w:t>
+      </w:r>
+      <w:proofErr w:type="spellEnd"/>
+      <w:r>
+        <w:rPr>
+          <w:sz w:val="18"/>
+          <w:szCs w:val="18"/>
+        </w:rPr>
+        <w:t xml:space="preserve"> Berita Acara Serah </w:t>
+      </w:r>
+      <w:proofErr w:type="spellStart"/>
+      <w:r>
+        <w:rPr>
+          <w:sz w:val="18"/>
+          <w:szCs w:val="18"/>
+        </w:rPr>
+        <w:t>Terima</w:t>
+      </w:r>
+      <w:proofErr w:type="spellEnd"/>
+      <w:r>
+        <w:rPr>
+          <w:sz w:val="18"/>
+          <w:szCs w:val="18"/>
+        </w:rPr>
+        <w:t xml:space="preserve"> </w:t>
+      </w:r>
+      <w:proofErr w:type="spellStart"/>
+      <w:r>
+        <w:rPr>
+          <w:sz w:val="18"/>
+          <w:szCs w:val="18"/>
+        </w:rPr>
+        <w:t>ini</w:t>
+      </w:r>
+      <w:proofErr w:type="spellEnd"/>
+      <w:r>
+        <w:rPr>
+          <w:sz w:val="18"/>
+          <w:szCs w:val="18"/>
+        </w:rPr>
+        <w:t xml:space="preserve"> </w:t>
+      </w:r>
+      <w:proofErr w:type="spellStart"/>
+      <w:r>
+        <w:rPr>
+          <w:sz w:val="18"/>
+          <w:szCs w:val="18"/>
+        </w:rPr>
+        <w:t>beserta</w:t>
+      </w:r>
+      <w:proofErr w:type="spellEnd"/>
+      <w:r>
+        <w:rPr>
+          <w:sz w:val="18"/>
+          <w:szCs w:val="18"/>
+        </w:rPr>
+        <w:t xml:space="preserve"> </w:t>
+      </w:r>
+      <w:proofErr w:type="spellStart"/>
+      <w:r>
+        <w:rPr>
+          <w:sz w:val="18"/>
+          <w:szCs w:val="18"/>
+        </w:rPr>
+        <w:t>ketentuan</w:t>
+      </w:r>
+      <w:proofErr w:type="spellEnd"/>
+      <w:r>
+        <w:rPr>
+          <w:sz w:val="18"/>
+          <w:szCs w:val="18"/>
+        </w:rPr>
+        <w:t xml:space="preserve"> </w:t>
+      </w:r>
+      <w:proofErr w:type="spellStart"/>
+      <w:r>
+        <w:rPr>
+          <w:sz w:val="18"/>
+          <w:szCs w:val="18"/>
+        </w:rPr>
         <w:t>tambahan</w:t>
       </w:r>
       <w:proofErr w:type="spellEnd"/>
@@ -3014,175 +3466,15 @@
           <w:sz w:val="18"/>
           <w:szCs w:val="18"/>
         </w:rPr>
-        <w:t>tercantum</w:t>
-      </w:r>
-      <w:proofErr w:type="spellEnd"/>
-      <w:r>
-        <w:rPr>
-          <w:sz w:val="18"/>
-          <w:szCs w:val="18"/>
-        </w:rPr>
-        <w:t xml:space="preserve"> pada </w:t>
-      </w:r>
-      <w:proofErr w:type="spellStart"/>
-      <w:r>
-        <w:rPr>
-          <w:sz w:val="18"/>
-          <w:szCs w:val="18"/>
-        </w:rPr>
-        <w:t>halaman</w:t>
-      </w:r>
-      <w:proofErr w:type="spellEnd"/>
-      <w:r>
-        <w:rPr>
-          <w:sz w:val="18"/>
-          <w:szCs w:val="18"/>
-        </w:rPr>
-        <w:t xml:space="preserve"> </w:t>
-      </w:r>
-      <w:proofErr w:type="spellStart"/>
-      <w:r>
-        <w:rPr>
-          <w:sz w:val="18"/>
-          <w:szCs w:val="18"/>
-        </w:rPr>
-        <w:t>belakang</w:t>
-      </w:r>
-      <w:proofErr w:type="spellEnd"/>
-      <w:r>
-        <w:rPr>
-          <w:sz w:val="18"/>
-          <w:szCs w:val="18"/>
-        </w:rPr>
-        <w:t xml:space="preserve"> </w:t>
-      </w:r>
-      <w:proofErr w:type="spellStart"/>
-      <w:r>
-        <w:rPr>
-          <w:sz w:val="18"/>
-          <w:szCs w:val="18"/>
-        </w:rPr>
-        <w:t>dari</w:t>
-      </w:r>
-      <w:proofErr w:type="spellEnd"/>
-      <w:r>
-        <w:rPr>
-          <w:sz w:val="18"/>
-          <w:szCs w:val="18"/>
-        </w:rPr>
-        <w:t xml:space="preserve"> </w:t>
-      </w:r>
-      <w:proofErr w:type="spellStart"/>
-      <w:r>
-        <w:rPr>
-          <w:sz w:val="18"/>
-          <w:szCs w:val="18"/>
-        </w:rPr>
-        <w:t>lembar</w:t>
-      </w:r>
-      <w:proofErr w:type="spellEnd"/>
-      <w:r>
-        <w:rPr>
-          <w:sz w:val="18"/>
-          <w:szCs w:val="18"/>
-        </w:rPr>
-        <w:t xml:space="preserve"> </w:t>
-      </w:r>
-      <w:proofErr w:type="spellStart"/>
-      <w:r>
-        <w:rPr>
-          <w:sz w:val="18"/>
-          <w:szCs w:val="18"/>
-        </w:rPr>
-        <w:t>bukti</w:t>
-      </w:r>
-      <w:proofErr w:type="spellEnd"/>
-      <w:r>
-        <w:rPr>
-          <w:sz w:val="18"/>
-          <w:szCs w:val="18"/>
-        </w:rPr>
-        <w:t xml:space="preserve"> </w:t>
-      </w:r>
-      <w:proofErr w:type="spellStart"/>
-      <w:r>
-        <w:rPr>
-          <w:sz w:val="18"/>
-          <w:szCs w:val="18"/>
-        </w:rPr>
-        <w:t>penerimaan</w:t>
-      </w:r>
-      <w:proofErr w:type="spellEnd"/>
-      <w:r>
-        <w:rPr>
-          <w:sz w:val="18"/>
-          <w:szCs w:val="18"/>
-        </w:rPr>
-        <w:t xml:space="preserve"> </w:t>
-      </w:r>
-      <w:proofErr w:type="spellStart"/>
-      <w:r>
-        <w:rPr>
-          <w:sz w:val="18"/>
-          <w:szCs w:val="18"/>
-        </w:rPr>
-        <w:t>barang</w:t>
-      </w:r>
-      <w:proofErr w:type="spellEnd"/>
-      <w:r>
-        <w:rPr>
-          <w:sz w:val="18"/>
-          <w:szCs w:val="18"/>
-        </w:rPr>
-        <w:t xml:space="preserve"> </w:t>
-      </w:r>
-      <w:proofErr w:type="spellStart"/>
-      <w:r>
-        <w:rPr>
-          <w:sz w:val="18"/>
-          <w:szCs w:val="18"/>
-        </w:rPr>
-        <w:t>ini</w:t>
-      </w:r>
-      <w:proofErr w:type="spellEnd"/>
-      <w:r>
-        <w:rPr>
-          <w:sz w:val="18"/>
-          <w:szCs w:val="18"/>
-        </w:rPr>
-        <w:t xml:space="preserve"> (</w:t>
-      </w:r>
-      <w:proofErr w:type="spellStart"/>
-      <w:r>
-        <w:rPr>
-          <w:sz w:val="18"/>
-          <w:szCs w:val="18"/>
-        </w:rPr>
-        <w:t>wajib</w:t>
-      </w:r>
-      <w:proofErr w:type="spellEnd"/>
-      <w:r>
-        <w:rPr>
-          <w:sz w:val="18"/>
-          <w:szCs w:val="18"/>
-        </w:rPr>
-        <w:t xml:space="preserve"> </w:t>
-      </w:r>
-      <w:proofErr w:type="spellStart"/>
-      <w:r>
-        <w:rPr>
-          <w:sz w:val="18"/>
-          <w:szCs w:val="18"/>
-        </w:rPr>
-        <w:t>dibaca</w:t>
-      </w:r>
-      <w:proofErr w:type="spellEnd"/>
-      <w:r>
-        <w:rPr>
-          <w:sz w:val="18"/>
-          <w:szCs w:val="18"/>
-        </w:rPr>
-        <w:t>).</w:t>
+        <w:t>berlaku</w:t>
+      </w:r>
+      <w:proofErr w:type="spellEnd"/>
+      <w:r>
+        <w:rPr>
+          <w:sz w:val="18"/>
+          <w:szCs w:val="18"/>
+        </w:rPr>
+        <w:t>.</w:t>
       </w:r>
     </w:p>
     <w:p>
@@ -3251,6 +3543,22 @@
           <w:sz w:val="18"/>
           <w:szCs w:val="18"/>
         </w:rPr>
+        <w:t>kehilangan</w:t>
+      </w:r>
+      <w:proofErr w:type="spellEnd"/>
+      <w:r>
+        <w:rPr>
+          <w:sz w:val="18"/>
+          <w:szCs w:val="18"/>
+        </w:rPr>
+        <w:t xml:space="preserve">, </w:t>
+      </w:r>
+      <w:proofErr w:type="spellStart"/>
+      <w:r>
+        <w:rPr>
+          <w:sz w:val="18"/>
+          <w:szCs w:val="18"/>
+        </w:rPr>
         <w:t>pencurian</w:t>
       </w:r>
       <w:proofErr w:type="spellEnd"/>
@@ -3259,6 +3567,118 @@
           <w:sz w:val="18"/>
           <w:szCs w:val="18"/>
         </w:rPr>
+        <w:t xml:space="preserve">, </w:t>
+      </w:r>
+      <w:proofErr w:type="spellStart"/>
+      <w:r>
+        <w:rPr>
+          <w:sz w:val="18"/>
+          <w:szCs w:val="18"/>
+        </w:rPr>
+        <w:t>kerusakan</w:t>
+      </w:r>
+      <w:proofErr w:type="spellEnd"/>
+      <w:r>
+        <w:rPr>
+          <w:sz w:val="18"/>
+          <w:szCs w:val="18"/>
+        </w:rPr>
+        <w:t xml:space="preserve"> </w:t>
+      </w:r>
+      <w:proofErr w:type="spellStart"/>
+      <w:r>
+        <w:rPr>
+          <w:sz w:val="18"/>
+          <w:szCs w:val="18"/>
+        </w:rPr>
+        <w:t>akibat</w:t>
+      </w:r>
+      <w:proofErr w:type="spellEnd"/>
+      <w:r>
+        <w:rPr>
+          <w:sz w:val="18"/>
+          <w:szCs w:val="18"/>
+        </w:rPr>
+        <w:t xml:space="preserve"> </w:t>
+      </w:r>
+      <w:proofErr w:type="spellStart"/>
+      <w:r>
+        <w:rPr>
+          <w:sz w:val="18"/>
+          <w:szCs w:val="18"/>
+        </w:rPr>
+        <w:t>kelalaian</w:t>
+      </w:r>
+      <w:proofErr w:type="spellEnd"/>
+      <w:r>
+        <w:rPr>
+          <w:sz w:val="18"/>
+          <w:szCs w:val="18"/>
+        </w:rPr>
+        <w:t xml:space="preserve">, </w:t>
+      </w:r>
+      <w:proofErr w:type="spellStart"/>
+      <w:r>
+        <w:rPr>
+          <w:sz w:val="18"/>
+          <w:szCs w:val="18"/>
+        </w:rPr>
+        <w:t>atau</w:t>
+      </w:r>
+      <w:proofErr w:type="spellEnd"/>
+      <w:r>
+        <w:rPr>
+          <w:sz w:val="18"/>
+          <w:szCs w:val="18"/>
+        </w:rPr>
+        <w:t xml:space="preserve"> </w:t>
+      </w:r>
+      <w:proofErr w:type="spellStart"/>
+      <w:r>
+        <w:rPr>
+          <w:sz w:val="18"/>
+          <w:szCs w:val="18"/>
+        </w:rPr>
+        <w:t>penyalahgunaan</w:t>
+      </w:r>
+      <w:proofErr w:type="spellEnd"/>
+      <w:r>
+        <w:rPr>
+          <w:sz w:val="18"/>
+          <w:szCs w:val="18"/>
+        </w:rPr>
+        <w:t xml:space="preserve"> </w:t>
+      </w:r>
+      <w:proofErr w:type="spellStart"/>
+      <w:r>
+        <w:rPr>
+          <w:sz w:val="18"/>
+          <w:szCs w:val="18"/>
+        </w:rPr>
+        <w:t>terhadap</w:t>
+      </w:r>
+      <w:proofErr w:type="spellEnd"/>
+      <w:r>
+        <w:rPr>
+          <w:sz w:val="18"/>
+          <w:szCs w:val="18"/>
+        </w:rPr>
+        <w:t xml:space="preserve"> </w:t>
+      </w:r>
+      <w:proofErr w:type="spellStart"/>
+      <w:r>
+        <w:rPr>
+          <w:sz w:val="18"/>
+          <w:szCs w:val="18"/>
+        </w:rPr>
+        <w:t>barang</w:t>
+      </w:r>
+      <w:proofErr w:type="spellEnd"/>
+      <w:r>
+        <w:rPr>
+          <w:sz w:val="18"/>
+          <w:szCs w:val="18"/>
+        </w:rPr>
         <w:t>/</w:t>
       </w:r>
       <w:proofErr w:type="spellStart"/>
@@ -3267,7 +3687,39 @@
           <w:sz w:val="18"/>
           <w:szCs w:val="18"/>
         </w:rPr>
-        <w:t>kehilangan</w:t>
+        <w:t>peralatan</w:t>
+      </w:r>
+      <w:proofErr w:type="spellEnd"/>
+      <w:r>
+        <w:rPr>
+          <w:sz w:val="18"/>
+          <w:szCs w:val="18"/>
+        </w:rPr>
+        <w:t xml:space="preserve"> yang </w:t>
+      </w:r>
+      <w:proofErr w:type="spellStart"/>
+      <w:r>
+        <w:rPr>
+          <w:sz w:val="18"/>
+          <w:szCs w:val="18"/>
+        </w:rPr>
+        <w:t>diserahkan</w:t>
+      </w:r>
+      <w:proofErr w:type="spellEnd"/>
+      <w:r>
+        <w:rPr>
+          <w:sz w:val="18"/>
+          <w:szCs w:val="18"/>
+        </w:rPr>
+        <w:t xml:space="preserve">, </w:t>
+      </w:r>
+      <w:proofErr w:type="spellStart"/>
+      <w:r>
+        <w:rPr>
+          <w:sz w:val="18"/>
+          <w:szCs w:val="18"/>
+        </w:rPr>
+        <w:t>maka</w:t>
       </w:r>
       <w:proofErr w:type="spellEnd"/>
       <w:r>
@@ -3283,7 +3735,190 @@
           <w:sz w:val="18"/>
           <w:szCs w:val="18"/>
         </w:rPr>
-        <w:t>perangkat</w:t>
+        <w:t>pihak</w:t>
+      </w:r>
+      <w:proofErr w:type="spellEnd"/>
+      <w:r>
+        <w:rPr>
+          <w:sz w:val="18"/>
+          <w:szCs w:val="18"/>
+        </w:rPr>
+        <w:t xml:space="preserve"> </w:t>
+      </w:r>
+      <w:proofErr w:type="spellStart"/>
+      <w:r>
+        <w:rPr>
+          <w:sz w:val="18"/>
+          <w:szCs w:val="18"/>
+        </w:rPr>
+        <w:t>penerima</w:t>
+      </w:r>
+      <w:proofErr w:type="spellEnd"/>
+      <w:r>
+        <w:rPr>
+          <w:sz w:val="18"/>
+          <w:szCs w:val="18"/>
+        </w:rPr>
+        <w:t xml:space="preserve"> </w:t>
+      </w:r>
+      <w:proofErr w:type="spellStart"/>
+      <w:r>
+        <w:rPr>
+          <w:sz w:val="18"/>
+          <w:szCs w:val="18"/>
+        </w:rPr>
+        <w:t>wajib</w:t>
+      </w:r>
+      <w:proofErr w:type="spellEnd"/>
+      <w:r>
+        <w:rPr>
+          <w:sz w:val="18"/>
+          <w:szCs w:val="18"/>
+        </w:rPr>
+        <w:t xml:space="preserve"> </w:t>
+      </w:r>
+      <w:proofErr w:type="spellStart"/>
+      <w:r>
+        <w:rPr>
+          <w:sz w:val="18"/>
+          <w:szCs w:val="18"/>
+        </w:rPr>
+        <w:t>segera</w:t>
+      </w:r>
+      <w:proofErr w:type="spellEnd"/>
+      <w:r>
+        <w:rPr>
+          <w:sz w:val="18"/>
+          <w:szCs w:val="18"/>
+        </w:rPr>
+        <w:t xml:space="preserve"> </w:t>
+      </w:r>
+      <w:proofErr w:type="spellStart"/>
+      <w:r>
+        <w:rPr>
+          <w:sz w:val="18"/>
+          <w:szCs w:val="18"/>
+        </w:rPr>
+        <w:t>melaporkan</w:t>
+      </w:r>
+      <w:r>
+        <w:rPr>
+          <w:sz w:val="18"/>
+          <w:szCs w:val="18"/>
+        </w:rPr>
+        <w:t>nya</w:t>
+      </w:r>
+      <w:proofErr w:type="spellEnd"/>
+      <w:r>
+        <w:rPr>
+          <w:sz w:val="18"/>
+          <w:szCs w:val="18"/>
+        </w:rPr>
+        <w:t xml:space="preserve"> </w:t>
+      </w:r>
+      <w:proofErr w:type="spellStart"/>
+      <w:r>
+        <w:rPr>
+          <w:sz w:val="18"/>
+          <w:szCs w:val="18"/>
+        </w:rPr>
+        <w:t>kepada</w:t>
+      </w:r>
+      <w:proofErr w:type="spellEnd"/>
+      <w:r>
+        <w:rPr>
+          <w:sz w:val="18"/>
+          <w:szCs w:val="18"/>
+        </w:rPr>
+        <w:t xml:space="preserve"> </w:t>
+      </w:r>
+      <w:proofErr w:type="spellStart"/>
+      <w:r>
+        <w:rPr>
+          <w:sz w:val="18"/>
+          <w:szCs w:val="18"/>
+        </w:rPr>
+        <w:t>atasan</w:t>
+      </w:r>
+      <w:proofErr w:type="spellEnd"/>
+      <w:r>
+        <w:rPr>
+          <w:sz w:val="18"/>
+          <w:szCs w:val="18"/>
+        </w:rPr>
+        <w:t xml:space="preserve"> </w:t>
+      </w:r>
+      <w:proofErr w:type="spellStart"/>
+      <w:r>
+        <w:rPr>
+          <w:sz w:val="18"/>
+          <w:szCs w:val="18"/>
+        </w:rPr>
+        <w:t>langsung</w:t>
+      </w:r>
+      <w:proofErr w:type="spellEnd"/>
+      <w:r>
+        <w:rPr>
+          <w:sz w:val="18"/>
+          <w:szCs w:val="18"/>
+        </w:rPr>
+        <w:t xml:space="preserve">, </w:t>
+      </w:r>
+      <w:proofErr w:type="spellStart"/>
+      <w:r>
+        <w:rPr>
+          <w:sz w:val="18"/>
+          <w:szCs w:val="18"/>
+        </w:rPr>
+        <w:t>fungsi</w:t>
+      </w:r>
+      <w:proofErr w:type="spellEnd"/>
+      <w:r>
+        <w:rPr>
+          <w:sz w:val="18"/>
+          <w:szCs w:val="18"/>
+        </w:rPr>
+        <w:t xml:space="preserve"> </w:t>
+      </w:r>
+      <w:proofErr w:type="spellStart"/>
+      <w:r>
+        <w:rPr>
+          <w:sz w:val="18"/>
+          <w:szCs w:val="18"/>
+        </w:rPr>
+        <w:t>terkait</w:t>
+      </w:r>
+      <w:proofErr w:type="spellEnd"/>
+      <w:r>
+        <w:rPr>
+          <w:sz w:val="18"/>
+          <w:szCs w:val="18"/>
+        </w:rPr>
+        <w:t xml:space="preserve">, </w:t>
+      </w:r>
+      <w:proofErr w:type="spellStart"/>
+      <w:r>
+        <w:rPr>
+          <w:sz w:val="18"/>
+          <w:szCs w:val="18"/>
+        </w:rPr>
+        <w:t>serta</w:t>
+      </w:r>
+      <w:proofErr w:type="spellEnd"/>
+      <w:r>
+        <w:rPr>
+          <w:sz w:val="18"/>
+          <w:szCs w:val="18"/>
+        </w:rPr>
+        <w:t xml:space="preserve"> </w:t>
+      </w:r>
+      <w:proofErr w:type="spellStart"/>
+      <w:r>
+        <w:rPr>
+          <w:sz w:val="18"/>
+          <w:szCs w:val="18"/>
+        </w:rPr>
+        <w:t>pihak</w:t>
       </w:r>
       <w:proofErr w:type="spellEnd"/>
       <w:r>
@@ -3299,7 +3934,7 @@
           <w:sz w:val="18"/>
           <w:szCs w:val="18"/>
         </w:rPr>
-        <w:t>diserahkan</w:t>
+        <w:t>berwenang</w:t>
       </w:r>
       <w:proofErr w:type="spellEnd"/>
       <w:r>
@@ -3315,7 +3950,7 @@
           <w:sz w:val="18"/>
           <w:szCs w:val="18"/>
         </w:rPr>
-        <w:t>kepada</w:t>
+        <w:t>sesuai</w:t>
       </w:r>
       <w:proofErr w:type="spellEnd"/>
       <w:r>
@@ -3331,23 +3966,7 @@
           <w:sz w:val="18"/>
           <w:szCs w:val="18"/>
         </w:rPr>
-        <w:t>pemakai</w:t>
-      </w:r>
-      <w:proofErr w:type="spellEnd"/>
-      <w:r>
-        <w:rPr>
-          <w:sz w:val="18"/>
-          <w:szCs w:val="18"/>
-        </w:rPr>
-        <w:t>/</w:t>
-      </w:r>
-      <w:proofErr w:type="spellStart"/>
-      <w:r>
-        <w:rPr>
-          <w:sz w:val="18"/>
-          <w:szCs w:val="18"/>
-        </w:rPr>
-        <w:t>penanggung</w:t>
+        <w:t>dengan</w:t>
       </w:r>
       <w:proofErr w:type="spellEnd"/>
       <w:r>
@@ -3363,255 +3982,15 @@
           <w:sz w:val="18"/>
           <w:szCs w:val="18"/>
         </w:rPr>
-        <w:t>jawab</w:t>
-      </w:r>
-      <w:proofErr w:type="spellEnd"/>
-      <w:r>
-        <w:rPr>
-          <w:sz w:val="18"/>
-          <w:szCs w:val="18"/>
-        </w:rPr>
-        <w:t xml:space="preserve">, </w:t>
-      </w:r>
-      <w:proofErr w:type="spellStart"/>
-      <w:r>
-        <w:rPr>
-          <w:sz w:val="18"/>
-          <w:szCs w:val="18"/>
-        </w:rPr>
-        <w:t>maka</w:t>
-      </w:r>
-      <w:proofErr w:type="spellEnd"/>
-      <w:r>
-        <w:rPr>
-          <w:sz w:val="18"/>
-          <w:szCs w:val="18"/>
-        </w:rPr>
-        <w:t xml:space="preserve"> </w:t>
-      </w:r>
-      <w:proofErr w:type="spellStart"/>
-      <w:r>
-        <w:rPr>
-          <w:sz w:val="18"/>
-          <w:szCs w:val="18"/>
-        </w:rPr>
-        <w:t>pemakai</w:t>
-      </w:r>
-      <w:proofErr w:type="spellEnd"/>
-      <w:r>
-        <w:rPr>
-          <w:sz w:val="18"/>
-          <w:szCs w:val="18"/>
-        </w:rPr>
-        <w:t>/</w:t>
-      </w:r>
-      <w:proofErr w:type="spellStart"/>
-      <w:r>
-        <w:rPr>
-          <w:sz w:val="18"/>
-          <w:szCs w:val="18"/>
-        </w:rPr>
-        <w:t>penanggung</w:t>
-      </w:r>
-      <w:proofErr w:type="spellEnd"/>
-      <w:r>
-        <w:rPr>
-          <w:sz w:val="18"/>
-          <w:szCs w:val="18"/>
-        </w:rPr>
-        <w:t xml:space="preserve"> </w:t>
-      </w:r>
-      <w:proofErr w:type="spellStart"/>
-      <w:r>
-        <w:rPr>
-          <w:sz w:val="18"/>
-          <w:szCs w:val="18"/>
-        </w:rPr>
-        <w:t>jawab</w:t>
-      </w:r>
-      <w:proofErr w:type="spellEnd"/>
-      <w:r>
-        <w:rPr>
-          <w:sz w:val="18"/>
-          <w:szCs w:val="18"/>
-        </w:rPr>
-        <w:t xml:space="preserve"> </w:t>
-      </w:r>
-      <w:proofErr w:type="spellStart"/>
-      <w:r>
-        <w:rPr>
-          <w:sz w:val="18"/>
-          <w:szCs w:val="18"/>
-        </w:rPr>
-        <w:t>harus</w:t>
-      </w:r>
-      <w:proofErr w:type="spellEnd"/>
-      <w:r>
-        <w:rPr>
-          <w:sz w:val="18"/>
-          <w:szCs w:val="18"/>
-        </w:rPr>
-        <w:t xml:space="preserve"> </w:t>
-      </w:r>
-      <w:proofErr w:type="spellStart"/>
-      <w:r>
-        <w:rPr>
-          <w:sz w:val="18"/>
-          <w:szCs w:val="18"/>
-        </w:rPr>
-        <w:t>melaporkan</w:t>
-      </w:r>
-      <w:proofErr w:type="spellEnd"/>
-      <w:r>
-        <w:rPr>
-          <w:sz w:val="18"/>
-          <w:szCs w:val="18"/>
-        </w:rPr>
-        <w:t xml:space="preserve"> </w:t>
-      </w:r>
-      <w:proofErr w:type="spellStart"/>
-      <w:r>
-        <w:rPr>
-          <w:sz w:val="18"/>
-          <w:szCs w:val="18"/>
-        </w:rPr>
-        <w:t>kepada</w:t>
-      </w:r>
-      <w:proofErr w:type="spellEnd"/>
-      <w:r>
-        <w:rPr>
-          <w:sz w:val="18"/>
-          <w:szCs w:val="18"/>
-        </w:rPr>
-        <w:t xml:space="preserve"> </w:t>
-      </w:r>
-      <w:proofErr w:type="spellStart"/>
-      <w:r>
-        <w:rPr>
-          <w:sz w:val="18"/>
-          <w:szCs w:val="18"/>
-        </w:rPr>
-        <w:t>Kepolisian</w:t>
-      </w:r>
-      <w:proofErr w:type="spellEnd"/>
-      <w:r>
-        <w:rPr>
-          <w:sz w:val="18"/>
-          <w:szCs w:val="18"/>
-        </w:rPr>
-        <w:t xml:space="preserve"> dan </w:t>
-      </w:r>
-      <w:proofErr w:type="spellStart"/>
-      <w:r>
-        <w:rPr>
-          <w:sz w:val="18"/>
-          <w:szCs w:val="18"/>
-        </w:rPr>
-        <w:t>Sekuriti</w:t>
-      </w:r>
-      <w:proofErr w:type="spellEnd"/>
-      <w:r>
-        <w:rPr>
-          <w:sz w:val="18"/>
-          <w:szCs w:val="18"/>
-        </w:rPr>
-        <w:t xml:space="preserve"> PERTAMINA </w:t>
-      </w:r>
-      <w:proofErr w:type="spellStart"/>
-      <w:r>
-        <w:rPr>
-          <w:sz w:val="18"/>
-          <w:szCs w:val="18"/>
-        </w:rPr>
-        <w:t>dimana</w:t>
-      </w:r>
-      <w:proofErr w:type="spellEnd"/>
-      <w:r>
-        <w:rPr>
-          <w:sz w:val="18"/>
-          <w:szCs w:val="18"/>
-        </w:rPr>
-        <w:t xml:space="preserve"> </w:t>
-      </w:r>
-      <w:proofErr w:type="spellStart"/>
-      <w:r>
-        <w:rPr>
-          <w:sz w:val="18"/>
-          <w:szCs w:val="18"/>
-        </w:rPr>
-        <w:t>terjadi</w:t>
-      </w:r>
-      <w:proofErr w:type="spellEnd"/>
-      <w:r>
-        <w:rPr>
-          <w:sz w:val="18"/>
-          <w:szCs w:val="18"/>
-        </w:rPr>
-        <w:t xml:space="preserve"> </w:t>
-      </w:r>
-      <w:proofErr w:type="spellStart"/>
-      <w:r>
-        <w:rPr>
-          <w:sz w:val="18"/>
-          <w:szCs w:val="18"/>
-        </w:rPr>
-        <w:t>pencurian</w:t>
-      </w:r>
-      <w:proofErr w:type="spellEnd"/>
-      <w:r>
-        <w:rPr>
-          <w:sz w:val="18"/>
-          <w:szCs w:val="18"/>
-        </w:rPr>
-        <w:t>/</w:t>
-      </w:r>
-      <w:proofErr w:type="spellStart"/>
-      <w:r>
-        <w:rPr>
-          <w:sz w:val="18"/>
-          <w:szCs w:val="18"/>
-        </w:rPr>
-        <w:t>kehilangan</w:t>
-      </w:r>
-      <w:proofErr w:type="spellEnd"/>
-      <w:r>
-        <w:rPr>
-          <w:sz w:val="18"/>
-          <w:szCs w:val="18"/>
-        </w:rPr>
-        <w:t xml:space="preserve"> </w:t>
-      </w:r>
-      <w:proofErr w:type="spellStart"/>
-      <w:r>
-        <w:rPr>
-          <w:sz w:val="18"/>
-          <w:szCs w:val="18"/>
-        </w:rPr>
-        <w:t>barang</w:t>
-      </w:r>
-      <w:proofErr w:type="spellEnd"/>
-      <w:r>
-        <w:rPr>
-          <w:sz w:val="18"/>
-          <w:szCs w:val="18"/>
-        </w:rPr>
-        <w:t xml:space="preserve"> </w:t>
-      </w:r>
-      <w:proofErr w:type="spellStart"/>
-      <w:r>
-        <w:rPr>
-          <w:sz w:val="18"/>
-          <w:szCs w:val="18"/>
-        </w:rPr>
-        <w:t>tersebut</w:t>
-      </w:r>
-      <w:proofErr w:type="spellEnd"/>
-      <w:r>
-        <w:rPr>
-          <w:sz w:val="18"/>
-          <w:szCs w:val="18"/>
-        </w:rPr>
-        <w:t xml:space="preserve">. </w:t>
+        <w:t>ketentuan</w:t>
+      </w:r>
+      <w:proofErr w:type="spellEnd"/>
+      <w:r>
+        <w:rPr>
+          <w:sz w:val="18"/>
+          <w:szCs w:val="18"/>
+        </w:rPr>
+        <w:t xml:space="preserve"> Perusahaan. </w:t>
       </w:r>
       <w:r>
         <w:rPr>
@@ -3619,7 +3998,7 @@
           <w:szCs w:val="18"/>
           <w:lang w:val="nb-NO"/>
         </w:rPr>
-        <w:t>Laporan tsb akan diproses oleh pihak berwenang sesuai dengan peraturan yang berlaku.</w:t>
+        <w:t>Proses penanganan akan dilakukan sesuai dengan peraturan dan kebijakan yang berlaku.</w:t>
       </w:r>
     </w:p>
     <w:p>
@@ -3657,28 +4036,7 @@
           <w:szCs w:val="18"/>
           <w:lang w:val="nb-NO"/>
         </w:rPr>
-        <w:t>Perangkat Notebook yang dipinjamkan adalah milik PT Pertamina Patra Niaga Regional Sumbagsel. Jika terjadi pencurian/kehilangan selama masa peminjaman maka Perusahaan tidak wajib memberikan pengganti notebook dan pekerja wajib menyediakan notebook pengganti sesuai spesifikasi hardware, software, OS yang ditentukan Perusahaan. Perangkat pengganti tetap akan dikelola oleh Perusahaan.</w:t>
-      </w:r>
-    </w:p>
-    <w:p>
-      <w:pPr>
-        <w:pStyle w:val="ListParagraph"/>
-        <w:spacing w:after="120" w:line="276" w:lineRule="auto"/>
-        <w:ind w:left="360"/>
-        <w:jc w:val="both"/>
-        <w:rPr>
-          <w:sz w:val="18"/>
-          <w:szCs w:val="18"/>
-          <w:lang w:val="nb-NO"/>
-        </w:rPr>
-      </w:pPr>
-      <w:r>
-        <w:rPr>
-          <w:sz w:val="18"/>
-          <w:szCs w:val="18"/>
-          <w:lang w:val="nb-NO"/>
-        </w:rPr>
-        <w:t>Notebook peminjaman akan ditarik oleh Perusahaan apabila Pekerja yang bersangkutan berstatus Pemutusan Hubungan Kerja/Resign/Pensiun Dini atau akan menjalani MPPK dalam jangka waktu kurang dari 3 bulan atau 9 bulan sebelum Pensiun dengan Perusahaan selama masa peminjaman.</w:t>
+        <w:t>Barang/peralatan yang dialokasikan/dipinjamkan merupakan aset milik PT Pertamina Patra Niaga Regional Sumbagsel. Selama masa peminjaman, pihak penerima bertanggung jawab atas keamanan, penggunaan, pemeliharaan, dan kondisi barang/peralatan tersebut. Apabila terjadi kehilangan atau kerusakan akibat kelalaian penerima, maka penyelesaian dan penggantian akan dilakukan sesuai dengan ketentuan Perusahaan. Barang/peralatan yang dipinjamkan tetap menjadi milik Perusahaan dan wajib dikembalikan dalam kondisi baik ketika masa peminjaman berakhir atau apabila diminta kembali oleh Perusahaan.</w:t>
       </w:r>
     </w:p>
     <w:p>
@@ -3716,15 +4074,7 @@
           <w:szCs w:val="18"/>
           <w:lang w:val="nb-NO"/>
         </w:rPr>
-        <w:t>Telah dilakukan uji-coba terhadap perangkat-keras dan perangkat-lunak yang terpasang tersebut di atas yang dilaksanakan oleh petugas dari IT Sumbagsel dan pihak penerima sebagai pemakai/penanggung jawab, semua sepakat bahwa semua peralatan tersebut telah sesuai seperti tercantum di atas dan bekerja dengan baik serta laik pakai, sebagai berikut</w:t>
-      </w:r>
-      <w:r>
-        <w:rPr>
-          <w:sz w:val="18"/>
-          <w:szCs w:val="18"/>
-          <w:lang w:val="nb-NO"/>
-        </w:rPr>
-        <w:t>:</w:t>
+        <w:t>Barang/peralatan yang diserahterimakan telah diperiksa dan/atau diuji fungsinya oleh petugas yang berwenang bersama pihak penerima. Dengan ditandatanganinya Berita Acara Serah Terima ini, pihak penerima menyatakan bahwa barang/peralatan telah diterima dalam kondisi baik, lengkap, berfungsi sebagaimana mestinya, serta sesuai dengan spesifikasi yang tercantum dalam dokumen ini.</w:t>
       </w:r>
     </w:p>
     <w:p>
@@ -3734,6 +4084,8 @@
         <w:ind w:left="360"/>
         <w:jc w:val="both"/>
         <w:rPr>
+          <w:sz w:val="18"/>
+          <w:szCs w:val="18"/>
           <w:lang w:val="nb-NO"/>
         </w:rPr>
       </w:pPr>
@@ -3760,7 +4112,136 @@
           <w:szCs w:val="18"/>
           <w:lang w:val="nb-NO"/>
         </w:rPr>
-        <w:t>Kami sebagai Penerima/Penanggung Jawab telah membaca, memahami, dan menerima semua ketentuan Perusahaan tersebut.</w:t>
+        <w:lastRenderedPageBreak/>
+        <w:t>Pihak penerima tidak diperkenankan memindahtangankan, meminjamkan, menjual, mengubah konfigurasi, atau menggunakan barang/peralatan di luar kepentingan pekerjaan tanpa persetujuan</w:t>
+      </w:r>
+      <w:r>
+        <w:rPr>
+          <w:sz w:val="18"/>
+          <w:szCs w:val="18"/>
+          <w:lang w:val="nb-NO"/>
+        </w:rPr>
+        <w:t xml:space="preserve"> </w:t>
+      </w:r>
+      <w:r>
+        <w:rPr>
+          <w:sz w:val="18"/>
+          <w:szCs w:val="18"/>
+          <w:lang w:val="nb-NO"/>
+        </w:rPr>
+        <w:t>Perusahaan atau fungsi yang berwenang.</w:t>
+      </w:r>
+    </w:p>
+    <w:p>
+      <w:pPr>
+        <w:pStyle w:val="ListParagraph"/>
+        <w:spacing w:after="120" w:line="276" w:lineRule="auto"/>
+        <w:ind w:left="360"/>
+        <w:jc w:val="both"/>
+        <w:rPr>
+          <w:sz w:val="18"/>
+          <w:szCs w:val="18"/>
+          <w:lang w:val="nb-NO"/>
+        </w:rPr>
+      </w:pPr>
+    </w:p>
+    <w:p>
+      <w:pPr>
+        <w:pStyle w:val="ListParagraph"/>
+        <w:numPr>
+          <w:ilvl w:val="0"/>
+          <w:numId w:val="1"/>
+        </w:numPr>
+        <w:spacing w:after="120" w:line="276" w:lineRule="auto"/>
+        <w:ind w:left="360" w:hanging="180"/>
+        <w:jc w:val="both"/>
+        <w:rPr>
+          <w:bCs/>
+          <w:sz w:val="18"/>
+          <w:szCs w:val="18"/>
+          <w:lang w:val="nb-NO"/>
+        </w:rPr>
+      </w:pPr>
+      <w:r>
+        <w:rPr>
+          <w:bCs/>
+          <w:sz w:val="18"/>
+          <w:szCs w:val="18"/>
+          <w:lang w:val="nb-NO"/>
+        </w:rPr>
+        <w:t xml:space="preserve">Kami sebagai </w:t>
+      </w:r>
+      <w:r>
+        <w:rPr>
+          <w:bCs/>
+          <w:sz w:val="18"/>
+          <w:szCs w:val="18"/>
+          <w:lang w:val="nb-NO"/>
+        </w:rPr>
+        <w:t>p</w:t>
+      </w:r>
+      <w:r>
+        <w:rPr>
+          <w:bCs/>
+          <w:sz w:val="18"/>
+          <w:szCs w:val="18"/>
+          <w:lang w:val="nb-NO"/>
+        </w:rPr>
+        <w:t>enerima/</w:t>
+      </w:r>
+      <w:r>
+        <w:rPr>
+          <w:bCs/>
+          <w:sz w:val="18"/>
+          <w:szCs w:val="18"/>
+          <w:lang w:val="nb-NO"/>
+        </w:rPr>
+        <w:t>p</w:t>
+      </w:r>
+      <w:r>
+        <w:rPr>
+          <w:bCs/>
+          <w:sz w:val="18"/>
+          <w:szCs w:val="18"/>
+          <w:lang w:val="nb-NO"/>
+        </w:rPr>
+        <w:t xml:space="preserve">enanggung </w:t>
+      </w:r>
+      <w:r>
+        <w:rPr>
+          <w:bCs/>
+          <w:sz w:val="18"/>
+          <w:szCs w:val="18"/>
+          <w:lang w:val="nb-NO"/>
+        </w:rPr>
+        <w:t>j</w:t>
+      </w:r>
+      <w:r>
+        <w:rPr>
+          <w:bCs/>
+          <w:sz w:val="18"/>
+          <w:szCs w:val="18"/>
+          <w:lang w:val="nb-NO"/>
+        </w:rPr>
+        <w:t>awab telah membaca, memahami, dan menerima semua ketentuan Perusahaa</w:t>
+      </w:r>
+      <w:r>
+        <w:rPr>
+          <w:bCs/>
+          <w:sz w:val="18"/>
+          <w:szCs w:val="18"/>
+          <w:lang w:val="nb-NO"/>
+        </w:rPr>
+        <w:t>n</w:t>
+      </w:r>
+      <w:r>
+        <w:rPr>
+          <w:bCs/>
+          <w:sz w:val="18"/>
+          <w:szCs w:val="18"/>
+          <w:lang w:val="nb-NO"/>
+        </w:rPr>
+        <w:t>.</w:t>
       </w:r>
     </w:p>
     <w:p>
@@ -3802,21 +4283,47 @@
         </w:rPr>
       </w:pPr>
     </w:p>
+    <w:p>
+      <w:pPr>
+        <w:pStyle w:val="ListParagraph"/>
+        <w:spacing w:after="120" w:line="276" w:lineRule="auto"/>
+        <w:ind w:left="360"/>
+        <w:jc w:val="both"/>
+        <w:rPr>
+          <w:sz w:val="18"/>
+          <w:szCs w:val="18"/>
+          <w:lang w:val="nb-NO"/>
+        </w:rPr>
+      </w:pPr>
+    </w:p>
+    <w:p>
+      <w:pPr>
+        <w:pStyle w:val="ListParagraph"/>
+        <w:spacing w:after="120" w:line="276" w:lineRule="auto"/>
+        <w:ind w:left="360"/>
+        <w:jc w:val="both"/>
+        <w:rPr>
+          <w:sz w:val="18"/>
+          <w:szCs w:val="18"/>
+          <w:lang w:val="nb-NO"/>
+        </w:rPr>
+      </w:pPr>
+    </w:p>
     <w:tbl>
       <w:tblPr>
         <w:tblStyle w:val="TableGrid"/>
         <w:tblW w:w="0" w:type="auto"/>
         <w:tblInd w:w="360" w:type="dxa"/>
-        <w:tblBorders>
-          <w:top w:val="none" w:color="auto" w:sz="0" w:space="0"/>
-          <w:left w:val="none" w:color="auto" w:sz="0" w:space="0"/>
-          <w:bottom w:val="none" w:color="auto" w:sz="0" w:space="0"/>
-          <w:right w:val="none" w:color="auto" w:sz="0" w:space="0"/>
-          <w:insideH w:val="none" w:color="auto" w:sz="0" w:space="0"/>
-          <w:insideV w:val="none" w:color="auto" w:sz="0" w:space="0"/>
-        </w:tblBorders>
         <w:tblLook w:val="04A0" w:firstRow="1" w:lastRow="0" w:firstColumn="1" w:lastColumn="0" w:noHBand="0" w:noVBand="1"/>
         <w:tblLayout w:type="fixed"/>
+        <w:tblBorders>
+          <w:top w:val="nil"/>
+          <w:left w:val="nil"/>
+          <w:bottom w:val="nil"/>
+          <w:right w:val="nil"/>
+          <w:insideH w:val="nil"/>
+          <w:insideV w:val="nil"/>
+        </w:tblBorders>
       </w:tblPr>
       <w:tblGrid>
         <w:gridCol w:w="3096"/>
@@ -3839,6 +4346,18 @@
                 <w:lang w:val="nb-NO"/>
               </w:rPr>
             </w:pPr>
+          </w:p>
+          <w:p>
+            <w:pPr>
+              <w:pStyle w:val="ListParagraph"/>
+              <w:ind w:left="0"/>
+              <w:rPr>
+                <w:noProof/>
+                <w:sz w:val="18"/>
+                <w:szCs w:val="18"/>
+                <w:lang w:val="nb-NO"/>
+              </w:rPr>
+            </w:pPr>
             <w:r>
               <w:rPr>
                 <w:noProof/>
@@ -3865,15 +4384,6 @@
                 <w:lang w:val="nb-NO"/>
               </w:rPr>
             </w:pPr>
-            <w:r>
-              <w:rPr>
-                <w:noProof/>
-                <w:sz w:val="18"/>
-                <w:szCs w:val="18"/>
-                <w:lang w:val="nb-NO"/>
-              </w:rPr>
-              <w:t>Yang Mengetahui,</w:t>
-            </w:r>
           </w:p>
           <w:p>
             <w:pPr>
@@ -3893,7 +4403,46 @@
                 <w:szCs w:val="18"/>
                 <w:lang w:val="nb-NO"/>
               </w:rPr>
+              <w:t>Yang Mengetahui,</w:t>
+            </w:r>
+          </w:p>
+          <w:p>
+            <w:pPr>
+              <w:pStyle w:val="ListParagraph"/>
+              <w:ind w:left="0"/>
+              <w:rPr>
+                <w:noProof/>
+                <w:sz w:val="18"/>
+                <w:szCs w:val="18"/>
+                <w:lang w:val="nb-NO"/>
+              </w:rPr>
+            </w:pPr>
+            <w:r>
+              <w:rPr>
+                <w:noProof/>
+                <w:sz w:val="18"/>
+                <w:szCs w:val="18"/>
+                <w:lang w:val="nb-NO"/>
+              </w:rPr>
               <w:t>Inspector II Reliability</w:t>
+            </w:r>
+            <w:r>
+              <w:rPr>
+                <w:noProof/>
+                <w:sz w:val="18"/>
+                <w:szCs w:val="18"/>
+                <w:lang w:val="nb-NO"/>
+              </w:rPr>
+              <w:t/>
+            </w:r>
+            <w:r>
+              <w:rPr>
+                <w:noProof/>
+                <w:sz w:val="18"/>
+                <w:szCs w:val="18"/>
+                <w:lang w:val="nb-NO"/>
+              </w:rPr>
+              <w:t/>
             </w:r>
           </w:p>
         </w:tc>
@@ -3919,7 +4468,7 @@
                 <w:szCs w:val="18"/>
                 <w:lang w:val="nb-NO"/>
               </w:rPr>
-              <w:t>Palembang, 29 Juni 2026</w:t>
+              <w:t>Palembang, 05 Juli 2026</w:t>
             </w:r>
           </w:p>
           <w:p>
@@ -3942,6 +4491,18 @@
               </w:rPr>
               <w:t>Yang Menerima,</w:t>
             </w:r>
+          </w:p>
+          <w:p>
+            <w:pPr>
+              <w:pStyle w:val="ListParagraph"/>
+              <w:ind w:left="0"/>
+              <w:rPr>
+                <w:noProof/>
+                <w:sz w:val="18"/>
+                <w:szCs w:val="18"/>
+                <w:lang w:val="nb-NO"/>
+              </w:rPr>
+            </w:pPr>
           </w:p>
         </w:tc>
       </w:tr>
@@ -3961,7 +4522,7 @@
                 <wp:inline distT="0" distB="0" distL="0" distR="0">
                   <wp:extent cx="1778000" cy="703288"/>
                   <wp:effectExtent l="0" t="0" r="0" b="0"/>
-                  <wp:docPr id="500" name="signature"/>
+                  <wp:docPr id="90170" name="signature"/>
                   <wp:cNvGraphicFramePr>
                     <a:graphicFrameLocks noChangeAspect="1"/>
                   </wp:cNvGraphicFramePr>
@@ -3969,11 +4530,11 @@
                     <a:graphicData uri="http://schemas.openxmlformats.org/drawingml/2006/picture">
                       <pic:pic>
                         <pic:nvPicPr>
-                          <pic:cNvPr id="0" name="sig.png"/>
+                          <pic:cNvPr id="90171" name="sig.png"/>
                           <pic:cNvPicPr/>
                         </pic:nvPicPr>
                         <pic:blipFill>
-                          <a:blip r:embed="R80c8f713fc6d493c"/>
+                          <a:blip r:embed="R3719e5edb17b46a4"/>
                           <a:stretch>
                             <a:fillRect/>
                           </a:stretch>
@@ -3994,6 +4555,30 @@
               </w:drawing>
             </w:r>
           </w:p>
+          <w:p>
+            <w:pPr>
+              <w:pStyle w:val="ListParagraph"/>
+              <w:ind w:left="0"/>
+              <w:rPr>
+                <w:b/>
+                <w:bCs/>
+                <w:noProof/>
+                <w:sz w:val="18"/>
+                <w:szCs w:val="18"/>
+                <w:u w:val="single"/>
+                <w:lang w:val="nb-NO"/>
+              </w:rPr>
+            </w:pPr>
+            <w:r>
+              <w:rPr>
+                <w:sz w:val="18"/>
+                <w:szCs w:val="18"/>
+                <w:u w:val="single"/>
+                <w:lang w:val="nb-NO"/>
+              </w:rPr>
+              <w:t>Bucky Barnes</w:t>
+            </w:r>
+          </w:p>
         </w:tc>
         <w:tc>
           <w:tcPr>
@@ -4001,46 +4586,74 @@
           </w:tcPr>
           <w:p>
             <w:pPr>
+              <w:pStyle w:val="ListParagraph"/>
               <w:ind w:left="0"/>
-              <w:jc w:val="left"/>
-              <w:spacing w:after="300"/>
-            </w:pPr>
-            <w:r>
-              <w:drawing>
-                <wp:inline distT="0" distB="0" distL="0" distR="0">
-                  <wp:extent cx="1778000" cy="703288"/>
-                  <wp:effectExtent l="0" t="0" r="0" b="0"/>
-                  <wp:docPr id="500" name="signature"/>
-                  <wp:cNvGraphicFramePr>
-                    <a:graphicFrameLocks noChangeAspect="1"/>
-                  </wp:cNvGraphicFramePr>
-                  <a:graphic>
-                    <a:graphicData uri="http://schemas.openxmlformats.org/drawingml/2006/picture">
-                      <pic:pic>
-                        <pic:nvPicPr>
-                          <pic:cNvPr id="0" name="sig.png"/>
-                          <pic:cNvPicPr/>
-                        </pic:nvPicPr>
-                        <pic:blipFill>
-                          <a:blip r:embed="Rb79cd3dea71a47f9"/>
-                          <a:stretch>
-                            <a:fillRect/>
-                          </a:stretch>
-                        </pic:blipFill>
-                        <pic:spPr>
-                          <a:xfrm>
-                            <a:off x="0" y="0"/>
-                            <a:ext cx="1778000" cy="703288"/>
-                          </a:xfrm>
-                          <a:prstGeom prst="rect">
-                            <a:avLst/>
-                          </a:prstGeom>
-                        </pic:spPr>
-                      </pic:pic>
-                    </a:graphicData>
-                  </a:graphic>
-                </wp:inline>
-              </w:drawing>
+              <w:rPr>
+                <w:sz w:val="18"/>
+                <w:szCs w:val="18"/>
+                <w:u w:val="single"/>
+                <w:lang w:val="nb-NO"/>
+              </w:rPr>
+            </w:pPr>
+            <w:r>
+              <w:rPr>
+                <w:color w:val="FFFFFF"/>
+              </w:rPr>
+              <w:t>{{SIG_</w:t>
+            </w:r>
+            <w:r>
+              <w:rPr>
+                <w:color w:val="FFFFFF"/>
+              </w:rPr>
+              <w:t>REVIEWER</w:t>
+            </w:r>
+            <w:r>
+              <w:rPr>
+                <w:color w:val="FFFFFF"/>
+              </w:rPr>
+              <w:t>}}</w:t>
+            </w:r>
+          </w:p>
+          <w:p>
+            <w:pPr>
+              <w:pStyle w:val="ListParagraph"/>
+              <w:ind w:left="0"/>
+              <w:rPr>
+                <w:b/>
+                <w:bCs/>
+                <w:noProof/>
+                <w:sz w:val="18"/>
+                <w:szCs w:val="18"/>
+                <w:u w:val="single"/>
+                <w:lang w:val="nb-NO"/>
+              </w:rPr>
+            </w:pPr>
+            <w:r>
+              <w:rPr>
+                <w:sz w:val="18"/>
+                <w:szCs w:val="18"/>
+                <w:u w:val="single"/>
+                <w:lang w:val="nb-NO"/>
+              </w:rPr>
+              <w:t>Reed Richard</w:t>
+            </w:r>
+            <w:r>
+              <w:rPr>
+                <w:sz w:val="18"/>
+                <w:szCs w:val="18"/>
+                <w:u w:val="single"/>
+                <w:lang w:val="nb-NO"/>
+              </w:rPr>
+              <w:t/>
+            </w:r>
+            <w:r>
+              <w:rPr>
+                <w:sz w:val="18"/>
+                <w:szCs w:val="18"/>
+                <w:u w:val="single"/>
+                <w:lang w:val="nb-NO"/>
+              </w:rPr>
+              <w:t/>
             </w:r>
           </w:p>
         </w:tc>
@@ -4050,113 +4663,16 @@
           </w:tcPr>
           <w:p>
             <w:pPr>
-              <w:ind w:left="0"/>
-              <w:jc w:val="left"/>
-              <w:spacing w:after="80"/>
-            </w:pPr>
-            <w:r>
-              <w:drawing>
-                <wp:inline distT="0" distB="0" distL="0" distR="0">
-                  <wp:extent cx="1778000" cy="842903"/>
-                  <wp:effectExtent l="0" t="0" r="0" b="0"/>
-                  <wp:docPr id="500" name="signature"/>
-                  <wp:cNvGraphicFramePr>
-                    <a:graphicFrameLocks noChangeAspect="1"/>
-                  </wp:cNvGraphicFramePr>
-                  <a:graphic>
-                    <a:graphicData uri="http://schemas.openxmlformats.org/drawingml/2006/picture">
-                      <pic:pic>
-                        <pic:nvPicPr>
-                          <pic:cNvPr id="0" name="sig.png"/>
-                          <pic:cNvPicPr/>
-                        </pic:nvPicPr>
-                        <pic:blipFill>
-                          <a:blip r:embed="R5c174169e1e543ff"/>
-                          <a:stretch>
-                            <a:fillRect/>
-                          </a:stretch>
-                        </pic:blipFill>
-                        <pic:spPr>
-                          <a:xfrm>
-                            <a:off x="0" y="0"/>
-                            <a:ext cx="1778000" cy="842903"/>
-                          </a:xfrm>
-                          <a:prstGeom prst="rect">
-                            <a:avLst/>
-                          </a:prstGeom>
-                        </pic:spPr>
-                      </pic:pic>
-                    </a:graphicData>
-                  </a:graphic>
-                </wp:inline>
-              </w:drawing>
-            </w:r>
-          </w:p>
-        </w:tc>
-      </w:tr>
-      <w:tr>
-        <w:tc>
-          <w:tcPr>
-            <w:tcW w:w="3096" w:type="dxa"/>
-          </w:tcPr>
-          <w:p>
-            <w:pPr>
               <w:pStyle w:val="ListParagraph"/>
               <w:ind w:left="0"/>
-              <w:rPr>
-                <w:b/>
-                <w:bCs/>
-                <w:noProof/>
-                <w:sz w:val="18"/>
-                <w:szCs w:val="18"/>
-                <w:u w:val="single"/>
-                <w:lang w:val="nb-NO"/>
-              </w:rPr>
-            </w:pPr>
-            <w:r>
-              <w:rPr>
-                <w:sz w:val="18"/>
-                <w:szCs w:val="18"/>
-                <w:u w:val="single"/>
-                <w:lang w:val="nb-NO"/>
-              </w:rPr>
-              <w:t>Bucky Barnes</w:t>
-            </w:r>
-          </w:p>
-        </w:tc>
-        <w:tc>
-          <w:tcPr>
-            <w:tcW w:w="3087" w:type="dxa"/>
-          </w:tcPr>
-          <w:p>
-            <w:pPr>
-              <w:pStyle w:val="ListParagraph"/>
-              <w:ind w:left="0"/>
-              <w:rPr>
-                <w:b/>
-                <w:bCs/>
-                <w:noProof/>
-                <w:sz w:val="18"/>
-                <w:szCs w:val="18"/>
-                <w:u w:val="single"/>
-                <w:lang w:val="nb-NO"/>
-              </w:rPr>
-            </w:pPr>
-            <w:r>
-              <w:rPr>
-                <w:sz w:val="18"/>
-                <w:szCs w:val="18"/>
-                <w:u w:val="single"/>
-                <w:lang w:val="nb-NO"/>
-              </w:rPr>
-              <w:t>Reed Richard</w:t>
-            </w:r>
-          </w:p>
-        </w:tc>
-        <w:tc>
-          <w:tcPr>
-            <w:tcW w:w="3085" w:type="dxa"/>
-          </w:tcPr>
+            </w:pPr>
+            <w:r>
+              <w:rPr>
+                <w:color w:val="FFFFFF"/>
+              </w:rPr>
+              <w:t>{{SIG_PJ}}</w:t>
+            </w:r>
+          </w:p>
           <w:p>
             <w:pPr>
               <w:pStyle w:val="ListParagraph"/>
@@ -4186,216 +4702,18 @@
     </w:tbl>
     <w:p>
       <w:pPr>
+        <w:spacing w:after="160" w:line="278" w:lineRule="auto"/>
         <w:rPr>
           <w:lang w:val="nb-NO"/>
         </w:rPr>
       </w:pPr>
+      <w:r>
+        <w:rPr>
+          <w:lang w:val="nb-NO"/>
+        </w:rPr>
+        <w:br w:type="page"/>
+      </w:r>
     </w:p>
-    <w:p>
-      <w:pPr>
-        <w:spacing w:after="160" w:line="278" w:lineRule="auto"/>
-        <w:rPr>
-          <w:lang w:val="nb-NO"/>
-        </w:rPr>
-      </w:pPr>
-      <w:r>
-        <w:rPr>
-          <w:lang w:val="nb-NO"/>
-        </w:rPr>
-        <w:br w:type="page"/>
-      </w:r>
-    </w:p>
-    <w:p>
-      <w:pPr>
-        <w:rPr>
-          <w:lang w:val="nb-NO"/>
-        </w:rPr>
-      </w:pPr>
-      <w:r>
-        <w:rPr>
-          <w:lang w:val="nb-NO"/>
-        </w:rPr>
-        <w:lastRenderedPageBreak/>
-        <w:t xml:space="preserve">Bukti Foto </w:t>
-      </w:r>
-      <w:r>
-        <w:rPr>
-          <w:lang w:val="nb-NO"/>
-        </w:rPr>
-        <w:t>Peminjaman</w:t>
-      </w:r>
-      <w:r>
-        <w:rPr>
-          <w:lang w:val="nb-NO"/>
-        </w:rPr>
-        <w:t xml:space="preserve"> Barang</w:t>
-      </w:r>
-    </w:p>
-    <w:p>
-      <w:pPr>
-        <w:rPr>
-          <w:lang w:val="nb-NO"/>
-        </w:rPr>
-      </w:pPr>
-    </w:p>
-    <w:p>
-      <w:pPr>
-        <w:rPr>
-          <w:sz w:val="18"/>
-          <w:szCs w:val="18"/>
-          <w:lang w:val="nb-NO"/>
-        </w:rPr>
-      </w:pPr>
-      <w:r>
-        <w:rPr>
-          <w:sz w:val="18"/>
-          <w:szCs w:val="18"/>
-          <w:lang w:val="nb-NO"/>
-        </w:rPr>
-        <w:t xml:space="preserve">Berita acara peminjaman Mouse, Router, Switch</w:t>
-      </w:r>
-      <w:r>
-        <w:rPr>
-          <w:sz w:val="18"/>
-          <w:szCs w:val="18"/>
-          <w:lang w:val="nb-NO"/>
-        </w:rPr>
-        <w:t/>
-      </w:r>
-      <w:r>
-        <w:rPr>
-          <w:sz w:val="18"/>
-          <w:szCs w:val="18"/>
-          <w:lang w:val="nb-NO"/>
-        </w:rPr>
-        <w:t xml:space="preserve"/>
-      </w:r>
-    </w:p>
-    <w:p>
-      <w:pPr>
-        <w:rPr>
-          <w:noProof/>
-          <w:sz w:val="18"/>
-          <w:szCs w:val="18"/>
-        </w:rPr>
-      </w:pPr>
-      <w:proofErr w:type="spellStart"/>
-      <w:r>
-        <w:rPr>
-          <w:sz w:val="18"/>
-          <w:szCs w:val="18"/>
-        </w:rPr>
-        <w:t>Sesuai dengan Tiket di My SSC No. ABCD1234</w:t>
-      </w:r>
-      <w:proofErr w:type="spellEnd"/>
-      <w:r>
-        <w:rPr>
-          <w:sz w:val="18"/>
-          <w:szCs w:val="18"/>
-        </w:rPr>
-        <w:t xml:space="preserve"/>
-      </w:r>
-      <w:proofErr w:type="spellStart"/>
-      <w:r>
-        <w:rPr>
-          <w:sz w:val="18"/>
-          <w:szCs w:val="18"/>
-        </w:rPr>
-        <w:t/>
-      </w:r>
-      <w:proofErr w:type="spellEnd"/>
-      <w:r>
-        <w:rPr>
-          <w:sz w:val="18"/>
-          <w:szCs w:val="18"/>
-        </w:rPr>
-        <w:t xml:space="preserve"/>
-      </w:r>
-      <w:proofErr w:type="spellStart"/>
-      <w:r>
-        <w:rPr>
-          <w:sz w:val="18"/>
-          <w:szCs w:val="18"/>
-        </w:rPr>
-        <w:t/>
-      </w:r>
-      <w:proofErr w:type="spellEnd"/>
-      <w:r>
-        <w:rPr>
-          <w:sz w:val="18"/>
-          <w:szCs w:val="18"/>
-        </w:rPr>
-        <w:t xml:space="preserve"/>
-      </w:r>
-      <w:r>
-        <w:rPr>
-          <w:noProof/>
-          <w:sz w:val="18"/>
-          <w:szCs w:val="18"/>
-        </w:rPr>
-        <w:t/>
-      </w:r>
-    </w:p>
-    <w:p>
-      <w:pPr>
-        <w:rPr>
-          <w:sz w:val="18"/>
-          <w:szCs w:val="18"/>
-        </w:rPr>
-      </w:pPr>
-      <w:r>
-        <w:rPr>
-          <w:noProof/>
-          <w:sz w:val="18"/>
-          <w:szCs w:val="18"/>
-        </w:rPr>
-        <w:t xml:space="preserve">Romi Aprilian Mustafa - IT Sumbagsel</w:t>
-      </w:r>
-      <w:r>
-        <w:rPr>
-          <w:sz w:val="18"/>
-          <w:szCs w:val="18"/>
-        </w:rPr>
-        <w:t/>
-      </w:r>
-    </w:p>
-    <w:p>
-      <w:pPr>
-        <w:rPr>
-          <w:sz w:val="18"/>
-          <w:szCs w:val="18"/>
-        </w:rPr>
-      </w:pPr>
-      <w:r>
-        <w:rPr>
-          <w:sz w:val="18"/>
-          <w:szCs w:val="18"/>
-        </w:rPr>
-        <w:t>29 Juni 2026</w:t>
-      </w:r>
-    </w:p>
-    <w:p>
-      <w:pPr>
-        <w:rPr>
-          <w:sz w:val="18"/>
-          <w:szCs w:val="18"/>
-        </w:rPr>
-      </w:pPr>
-    </w:p>
-    <w:p>
-      <w:pPr>
-        <w:rPr>
-          <w:sz w:val="18"/>
-          <w:szCs w:val="18"/>
-        </w:rPr>
-      </w:pPr>
-    </w:p>
-    <w:sectPr>
-      <w:pgSz w:w="11906" w:h="16838" w:code="9"/>
-      <w:pgMar w:top="1134" w:right="1134" w:bottom="1134" w:left="1134" w:header="720" w:footer="720" w:gutter="0"/>
-      <w:cols w:space="720"/>
-      <w:docGrid w:linePitch="360"/>
-    </w:sectPr>
     <w:p>
       <w:pPr>
         <w:jc w:val="center"/>
@@ -4403,9 +4721,9 @@
       <w:r>
         <w:drawing>
           <wp:inline distT="0" distB="0" distL="0" distR="0">
-            <wp:extent cx="3254148" cy="5400000"/>
+            <wp:extent cx="3306214" cy="5486400"/>
             <wp:effectExtent l="0" t="0" r="0" b="0"/>
-            <wp:docPr id="100" name="ba-1-photo-1-1782694224811.png"/>
+            <wp:docPr id="85756" name="ba-1-photo-1-1783233356229.png"/>
             <wp:cNvGraphicFramePr>
               <a:graphicFrameLocks noChangeAspect="1"/>
             </wp:cNvGraphicFramePr>
@@ -4413,11 +4731,11 @@
               <a:graphicData uri="http://schemas.openxmlformats.org/drawingml/2006/picture">
                 <pic:pic>
                   <pic:nvPicPr>
-                    <pic:cNvPr id="100" name="ba-1-photo-1-1782694224811.png"/>
+                    <pic:cNvPr id="85757" name="ba-1-photo-1-1783233356229.png"/>
                     <pic:cNvPicPr/>
                   </pic:nvPicPr>
                   <pic:blipFill>
-                    <a:blip r:embed="Ra3cc169f5329460c"/>
+                    <a:blip r:embed="R0d7a2247bc594528"/>
                     <a:stretch>
                       <a:fillRect/>
                     </a:stretch>
@@ -4425,7 +4743,7 @@
                   <pic:spPr>
                     <a:xfrm>
                       <a:off x="0" y="0"/>
-                      <a:ext cx="3254148" cy="5400000"/>
+                      <a:ext cx="3306214" cy="5486400"/>
                     </a:xfrm>
                     <a:prstGeom prst="rect">
                       <a:avLst/>
@@ -4438,6 +4756,54 @@
         </w:drawing>
       </w:r>
     </w:p>
+    <w:p>
+      <w:pPr>
+        <w:jc w:val="center"/>
+      </w:pPr>
+      <w:r>
+        <w:drawing>
+          <wp:inline distT="0" distB="0" distL="0" distR="0">
+            <wp:extent cx="5486400" cy="5126355"/>
+            <wp:effectExtent l="0" t="0" r="0" b="0"/>
+            <wp:docPr id="85758" name="ba-1-photo-2-1783233362079.png"/>
+            <wp:cNvGraphicFramePr>
+              <a:graphicFrameLocks noChangeAspect="1"/>
+            </wp:cNvGraphicFramePr>
+            <a:graphic>
+              <a:graphicData uri="http://schemas.openxmlformats.org/drawingml/2006/picture">
+                <pic:pic>
+                  <pic:nvPicPr>
+                    <pic:cNvPr id="85759" name="ba-1-photo-2-1783233362079.png"/>
+                    <pic:cNvPicPr/>
+                  </pic:nvPicPr>
+                  <pic:blipFill>
+                    <a:blip r:embed="R3f30e38decde48e8"/>
+                    <a:stretch>
+                      <a:fillRect/>
+                    </a:stretch>
+                  </pic:blipFill>
+                  <pic:spPr>
+                    <a:xfrm>
+                      <a:off x="0" y="0"/>
+                      <a:ext cx="5486400" cy="5126355"/>
+                    </a:xfrm>
+                    <a:prstGeom prst="rect">
+                      <a:avLst/>
+                    </a:prstGeom>
+                  </pic:spPr>
+                </pic:pic>
+              </a:graphicData>
+            </a:graphic>
+          </wp:inline>
+        </w:drawing>
+      </w:r>
+    </w:p>
+    <w:sectPr>
+      <w:pgSz w:w="11906" w:h="16838" w:code="9"/>
+      <w:pgMar w:top="1134" w:right="1134" w:bottom="1134" w:left="1134" w:header="720" w:footer="720" w:gutter="0"/>
+      <w:cols w:space="720"/>
+      <w:docGrid w:linePitch="360"/>
+    </w:sectPr>
   </w:body>
 </w:document>
 </file>
@@ -4445,6 +4811,227 @@
 <file path=word/numbering.xml><?xml version="1.0" encoding="utf-8"?>
 <w:numbering xmlns:wpc="http://schemas.microsoft.com/office/word/2010/wordprocessingCanvas" xmlns:cx="http://schemas.microsoft.com/office/drawing/2014/chartex" xmlns:cx1="http://schemas.microsoft.com/office/drawing/2015/9/8/chartex" xmlns:cx2="http://schemas.microsoft.com/office/drawing/2015/10/21/chartex" xmlns:cx3="http://schemas.microsoft.com/office/drawing/2016/5/9/chartex" xmlns:cx4="http://schemas.microsoft.com/office/drawing/2016/5/10/chartex" xmlns:cx5="http://schemas.microsoft.com/office/drawing/2016/5/11/chartex" xmlns:cx6="http://schemas.microsoft.com/office/drawing/2016/5/12/chartex" xmlns:cx7="http://schemas.microsoft.com/office/drawing/2016/5/13/chartex" xmlns:cx8="http://schemas.microsoft.com/office/drawing/2016/5/14/chartex" xmlns:mc="http://schemas.openxmlformats.org/markup-compatibility/2006" xmlns:aink="http://schemas.microsoft.com/office/drawing/2016/ink" xmlns:am3d="http://schemas.microsoft.com/office/drawing/2017/model3d" xmlns:o="urn:schemas-microsoft-com:office:office" xmlns:oel="http://schemas.microsoft.com/office/2019/extlst" xmlns:r="http://schemas.openxmlformats.org/officeDocument/2006/relationships" xmlns:m="http://schemas.openxmlformats.org/officeDocument/2006/math" xmlns:v="urn:schemas-microsoft-com:vml" xmlns:wp14="http://schemas.microsoft.com/office/word/2010/wordprocessingDrawing" xmlns:wp="http://schemas.openxmlformats.org/drawingml/2006/wordprocessingDrawing" xmlns:w10="urn:schemas-microsoft-com:office:word" xmlns:w="http://schemas.openxmlformats.org/wordprocessingml/2006/main" xmlns:w14="http://schemas.microsoft.com/office/word/2010/wordml" xmlns:w15="http://schemas.microsoft.com/office/word/2012/wordml" xmlns:w16cex="http://schemas.microsoft.com/office/word/2018/wordml/cex" xmlns:w16cid="http://schemas.microsoft.com/office/word/2016/wordml/cid" xmlns:w16="http://schemas.microsoft.com/office/word/2018/wordml" xmlns:w16du="http://schemas.microsoft.com/office/word/2023/wordml/word16du" xmlns:w16sdtdh="http://schemas.microsoft.com/office/word/2020/wordml/sdtdatahash" xmlns:w16sdtfl="http://schemas.microsoft.com/office/word/2024/wordml/sdtformatlock" xmlns:w16se="http://schemas.microsoft.com/office/word/2015/wordml/symex" xmlns:wpg="http://schemas.microsoft.com/office/word/2010/wordprocessingGroup" xmlns:wpi="http://schemas.microsoft.com/office/word/2010/wordprocessingInk" xmlns:wne="http://schemas.microsoft.com/office/word/2006/wordml" xmlns:wps="http://schemas.microsoft.com/office/word/2010/wordprocessingShape" mc:Ignorable="w14 w15 w16se w16cid w16 w16cex w16sdtdh w16sdtfl w16du wp14">
   <w:abstractNum w:abstractNumId="0" w15:restartNumberingAfterBreak="0">
+    <w:nsid w:val="07B846C9"/>
+    <w:multiLevelType w:val="hybridMultilevel"/>
+    <w:tmpl w:val="7B5038A4"/>
+    <w:lvl w:ilvl="0" w:tplc="7390BFB8">
+      <w:start w:val="1"/>
+      <w:numFmt w:val="upperRoman"/>
+      <w:lvlText w:val="%1."/>
+      <w:lvlJc w:val="left"/>
+      <w:pPr>
+        <w:ind w:left="814"/>
+      </w:pPr>
+      <w:rPr>
+        <w:rFonts w:ascii="Arial" w:eastAsia="Arial" w:hAnsi="Arial" w:cs="Arial"/>
+        <w:b/>
+        <w:bCs/>
+        <w:i w:val="0"/>
+        <w:strike w:val="0"/>
+        <w:dstrike w:val="0"/>
+        <w:color w:val="000000"/>
+        <w:sz w:val="20"/>
+        <w:szCs w:val="20"/>
+        <w:u w:val="none" w:color="000000"/>
+        <w:bdr w:val="none" w:sz="0" w:space="0" w:color="auto"/>
+        <w:shd w:val="clear" w:color="auto" w:fill="auto"/>
+        <w:vertAlign w:val="baseline"/>
+      </w:rPr>
+    </w:lvl>
+    <w:lvl w:ilvl="1" w:tplc="987075EC">
+      <w:start w:val="1"/>
+      <w:numFmt w:val="lowerLetter"/>
+      <w:lvlText w:val="%2"/>
+      <w:lvlJc w:val="left"/>
+      <w:pPr>
+        <w:ind w:left="1416"/>
+      </w:pPr>
+      <w:rPr>
+        <w:rFonts w:ascii="Arial" w:eastAsia="Arial" w:hAnsi="Arial" w:cs="Arial"/>
+        <w:b/>
+        <w:bCs/>
+        <w:i w:val="0"/>
+        <w:strike w:val="0"/>
+        <w:dstrike w:val="0"/>
+        <w:color w:val="000000"/>
+        <w:sz w:val="20"/>
+        <w:szCs w:val="20"/>
+        <w:u w:val="none" w:color="000000"/>
+        <w:bdr w:val="none" w:sz="0" w:space="0" w:color="auto"/>
+        <w:shd w:val="clear" w:color="auto" w:fill="auto"/>
+        <w:vertAlign w:val="baseline"/>
+      </w:rPr>
+    </w:lvl>
+    <w:lvl w:ilvl="2" w:tplc="650E2008">
+      <w:start w:val="1"/>
+      <w:numFmt w:val="lowerRoman"/>
+      <w:lvlText w:val="%3"/>
+      <w:lvlJc w:val="left"/>
+      <w:pPr>
+        <w:ind w:left="2136"/>
+      </w:pPr>
+      <w:rPr>
+        <w:rFonts w:ascii="Arial" w:eastAsia="Arial" w:hAnsi="Arial" w:cs="Arial"/>
+        <w:b/>
+        <w:bCs/>
+        <w:i w:val="0"/>
+        <w:strike w:val="0"/>
+        <w:dstrike w:val="0"/>
+        <w:color w:val="000000"/>
+        <w:sz w:val="20"/>
+        <w:szCs w:val="20"/>
+        <w:u w:val="none" w:color="000000"/>
+        <w:bdr w:val="none" w:sz="0" w:space="0" w:color="auto"/>
+        <w:shd w:val="clear" w:color="auto" w:fill="auto"/>
+        <w:vertAlign w:val="baseline"/>
+      </w:rPr>
+    </w:lvl>
+    <w:lvl w:ilvl="3" w:tplc="4C40BB4C">
+      <w:start w:val="1"/>
+      <w:numFmt w:val="decimal"/>
+      <w:lvlText w:val="%4"/>
+      <w:lvlJc w:val="left"/>
+      <w:pPr>
+        <w:ind w:left="2856"/>
+      </w:pPr>
+      <w:rPr>
+        <w:rFonts w:ascii="Arial" w:eastAsia="Arial" w:hAnsi="Arial" w:cs="Arial"/>
+        <w:b/>
+        <w:bCs/>
+        <w:i w:val="0"/>
+        <w:strike w:val="0"/>
+        <w:dstrike w:val="0"/>
+        <w:color w:val="000000"/>
+        <w:sz w:val="20"/>
+        <w:szCs w:val="20"/>
+        <w:u w:val="none" w:color="000000"/>
+        <w:bdr w:val="none" w:sz="0" w:space="0" w:color="auto"/>
+        <w:shd w:val="clear" w:color="auto" w:fill="auto"/>
+        <w:vertAlign w:val="baseline"/>
+      </w:rPr>
+    </w:lvl>
+    <w:lvl w:ilvl="4" w:tplc="F266C106">
+      <w:start w:val="1"/>
+      <w:numFmt w:val="lowerLetter"/>
+      <w:lvlText w:val="%5"/>
+      <w:lvlJc w:val="left"/>
+      <w:pPr>
+        <w:ind w:left="3576"/>
+      </w:pPr>
+      <w:rPr>
+        <w:rFonts w:ascii="Arial" w:eastAsia="Arial" w:hAnsi="Arial" w:cs="Arial"/>
+        <w:b/>
+        <w:bCs/>
+        <w:i w:val="0"/>
+        <w:strike w:val="0"/>
+        <w:dstrike w:val="0"/>
+        <w:color w:val="000000"/>
+        <w:sz w:val="20"/>
+        <w:szCs w:val="20"/>
+        <w:u w:val="none" w:color="000000"/>
+        <w:bdr w:val="none" w:sz="0" w:space="0" w:color="auto"/>
+        <w:shd w:val="clear" w:color="auto" w:fill="auto"/>
+        <w:vertAlign w:val="baseline"/>
+      </w:rPr>
+    </w:lvl>
+    <w:lvl w:ilvl="5" w:tplc="A27E6CCA">
+      <w:start w:val="1"/>
+      <w:numFmt w:val="lowerRoman"/>
+      <w:lvlText w:val="%6"/>
+      <w:lvlJc w:val="left"/>
+      <w:pPr>
+        <w:ind w:left="4296"/>
+      </w:pPr>
+      <w:rPr>
+        <w:rFonts w:ascii="Arial" w:eastAsia="Arial" w:hAnsi="Arial" w:cs="Arial"/>
+        <w:b/>
+        <w:bCs/>
+        <w:i w:val="0"/>
+        <w:strike w:val="0"/>
+        <w:dstrike w:val="0"/>
+        <w:color w:val="000000"/>
+        <w:sz w:val="20"/>
+        <w:szCs w:val="20"/>
+        <w:u w:val="none" w:color="000000"/>
+        <w:bdr w:val="none" w:sz="0" w:space="0" w:color="auto"/>
+        <w:shd w:val="clear" w:color="auto" w:fill="auto"/>
+        <w:vertAlign w:val="baseline"/>
+      </w:rPr>
+    </w:lvl>
+    <w:lvl w:ilvl="6" w:tplc="20801AF0">
+      <w:start w:val="1"/>
+      <w:numFmt w:val="decimal"/>
+      <w:lvlText w:val="%7"/>
+      <w:lvlJc w:val="left"/>
+      <w:pPr>
+        <w:ind w:left="5016"/>
+      </w:pPr>
+      <w:rPr>
+        <w:rFonts w:ascii="Arial" w:eastAsia="Arial" w:hAnsi="Arial" w:cs="Arial"/>
+        <w:b/>
+        <w:bCs/>
+        <w:i w:val="0"/>
+        <w:strike w:val="0"/>
+        <w:dstrike w:val="0"/>
+        <w:color w:val="000000"/>
+        <w:sz w:val="20"/>
+        <w:szCs w:val="20"/>
+        <w:u w:val="none" w:color="000000"/>
+        <w:bdr w:val="none" w:sz="0" w:space="0" w:color="auto"/>
+        <w:shd w:val="clear" w:color="auto" w:fill="auto"/>
+        <w:vertAlign w:val="baseline"/>
+      </w:rPr>
+    </w:lvl>
+    <w:lvl w:ilvl="7" w:tplc="C80CF35C">
+      <w:start w:val="1"/>
+      <w:numFmt w:val="lowerLetter"/>
+      <w:lvlText w:val="%8"/>
+      <w:lvlJc w:val="left"/>
+      <w:pPr>
+        <w:ind w:left="5736"/>
+      </w:pPr>
+      <w:rPr>
+        <w:rFonts w:ascii="Arial" w:eastAsia="Arial" w:hAnsi="Arial" w:cs="Arial"/>
+        <w:b/>
+        <w:bCs/>
+        <w:i w:val="0"/>
+        <w:strike w:val="0"/>
+        <w:dstrike w:val="0"/>
+        <w:color w:val="000000"/>
+        <w:sz w:val="20"/>
+        <w:szCs w:val="20"/>
+        <w:u w:val="none" w:color="000000"/>
+        <w:bdr w:val="none" w:sz="0" w:space="0" w:color="auto"/>
+        <w:shd w:val="clear" w:color="auto" w:fill="auto"/>
+        <w:vertAlign w:val="baseline"/>
+      </w:rPr>
+    </w:lvl>
+    <w:lvl w:ilvl="8" w:tplc="B62A0FAE">
+      <w:start w:val="1"/>
+      <w:numFmt w:val="lowerRoman"/>
+      <w:lvlText w:val="%9"/>
+      <w:lvlJc w:val="left"/>
+      <w:pPr>
+        <w:ind w:left="6456"/>
+      </w:pPr>
+      <w:rPr>
+        <w:rFonts w:ascii="Arial" w:eastAsia="Arial" w:hAnsi="Arial" w:cs="Arial"/>
+        <w:b/>
+        <w:bCs/>
+        <w:i w:val="0"/>
+        <w:strike w:val="0"/>
+        <w:dstrike w:val="0"/>
+        <w:color w:val="000000"/>
+        <w:sz w:val="20"/>
+        <w:szCs w:val="20"/>
+        <w:u w:val="none" w:color="000000"/>
+        <w:bdr w:val="none" w:sz="0" w:space="0" w:color="auto"/>
+        <w:shd w:val="clear" w:color="auto" w:fill="auto"/>
+        <w:vertAlign w:val="baseline"/>
+      </w:rPr>
+    </w:lvl>
+  </w:abstractNum>
+  <w:abstractNum w:abstractNumId="1" w15:restartNumberingAfterBreak="0">
     <w:nsid w:val="23720D96"/>
     <w:multiLevelType w:val="hybridMultilevel"/>
     <w:tmpl w:val="AF82BDEC"/>
@@ -4531,6 +5118,9 @@
     </w:lvl>
   </w:abstractNum>
   <w:num w:numId="1" w16cid:durableId="222570238">
+    <w:abstractNumId w:val="1"/>
+  </w:num>
+  <w:num w:numId="2" w16cid:durableId="846092921">
     <w:abstractNumId w:val="0"/>
   </w:num>
 </w:numbering>

--- a/SistemBeritaAcara.Web/wwwroot/files/documents/ba-1-draft.docx
+++ b/SistemBeritaAcara.Web/wwwroot/files/documents/ba-1-draft.docx
@@ -373,7 +373,7 @@
                       <w:sz w:val="18"/>
                       <w:szCs w:val="18"/>
                     </w:rPr>
-                    <w:t>05 Juli 2026</w:t>
+                    <w:t>08 Juli 2026</w:t>
                   </w:r>
                 </w:p>
               </w:tc>
@@ -501,7 +501,7 @@
                       <w:sz w:val="18"/>
                       <w:szCs w:val="18"/>
                     </w:rPr>
-                    <w:t>IT Sumbagsel</w:t>
+                    <w:t>Corporate Sales Sumbagsel</w:t>
                   </w:r>
                 </w:p>
               </w:tc>
@@ -527,7 +527,7 @@
           <w:bCs/>
           <w:u w:val="single"/>
         </w:rPr>
-        <w:t xml:space="preserve">BERITA ACARA ALOKASI BARANG</w:t>
+        <w:t xml:space="preserve">BERITA ACARA </w:t>
       </w:r>
       <w:r>
         <w:rPr>
@@ -535,7 +535,7 @@
           <w:bCs/>
           <w:u w:val="single"/>
         </w:rPr>
-        <w:t/>
+        <w:t>PEMINJAMAN</w:t>
       </w:r>
       <w:r>
         <w:rPr>
@@ -543,7 +543,7 @@
           <w:bCs/>
           <w:u w:val="single"/>
         </w:rPr>
-        <w:t xml:space="preserve"/>
+        <w:t xml:space="preserve"> BARANG</w:t>
       </w:r>
     </w:p>
     <w:p/>
@@ -655,7 +655,7 @@
                 <w:sz w:val="18"/>
                 <w:szCs w:val="18"/>
               </w:rPr>
-              <w:t>ejgaming2 / Romi Aprilian Mustafa</w:t>
+              <w:t>qwerty / Bruce Wayne</w:t>
             </w:r>
             <w:proofErr w:type="spellStart"/>
             <w:r>
@@ -753,7 +753,7 @@
                 <w:sz w:val="18"/>
                 <w:szCs w:val="18"/>
               </w:rPr>
-              <w:t>123456</w:t>
+              <w:t>223456</w:t>
             </w:r>
             <w:proofErr w:type="spellStart"/>
             <w:r>
@@ -853,7 +853,7 @@
                 <w:sz w:val="18"/>
                 <w:szCs w:val="18"/>
               </w:rPr>
-              <w:t>Jr Officer I Operation Delivery</w:t>
+              <w:t>SBM Industry I</w:t>
             </w:r>
             <w:proofErr w:type="spellStart"/>
             <w:r>
@@ -969,7 +969,7 @@
                 <w:sz w:val="18"/>
                 <w:szCs w:val="18"/>
               </w:rPr>
-              <w:t>IT Sumbagsel</w:t>
+              <w:t>Corporate Sales Sumbagsel</w:t>
             </w:r>
             <w:proofErr w:type="spellStart"/>
             <w:r>
@@ -1067,7 +1067,7 @@
                 <w:sz w:val="18"/>
                 <w:szCs w:val="18"/>
               </w:rPr>
-              <w:t>IT Sumbagsel</w:t>
+              <w:t>Corporate Sales Sumbagsel</w:t>
             </w:r>
             <w:proofErr w:type="spellStart"/>
             <w:r>
@@ -1165,7 +1165,7 @@
                 <w:sz w:val="18"/>
                 <w:szCs w:val="18"/>
               </w:rPr>
-              <w:t>romiaprilian7406@gmail.com</w:t>
+              <w:t>ggyur21887@gmail.com</w:t>
             </w:r>
             <w:proofErr w:type="spellStart"/>
             <w:r>
@@ -1272,7 +1272,7 @@
                 <w:sz w:val="18"/>
                 <w:szCs w:val="18"/>
               </w:rPr>
-              <w:t>1</w:t>
+              <w:t>2</w:t>
             </w:r>
             <w:proofErr w:type="spellStart"/>
             <w:r>
@@ -1370,7 +1370,7 @@
                 <w:sz w:val="18"/>
                 <w:szCs w:val="18"/>
               </w:rPr>
-              <w:t>0812324234</w:t>
+              <w:t>-</w:t>
             </w:r>
             <w:proofErr w:type="spellStart"/>
             <w:r>
@@ -1416,7 +1416,7 @@
           <w:sz w:val="18"/>
           <w:szCs w:val="18"/>
         </w:rPr>
-        <w:t xml:space="preserve">Pada hari ini Minggu Tanggal 5 Juli 2026 telah diserahterimakan perangkat dengan spesifikasi serta syarat-syarat dan ketentuan sebagai berikut:</w:t>
+        <w:t xml:space="preserve">Pada hari ini Rabu Tanggal 8 Juli 2026 telah diserahterimakan perangkat dengan spesifikasi serta syarat-syarat dan ketentuan sebagai berikut:</w:t>
       </w:r>
       <w:proofErr w:type="spellStart"/>
       <w:r>
@@ -1848,7 +1848,7 @@
           <w:u w:val="single"/>
           <w:lang w:val="nb-NO"/>
         </w:rPr>
-        <w:t>Jenis Perangkat Keras: Anti Static Wrist Strap, Cable Tester, Bridge, Fiber Cleaver</w:t>
+        <w:t>Jenis Perangkat Keras: HDMI</w:t>
       </w:r>
       <w:r>
         <w:rPr>
@@ -2495,498 +2495,6 @@
         </w:tc>
       </w:tr>
       <w:tr>
-        <w:tc>
-          <w:tcPr>
-            <w:tcW w:w="805" w:type="dxa"/>
-          </w:tcPr>
-          <w:p>
-            <w:pPr>
-              <w:pStyle w:val="ListParagraph"/>
-              <w:ind w:left="0"/>
-              <w:jc w:val="center"/>
-              <w:rPr>
-                <w:noProof/>
-                <w:sz w:val="18"/>
-                <w:szCs w:val="18"/>
-                <w:lang w:val="nb-NO"/>
-              </w:rPr>
-            </w:pPr>
-            <w:r>
-              <w:rPr>
-                <w:noProof/>
-                <w:sz w:val="18"/>
-                <w:szCs w:val="18"/>
-                <w:lang w:val="nb-NO"/>
-              </w:rPr>
-              <w:t>2</w:t>
-            </w:r>
-          </w:p>
-        </w:tc>
-        <w:tc>
-          <w:tcPr>
-            <w:tcW w:w="1080" w:type="dxa"/>
-          </w:tcPr>
-          <w:p>
-            <w:pPr>
-              <w:pStyle w:val="ListParagraph"/>
-              <w:ind w:left="0"/>
-              <w:jc w:val="center"/>
-              <w:rPr>
-                <w:noProof/>
-                <w:sz w:val="18"/>
-                <w:szCs w:val="18"/>
-                <w:lang w:val="nb-NO"/>
-              </w:rPr>
-            </w:pPr>
-            <w:r>
-              <w:rPr>
-                <w:noProof/>
-                <w:sz w:val="18"/>
-                <w:szCs w:val="18"/>
-                <w:lang w:val="nb-NO"/>
-              </w:rPr>
-              <w:t>1</w:t>
-            </w:r>
-          </w:p>
-        </w:tc>
-        <w:tc>
-          <w:tcPr>
-            <w:tcW w:w="990" w:type="dxa"/>
-          </w:tcPr>
-          <w:p>
-            <w:pPr>
-              <w:pStyle w:val="ListParagraph"/>
-              <w:ind w:left="0"/>
-              <w:jc w:val="center"/>
-              <w:rPr>
-                <w:noProof/>
-                <w:sz w:val="18"/>
-                <w:szCs w:val="18"/>
-                <w:lang w:val="nb-NO"/>
-              </w:rPr>
-            </w:pPr>
-            <w:r>
-              <w:rPr>
-                <w:noProof/>
-                <w:sz w:val="18"/>
-                <w:szCs w:val="18"/>
-                <w:lang w:val="nb-NO"/>
-              </w:rPr>
-              <w:t>Satu</w:t>
-            </w:r>
-          </w:p>
-        </w:tc>
-        <w:tc>
-          <w:tcPr>
-            <w:tcW w:w="1170" w:type="dxa"/>
-          </w:tcPr>
-          <w:p>
-            <w:pPr>
-              <w:pStyle w:val="ListParagraph"/>
-              <w:ind w:left="0"/>
-              <w:jc w:val="center"/>
-              <w:rPr>
-                <w:noProof/>
-                <w:sz w:val="18"/>
-                <w:szCs w:val="18"/>
-                <w:lang w:val="nb-NO"/>
-              </w:rPr>
-            </w:pPr>
-            <w:r>
-              <w:rPr>
-                <w:noProof/>
-                <w:sz w:val="18"/>
-                <w:szCs w:val="18"/>
-                <w:lang w:val="nb-NO"/>
-              </w:rPr>
-              <w:t>Pcs</w:t>
-            </w:r>
-          </w:p>
-        </w:tc>
-        <w:tc>
-          <w:tcPr>
-            <w:tcW w:w="2250" w:type="dxa"/>
-          </w:tcPr>
-          <w:p>
-            <w:pPr>
-              <w:pStyle w:val="ListParagraph"/>
-              <w:ind w:left="0"/>
-              <w:jc w:val="center"/>
-              <w:rPr>
-                <w:noProof/>
-                <w:sz w:val="18"/>
-                <w:szCs w:val="18"/>
-                <w:lang w:val="nb-NO"/>
-              </w:rPr>
-            </w:pPr>
-            <w:r>
-              <w:rPr>
-                <w:noProof/>
-                <w:sz w:val="18"/>
-                <w:szCs w:val="18"/>
-                <w:lang w:val="nb-NO"/>
-              </w:rPr>
-              <w:t>-</w:t>
-            </w:r>
-          </w:p>
-        </w:tc>
-        <w:tc>
-          <w:tcPr>
-            <w:tcW w:w="2973" w:type="dxa"/>
-          </w:tcPr>
-          <w:p>
-            <w:pPr>
-              <w:pStyle w:val="ListParagraph"/>
-              <w:ind w:left="0"/>
-              <w:jc w:val="center"/>
-              <w:rPr>
-                <w:noProof/>
-                <w:sz w:val="18"/>
-                <w:szCs w:val="18"/>
-                <w:lang w:val="nb-NO"/>
-              </w:rPr>
-            </w:pPr>
-            <w:r>
-              <w:rPr>
-                <w:noProof/>
-                <w:sz w:val="18"/>
-                <w:szCs w:val="18"/>
-                <w:lang w:val="nb-NO"/>
-              </w:rPr>
-              <w:t>-</w:t>
-            </w:r>
-          </w:p>
-        </w:tc>
-      </w:tr>
-      <w:tr>
-        <w:tc>
-          <w:tcPr>
-            <w:tcW w:w="805" w:type="dxa"/>
-          </w:tcPr>
-          <w:p>
-            <w:pPr>
-              <w:pStyle w:val="ListParagraph"/>
-              <w:ind w:left="0"/>
-              <w:jc w:val="center"/>
-              <w:rPr>
-                <w:noProof/>
-                <w:sz w:val="18"/>
-                <w:szCs w:val="18"/>
-                <w:lang w:val="nb-NO"/>
-              </w:rPr>
-            </w:pPr>
-            <w:r>
-              <w:rPr>
-                <w:noProof/>
-                <w:sz w:val="18"/>
-                <w:szCs w:val="18"/>
-                <w:lang w:val="nb-NO"/>
-              </w:rPr>
-              <w:t>3</w:t>
-            </w:r>
-          </w:p>
-        </w:tc>
-        <w:tc>
-          <w:tcPr>
-            <w:tcW w:w="1080" w:type="dxa"/>
-          </w:tcPr>
-          <w:p>
-            <w:pPr>
-              <w:pStyle w:val="ListParagraph"/>
-              <w:ind w:left="0"/>
-              <w:jc w:val="center"/>
-              <w:rPr>
-                <w:noProof/>
-                <w:sz w:val="18"/>
-                <w:szCs w:val="18"/>
-                <w:lang w:val="nb-NO"/>
-              </w:rPr>
-            </w:pPr>
-            <w:r>
-              <w:rPr>
-                <w:noProof/>
-                <w:sz w:val="18"/>
-                <w:szCs w:val="18"/>
-                <w:lang w:val="nb-NO"/>
-              </w:rPr>
-              <w:t>1</w:t>
-            </w:r>
-          </w:p>
-        </w:tc>
-        <w:tc>
-          <w:tcPr>
-            <w:tcW w:w="990" w:type="dxa"/>
-          </w:tcPr>
-          <w:p>
-            <w:pPr>
-              <w:pStyle w:val="ListParagraph"/>
-              <w:ind w:left="0"/>
-              <w:jc w:val="center"/>
-              <w:rPr>
-                <w:noProof/>
-                <w:sz w:val="18"/>
-                <w:szCs w:val="18"/>
-                <w:lang w:val="nb-NO"/>
-              </w:rPr>
-            </w:pPr>
-            <w:r>
-              <w:rPr>
-                <w:noProof/>
-                <w:sz w:val="18"/>
-                <w:szCs w:val="18"/>
-                <w:lang w:val="nb-NO"/>
-              </w:rPr>
-              <w:t>Satu</w:t>
-            </w:r>
-          </w:p>
-        </w:tc>
-        <w:tc>
-          <w:tcPr>
-            <w:tcW w:w="1170" w:type="dxa"/>
-          </w:tcPr>
-          <w:p>
-            <w:pPr>
-              <w:pStyle w:val="ListParagraph"/>
-              <w:ind w:left="0"/>
-              <w:jc w:val="center"/>
-              <w:rPr>
-                <w:noProof/>
-                <w:sz w:val="18"/>
-                <w:szCs w:val="18"/>
-                <w:lang w:val="nb-NO"/>
-              </w:rPr>
-            </w:pPr>
-            <w:r>
-              <w:rPr>
-                <w:noProof/>
-                <w:sz w:val="18"/>
-                <w:szCs w:val="18"/>
-                <w:lang w:val="nb-NO"/>
-              </w:rPr>
-              <w:t>Pcs</w:t>
-            </w:r>
-          </w:p>
-        </w:tc>
-        <w:tc>
-          <w:tcPr>
-            <w:tcW w:w="2250" w:type="dxa"/>
-          </w:tcPr>
-          <w:p>
-            <w:pPr>
-              <w:pStyle w:val="ListParagraph"/>
-              <w:ind w:left="0"/>
-              <w:jc w:val="center"/>
-              <w:rPr>
-                <w:noProof/>
-                <w:sz w:val="18"/>
-                <w:szCs w:val="18"/>
-                <w:lang w:val="nb-NO"/>
-              </w:rPr>
-            </w:pPr>
-            <w:r>
-              <w:rPr>
-                <w:noProof/>
-                <w:sz w:val="18"/>
-                <w:szCs w:val="18"/>
-                <w:lang w:val="nb-NO"/>
-              </w:rPr>
-              <w:t>-</w:t>
-            </w:r>
-          </w:p>
-        </w:tc>
-        <w:tc>
-          <w:tcPr>
-            <w:tcW w:w="2973" w:type="dxa"/>
-          </w:tcPr>
-          <w:p>
-            <w:pPr>
-              <w:pStyle w:val="ListParagraph"/>
-              <w:ind w:left="0"/>
-              <w:jc w:val="center"/>
-              <w:rPr>
-                <w:noProof/>
-                <w:sz w:val="18"/>
-                <w:szCs w:val="18"/>
-                <w:lang w:val="nb-NO"/>
-              </w:rPr>
-            </w:pPr>
-            <w:r>
-              <w:rPr>
-                <w:noProof/>
-                <w:sz w:val="18"/>
-                <w:szCs w:val="18"/>
-                <w:lang w:val="nb-NO"/>
-              </w:rPr>
-              <w:t>-</w:t>
-            </w:r>
-          </w:p>
-        </w:tc>
-      </w:tr>
-      <w:tr>
-        <w:tc>
-          <w:tcPr>
-            <w:tcW w:w="805" w:type="dxa"/>
-          </w:tcPr>
-          <w:p>
-            <w:pPr>
-              <w:pStyle w:val="ListParagraph"/>
-              <w:ind w:left="0"/>
-              <w:jc w:val="center"/>
-              <w:rPr>
-                <w:noProof/>
-                <w:sz w:val="18"/>
-                <w:szCs w:val="18"/>
-                <w:lang w:val="nb-NO"/>
-              </w:rPr>
-            </w:pPr>
-            <w:r>
-              <w:rPr>
-                <w:noProof/>
-                <w:sz w:val="18"/>
-                <w:szCs w:val="18"/>
-                <w:lang w:val="nb-NO"/>
-              </w:rPr>
-              <w:t>4</w:t>
-            </w:r>
-          </w:p>
-        </w:tc>
-        <w:tc>
-          <w:tcPr>
-            <w:tcW w:w="1080" w:type="dxa"/>
-          </w:tcPr>
-          <w:p>
-            <w:pPr>
-              <w:pStyle w:val="ListParagraph"/>
-              <w:ind w:left="0"/>
-              <w:jc w:val="center"/>
-              <w:rPr>
-                <w:noProof/>
-                <w:sz w:val="18"/>
-                <w:szCs w:val="18"/>
-                <w:lang w:val="nb-NO"/>
-              </w:rPr>
-            </w:pPr>
-            <w:r>
-              <w:rPr>
-                <w:noProof/>
-                <w:sz w:val="18"/>
-                <w:szCs w:val="18"/>
-                <w:lang w:val="nb-NO"/>
-              </w:rPr>
-              <w:t>1</w:t>
-            </w:r>
-          </w:p>
-        </w:tc>
-        <w:tc>
-          <w:tcPr>
-            <w:tcW w:w="990" w:type="dxa"/>
-          </w:tcPr>
-          <w:p>
-            <w:pPr>
-              <w:pStyle w:val="ListParagraph"/>
-              <w:ind w:left="0"/>
-              <w:jc w:val="center"/>
-              <w:rPr>
-                <w:noProof/>
-                <w:sz w:val="18"/>
-                <w:szCs w:val="18"/>
-                <w:lang w:val="nb-NO"/>
-              </w:rPr>
-            </w:pPr>
-            <w:r>
-              <w:rPr>
-                <w:noProof/>
-                <w:sz w:val="18"/>
-                <w:szCs w:val="18"/>
-                <w:lang w:val="nb-NO"/>
-              </w:rPr>
-              <w:t>Satu</w:t>
-            </w:r>
-          </w:p>
-        </w:tc>
-        <w:tc>
-          <w:tcPr>
-            <w:tcW w:w="1170" w:type="dxa"/>
-          </w:tcPr>
-          <w:p>
-            <w:pPr>
-              <w:pStyle w:val="ListParagraph"/>
-              <w:ind w:left="0"/>
-              <w:jc w:val="center"/>
-              <w:rPr>
-                <w:noProof/>
-                <w:sz w:val="18"/>
-                <w:szCs w:val="18"/>
-                <w:lang w:val="nb-NO"/>
-              </w:rPr>
-            </w:pPr>
-            <w:r>
-              <w:rPr>
-                <w:noProof/>
-                <w:sz w:val="18"/>
-                <w:szCs w:val="18"/>
-                <w:lang w:val="nb-NO"/>
-              </w:rPr>
-              <w:t>Pcs</w:t>
-            </w:r>
-          </w:p>
-        </w:tc>
-        <w:tc>
-          <w:tcPr>
-            <w:tcW w:w="2250" w:type="dxa"/>
-          </w:tcPr>
-          <w:p>
-            <w:pPr>
-              <w:pStyle w:val="ListParagraph"/>
-              <w:ind w:left="0"/>
-              <w:jc w:val="center"/>
-              <w:rPr>
-                <w:noProof/>
-                <w:sz w:val="18"/>
-                <w:szCs w:val="18"/>
-                <w:lang w:val="nb-NO"/>
-              </w:rPr>
-            </w:pPr>
-            <w:r>
-              <w:rPr>
-                <w:noProof/>
-                <w:sz w:val="18"/>
-                <w:szCs w:val="18"/>
-                <w:lang w:val="nb-NO"/>
-              </w:rPr>
-              <w:t>-</w:t>
-            </w:r>
-          </w:p>
-        </w:tc>
-        <w:tc>
-          <w:tcPr>
-            <w:tcW w:w="2973" w:type="dxa"/>
-          </w:tcPr>
-          <w:p>
-            <w:pPr>
-              <w:pStyle w:val="ListParagraph"/>
-              <w:ind w:left="0"/>
-              <w:jc w:val="center"/>
-              <w:rPr>
-                <w:noProof/>
-                <w:sz w:val="18"/>
-                <w:szCs w:val="18"/>
-                <w:lang w:val="nb-NO"/>
-              </w:rPr>
-            </w:pPr>
-            <w:r>
-              <w:rPr>
-                <w:noProof/>
-                <w:sz w:val="18"/>
-                <w:szCs w:val="18"/>
-                <w:lang w:val="nb-NO"/>
-              </w:rPr>
-              <w:t>-</w:t>
-            </w:r>
-          </w:p>
-        </w:tc>
-      </w:tr>
-      <w:tr>
         <w:trPr>
           <w:trHeight w:val="470"/>
         </w:trPr>
@@ -3013,7 +2521,25 @@
                 <w:szCs w:val="18"/>
                 <w:lang w:val="nb-NO"/>
               </w:rPr>
-              <w:t>Catatan: Perangkat IT ini dialokasikan berdasarkan</w:t>
+              <w:t>Catatan: Perangkat IT ini di</w:t>
+            </w:r>
+            <w:r>
+              <w:rPr>
+                <w:noProof/>
+                <w:sz w:val="18"/>
+                <w:szCs w:val="18"/>
+                <w:lang w:val="nb-NO"/>
+              </w:rPr>
+              <w:t>pinjamkan</w:t>
+            </w:r>
+            <w:r>
+              <w:rPr>
+                <w:noProof/>
+                <w:sz w:val="18"/>
+                <w:szCs w:val="18"/>
+                <w:lang w:val="nb-NO"/>
+              </w:rPr>
+              <w:t xml:space="preserve"> berdasarkan</w:t>
             </w:r>
           </w:p>
           <w:p>
@@ -3025,6 +2551,9 @@
                 <w:sz w:val="18"/>
                 <w:szCs w:val="18"/>
               </w:rPr>
+              <w:tabs>
+                <w:tab w:val="right" w:pos="9160"/>
+              </w:tabs>
             </w:pPr>
             <w:r>
               <w:rPr>
@@ -3032,7 +2561,31 @@
                 <w:sz w:val="18"/>
                 <w:szCs w:val="18"/>
               </w:rPr>
-              <w:t>Tiket di My SSC NO. -</w:t>
+              <w:t>Nota Dinas/Nota Dinas/Tiket di My SSC No. vjhvbkwhebvkehbrvewrvbjhevfgbbhrj</w:t>
+            </w:r>
+            <w:r>
+              <w:rPr>
+                <w:noProof/>
+                <w:sz w:val="18"/>
+                <w:szCs w:val="18"/>
+              </w:rPr>
+              <w:tab/>
+            </w:r>
+            <w:r>
+              <w:rPr>
+                <w:noProof/>
+                <w:sz w:val="18"/>
+                <w:szCs w:val="18"/>
+              </w:rPr>
+              <w:t>Tanggal pengembalian: 10 Juli 2026</w:t>
+            </w:r>
+            <w:r>
+              <w:rPr>
+                <w:noProof/>
+                <w:sz w:val="18"/>
+                <w:szCs w:val="18"/>
+              </w:rPr>
+              <w:t xml:space="preserve"/>
             </w:r>
           </w:p>
         </w:tc>
@@ -4084,8 +3637,6 @@
         <w:ind w:left="360"/>
         <w:jc w:val="both"/>
         <w:rPr>
-          <w:sz w:val="18"/>
-          <w:szCs w:val="18"/>
           <w:lang w:val="nb-NO"/>
         </w:rPr>
       </w:pPr>
@@ -4169,7 +3720,7 @@
           <w:szCs w:val="18"/>
           <w:lang w:val="nb-NO"/>
         </w:rPr>
-        <w:t xml:space="preserve">Kami sebagai </w:t>
+        <w:t>Kami sebagai penerima/</w:t>
       </w:r>
       <w:r>
         <w:rPr>
@@ -4187,7 +3738,7 @@
           <w:szCs w:val="18"/>
           <w:lang w:val="nb-NO"/>
         </w:rPr>
-        <w:t>enerima/</w:t>
+        <w:t xml:space="preserve">enanggung </w:t>
       </w:r>
       <w:r>
         <w:rPr>
@@ -4196,7 +3747,7 @@
           <w:szCs w:val="18"/>
           <w:lang w:val="nb-NO"/>
         </w:rPr>
-        <w:t>p</w:t>
+        <w:t>j</w:t>
       </w:r>
       <w:r>
         <w:rPr>
@@ -4205,43 +3756,7 @@
           <w:szCs w:val="18"/>
           <w:lang w:val="nb-NO"/>
         </w:rPr>
-        <w:t xml:space="preserve">enanggung </w:t>
-      </w:r>
-      <w:r>
-        <w:rPr>
-          <w:bCs/>
-          <w:sz w:val="18"/>
-          <w:szCs w:val="18"/>
-          <w:lang w:val="nb-NO"/>
-        </w:rPr>
-        <w:t>j</w:t>
-      </w:r>
-      <w:r>
-        <w:rPr>
-          <w:bCs/>
-          <w:sz w:val="18"/>
-          <w:szCs w:val="18"/>
-          <w:lang w:val="nb-NO"/>
-        </w:rPr>
-        <w:t>awab telah membaca, memahami, dan menerima semua ketentuan Perusahaa</w:t>
-      </w:r>
-      <w:r>
-        <w:rPr>
-          <w:bCs/>
-          <w:sz w:val="18"/>
-          <w:szCs w:val="18"/>
-          <w:lang w:val="nb-NO"/>
-        </w:rPr>
-        <w:t>n</w:t>
-      </w:r>
-      <w:r>
-        <w:rPr>
-          <w:bCs/>
-          <w:sz w:val="18"/>
-          <w:szCs w:val="18"/>
-          <w:lang w:val="nb-NO"/>
-        </w:rPr>
-        <w:t>.</w:t>
+        <w:t>awab telah membaca, memahami, dan menerima semua ketentuan Perusahaan.</w:t>
       </w:r>
     </w:p>
     <w:p>
@@ -4424,7 +3939,7 @@
                 <w:szCs w:val="18"/>
                 <w:lang w:val="nb-NO"/>
               </w:rPr>
-              <w:t>Inspector II Reliability</w:t>
+              <w:t>Jr Officer I Operation Delivery</w:t>
             </w:r>
             <w:r>
               <w:rPr>
@@ -4468,7 +3983,7 @@
                 <w:szCs w:val="18"/>
                 <w:lang w:val="nb-NO"/>
               </w:rPr>
-              <w:t>Palembang, 05 Juli 2026</w:t>
+              <w:t>Palembang, 08 Juli 2026</w:t>
             </w:r>
           </w:p>
           <w:p>
@@ -4515,14 +4030,14 @@
             <w:pPr>
               <w:ind w:left="0"/>
               <w:jc w:val="left"/>
-              <w:spacing w:after="300"/>
+              <w:spacing w:after="20"/>
             </w:pPr>
             <w:r>
               <w:drawing>
                 <wp:inline distT="0" distB="0" distL="0" distR="0">
-                  <wp:extent cx="1778000" cy="703288"/>
+                  <wp:extent cx="1778000" cy="879110"/>
                   <wp:effectExtent l="0" t="0" r="0" b="0"/>
-                  <wp:docPr id="90170" name="signature"/>
+                  <wp:docPr id="85491" name="signature"/>
                   <wp:cNvGraphicFramePr>
                     <a:graphicFrameLocks noChangeAspect="1"/>
                   </wp:cNvGraphicFramePr>
@@ -4530,11 +4045,11 @@
                     <a:graphicData uri="http://schemas.openxmlformats.org/drawingml/2006/picture">
                       <pic:pic>
                         <pic:nvPicPr>
-                          <pic:cNvPr id="90171" name="sig.png"/>
+                          <pic:cNvPr id="85492" name="sig.png"/>
                           <pic:cNvPicPr/>
                         </pic:nvPicPr>
                         <pic:blipFill>
-                          <a:blip r:embed="R3719e5edb17b46a4"/>
+                          <a:blip r:embed="R2a080f768f334523"/>
                           <a:stretch>
                             <a:fillRect/>
                           </a:stretch>
@@ -4542,7 +4057,7 @@
                         <pic:spPr>
                           <a:xfrm>
                             <a:off x="0" y="0"/>
-                            <a:ext cx="1778000" cy="703288"/>
+                            <a:ext cx="1778000" cy="879110"/>
                           </a:xfrm>
                           <a:prstGeom prst="rect">
                             <a:avLst/>
@@ -4576,7 +4091,7 @@
                 <w:u w:val="single"/>
                 <w:lang w:val="nb-NO"/>
               </w:rPr>
-              <w:t>Bucky Barnes</w:t>
+              <w:t>daredevil</w:t>
             </w:r>
           </w:p>
         </w:tc>
@@ -4635,7 +4150,7 @@
                 <w:u w:val="single"/>
                 <w:lang w:val="nb-NO"/>
               </w:rPr>
-              <w:t>Reed Richard</w:t>
+              <w:t>Romi Aprilian Mustafa</w:t>
             </w:r>
             <w:r>
               <w:rPr>
@@ -4694,110 +4209,12 @@
                 <w:u w:val="single"/>
                 <w:lang w:val="nb-NO"/>
               </w:rPr>
-              <w:t>Romi Aprilian Mustafa</w:t>
+              <w:t>Bruce Wayne</w:t>
             </w:r>
           </w:p>
         </w:tc>
       </w:tr>
     </w:tbl>
-    <w:p>
-      <w:pPr>
-        <w:spacing w:after="160" w:line="278" w:lineRule="auto"/>
-        <w:rPr>
-          <w:lang w:val="nb-NO"/>
-        </w:rPr>
-      </w:pPr>
-      <w:r>
-        <w:rPr>
-          <w:lang w:val="nb-NO"/>
-        </w:rPr>
-        <w:br w:type="page"/>
-      </w:r>
-    </w:p>
-    <w:p>
-      <w:pPr>
-        <w:jc w:val="center"/>
-      </w:pPr>
-      <w:r>
-        <w:drawing>
-          <wp:inline distT="0" distB="0" distL="0" distR="0">
-            <wp:extent cx="3306214" cy="5486400"/>
-            <wp:effectExtent l="0" t="0" r="0" b="0"/>
-            <wp:docPr id="85756" name="ba-1-photo-1-1783233356229.png"/>
-            <wp:cNvGraphicFramePr>
-              <a:graphicFrameLocks noChangeAspect="1"/>
-            </wp:cNvGraphicFramePr>
-            <a:graphic>
-              <a:graphicData uri="http://schemas.openxmlformats.org/drawingml/2006/picture">
-                <pic:pic>
-                  <pic:nvPicPr>
-                    <pic:cNvPr id="85757" name="ba-1-photo-1-1783233356229.png"/>
-                    <pic:cNvPicPr/>
-                  </pic:nvPicPr>
-                  <pic:blipFill>
-                    <a:blip r:embed="R0d7a2247bc594528"/>
-                    <a:stretch>
-                      <a:fillRect/>
-                    </a:stretch>
-                  </pic:blipFill>
-                  <pic:spPr>
-                    <a:xfrm>
-                      <a:off x="0" y="0"/>
-                      <a:ext cx="3306214" cy="5486400"/>
-                    </a:xfrm>
-                    <a:prstGeom prst="rect">
-                      <a:avLst/>
-                    </a:prstGeom>
-                  </pic:spPr>
-                </pic:pic>
-              </a:graphicData>
-            </a:graphic>
-          </wp:inline>
-        </w:drawing>
-      </w:r>
-    </w:p>
-    <w:p>
-      <w:pPr>
-        <w:jc w:val="center"/>
-      </w:pPr>
-      <w:r>
-        <w:drawing>
-          <wp:inline distT="0" distB="0" distL="0" distR="0">
-            <wp:extent cx="5486400" cy="5126355"/>
-            <wp:effectExtent l="0" t="0" r="0" b="0"/>
-            <wp:docPr id="85758" name="ba-1-photo-2-1783233362079.png"/>
-            <wp:cNvGraphicFramePr>
-              <a:graphicFrameLocks noChangeAspect="1"/>
-            </wp:cNvGraphicFramePr>
-            <a:graphic>
-              <a:graphicData uri="http://schemas.openxmlformats.org/drawingml/2006/picture">
-                <pic:pic>
-                  <pic:nvPicPr>
-                    <pic:cNvPr id="85759" name="ba-1-photo-2-1783233362079.png"/>
-                    <pic:cNvPicPr/>
-                  </pic:nvPicPr>
-                  <pic:blipFill>
-                    <a:blip r:embed="R3f30e38decde48e8"/>
-                    <a:stretch>
-                      <a:fillRect/>
-                    </a:stretch>
-                  </pic:blipFill>
-                  <pic:spPr>
-                    <a:xfrm>
-                      <a:off x="0" y="0"/>
-                      <a:ext cx="5486400" cy="5126355"/>
-                    </a:xfrm>
-                    <a:prstGeom prst="rect">
-                      <a:avLst/>
-                    </a:prstGeom>
-                  </pic:spPr>
-                </pic:pic>
-              </a:graphicData>
-            </a:graphic>
-          </wp:inline>
-        </w:drawing>
-      </w:r>
-    </w:p>
     <w:sectPr>
       <w:pgSz w:w="11906" w:h="16838" w:code="9"/>
       <w:pgMar w:top="1134" w:right="1134" w:bottom="1134" w:left="1134" w:header="720" w:footer="720" w:gutter="0"/>
@@ -4811,227 +4228,6 @@
 <file path=word/numbering.xml><?xml version="1.0" encoding="utf-8"?>
 <w:numbering xmlns:wpc="http://schemas.microsoft.com/office/word/2010/wordprocessingCanvas" xmlns:cx="http://schemas.microsoft.com/office/drawing/2014/chartex" xmlns:cx1="http://schemas.microsoft.com/office/drawing/2015/9/8/chartex" xmlns:cx2="http://schemas.microsoft.com/office/drawing/2015/10/21/chartex" xmlns:cx3="http://schemas.microsoft.com/office/drawing/2016/5/9/chartex" xmlns:cx4="http://schemas.microsoft.com/office/drawing/2016/5/10/chartex" xmlns:cx5="http://schemas.microsoft.com/office/drawing/2016/5/11/chartex" xmlns:cx6="http://schemas.microsoft.com/office/drawing/2016/5/12/chartex" xmlns:cx7="http://schemas.microsoft.com/office/drawing/2016/5/13/chartex" xmlns:cx8="http://schemas.microsoft.com/office/drawing/2016/5/14/chartex" xmlns:mc="http://schemas.openxmlformats.org/markup-compatibility/2006" xmlns:aink="http://schemas.microsoft.com/office/drawing/2016/ink" xmlns:am3d="http://schemas.microsoft.com/office/drawing/2017/model3d" xmlns:o="urn:schemas-microsoft-com:office:office" xmlns:oel="http://schemas.microsoft.com/office/2019/extlst" xmlns:r="http://schemas.openxmlformats.org/officeDocument/2006/relationships" xmlns:m="http://schemas.openxmlformats.org/officeDocument/2006/math" xmlns:v="urn:schemas-microsoft-com:vml" xmlns:wp14="http://schemas.microsoft.com/office/word/2010/wordprocessingDrawing" xmlns:wp="http://schemas.openxmlformats.org/drawingml/2006/wordprocessingDrawing" xmlns:w10="urn:schemas-microsoft-com:office:word" xmlns:w="http://schemas.openxmlformats.org/wordprocessingml/2006/main" xmlns:w14="http://schemas.microsoft.com/office/word/2010/wordml" xmlns:w15="http://schemas.microsoft.com/office/word/2012/wordml" xmlns:w16cex="http://schemas.microsoft.com/office/word/2018/wordml/cex" xmlns:w16cid="http://schemas.microsoft.com/office/word/2016/wordml/cid" xmlns:w16="http://schemas.microsoft.com/office/word/2018/wordml" xmlns:w16du="http://schemas.microsoft.com/office/word/2023/wordml/word16du" xmlns:w16sdtdh="http://schemas.microsoft.com/office/word/2020/wordml/sdtdatahash" xmlns:w16sdtfl="http://schemas.microsoft.com/office/word/2024/wordml/sdtformatlock" xmlns:w16se="http://schemas.microsoft.com/office/word/2015/wordml/symex" xmlns:wpg="http://schemas.microsoft.com/office/word/2010/wordprocessingGroup" xmlns:wpi="http://schemas.microsoft.com/office/word/2010/wordprocessingInk" xmlns:wne="http://schemas.microsoft.com/office/word/2006/wordml" xmlns:wps="http://schemas.microsoft.com/office/word/2010/wordprocessingShape" mc:Ignorable="w14 w15 w16se w16cid w16 w16cex w16sdtdh w16sdtfl w16du wp14">
   <w:abstractNum w:abstractNumId="0" w15:restartNumberingAfterBreak="0">
-    <w:nsid w:val="07B846C9"/>
-    <w:multiLevelType w:val="hybridMultilevel"/>
-    <w:tmpl w:val="7B5038A4"/>
-    <w:lvl w:ilvl="0" w:tplc="7390BFB8">
-      <w:start w:val="1"/>
-      <w:numFmt w:val="upperRoman"/>
-      <w:lvlText w:val="%1."/>
-      <w:lvlJc w:val="left"/>
-      <w:pPr>
-        <w:ind w:left="814"/>
-      </w:pPr>
-      <w:rPr>
-        <w:rFonts w:ascii="Arial" w:eastAsia="Arial" w:hAnsi="Arial" w:cs="Arial"/>
-        <w:b/>
-        <w:bCs/>
-        <w:i w:val="0"/>
-        <w:strike w:val="0"/>
-        <w:dstrike w:val="0"/>
-        <w:color w:val="000000"/>
-        <w:sz w:val="20"/>
-        <w:szCs w:val="20"/>
-        <w:u w:val="none" w:color="000000"/>
-        <w:bdr w:val="none" w:sz="0" w:space="0" w:color="auto"/>
-        <w:shd w:val="clear" w:color="auto" w:fill="auto"/>
-        <w:vertAlign w:val="baseline"/>
-      </w:rPr>
-    </w:lvl>
-    <w:lvl w:ilvl="1" w:tplc="987075EC">
-      <w:start w:val="1"/>
-      <w:numFmt w:val="lowerLetter"/>
-      <w:lvlText w:val="%2"/>
-      <w:lvlJc w:val="left"/>
-      <w:pPr>
-        <w:ind w:left="1416"/>
-      </w:pPr>
-      <w:rPr>
-        <w:rFonts w:ascii="Arial" w:eastAsia="Arial" w:hAnsi="Arial" w:cs="Arial"/>
-        <w:b/>
-        <w:bCs/>
-        <w:i w:val="0"/>
-        <w:strike w:val="0"/>
-        <w:dstrike w:val="0"/>
-        <w:color w:val="000000"/>
-        <w:sz w:val="20"/>
-        <w:szCs w:val="20"/>
-        <w:u w:val="none" w:color="000000"/>
-        <w:bdr w:val="none" w:sz="0" w:space="0" w:color="auto"/>
-        <w:shd w:val="clear" w:color="auto" w:fill="auto"/>
-        <w:vertAlign w:val="baseline"/>
-      </w:rPr>
-    </w:lvl>
-    <w:lvl w:ilvl="2" w:tplc="650E2008">
-      <w:start w:val="1"/>
-      <w:numFmt w:val="lowerRoman"/>
-      <w:lvlText w:val="%3"/>
-      <w:lvlJc w:val="left"/>
-      <w:pPr>
-        <w:ind w:left="2136"/>
-      </w:pPr>
-      <w:rPr>
-        <w:rFonts w:ascii="Arial" w:eastAsia="Arial" w:hAnsi="Arial" w:cs="Arial"/>
-        <w:b/>
-        <w:bCs/>
-        <w:i w:val="0"/>
-        <w:strike w:val="0"/>
-        <w:dstrike w:val="0"/>
-        <w:color w:val="000000"/>
-        <w:sz w:val="20"/>
-        <w:szCs w:val="20"/>
-        <w:u w:val="none" w:color="000000"/>
-        <w:bdr w:val="none" w:sz="0" w:space="0" w:color="auto"/>
-        <w:shd w:val="clear" w:color="auto" w:fill="auto"/>
-        <w:vertAlign w:val="baseline"/>
-      </w:rPr>
-    </w:lvl>
-    <w:lvl w:ilvl="3" w:tplc="4C40BB4C">
-      <w:start w:val="1"/>
-      <w:numFmt w:val="decimal"/>
-      <w:lvlText w:val="%4"/>
-      <w:lvlJc w:val="left"/>
-      <w:pPr>
-        <w:ind w:left="2856"/>
-      </w:pPr>
-      <w:rPr>
-        <w:rFonts w:ascii="Arial" w:eastAsia="Arial" w:hAnsi="Arial" w:cs="Arial"/>
-        <w:b/>
-        <w:bCs/>
-        <w:i w:val="0"/>
-        <w:strike w:val="0"/>
-        <w:dstrike w:val="0"/>
-        <w:color w:val="000000"/>
-        <w:sz w:val="20"/>
-        <w:szCs w:val="20"/>
-        <w:u w:val="none" w:color="000000"/>
-        <w:bdr w:val="none" w:sz="0" w:space="0" w:color="auto"/>
-        <w:shd w:val="clear" w:color="auto" w:fill="auto"/>
-        <w:vertAlign w:val="baseline"/>
-      </w:rPr>
-    </w:lvl>
-    <w:lvl w:ilvl="4" w:tplc="F266C106">
-      <w:start w:val="1"/>
-      <w:numFmt w:val="lowerLetter"/>
-      <w:lvlText w:val="%5"/>
-      <w:lvlJc w:val="left"/>
-      <w:pPr>
-        <w:ind w:left="3576"/>
-      </w:pPr>
-      <w:rPr>
-        <w:rFonts w:ascii="Arial" w:eastAsia="Arial" w:hAnsi="Arial" w:cs="Arial"/>
-        <w:b/>
-        <w:bCs/>
-        <w:i w:val="0"/>
-        <w:strike w:val="0"/>
-        <w:dstrike w:val="0"/>
-        <w:color w:val="000000"/>
-        <w:sz w:val="20"/>
-        <w:szCs w:val="20"/>
-        <w:u w:val="none" w:color="000000"/>
-        <w:bdr w:val="none" w:sz="0" w:space="0" w:color="auto"/>
-        <w:shd w:val="clear" w:color="auto" w:fill="auto"/>
-        <w:vertAlign w:val="baseline"/>
-      </w:rPr>
-    </w:lvl>
-    <w:lvl w:ilvl="5" w:tplc="A27E6CCA">
-      <w:start w:val="1"/>
-      <w:numFmt w:val="lowerRoman"/>
-      <w:lvlText w:val="%6"/>
-      <w:lvlJc w:val="left"/>
-      <w:pPr>
-        <w:ind w:left="4296"/>
-      </w:pPr>
-      <w:rPr>
-        <w:rFonts w:ascii="Arial" w:eastAsia="Arial" w:hAnsi="Arial" w:cs="Arial"/>
-        <w:b/>
-        <w:bCs/>
-        <w:i w:val="0"/>
-        <w:strike w:val="0"/>
-        <w:dstrike w:val="0"/>
-        <w:color w:val="000000"/>
-        <w:sz w:val="20"/>
-        <w:szCs w:val="20"/>
-        <w:u w:val="none" w:color="000000"/>
-        <w:bdr w:val="none" w:sz="0" w:space="0" w:color="auto"/>
-        <w:shd w:val="clear" w:color="auto" w:fill="auto"/>
-        <w:vertAlign w:val="baseline"/>
-      </w:rPr>
-    </w:lvl>
-    <w:lvl w:ilvl="6" w:tplc="20801AF0">
-      <w:start w:val="1"/>
-      <w:numFmt w:val="decimal"/>
-      <w:lvlText w:val="%7"/>
-      <w:lvlJc w:val="left"/>
-      <w:pPr>
-        <w:ind w:left="5016"/>
-      </w:pPr>
-      <w:rPr>
-        <w:rFonts w:ascii="Arial" w:eastAsia="Arial" w:hAnsi="Arial" w:cs="Arial"/>
-        <w:b/>
-        <w:bCs/>
-        <w:i w:val="0"/>
-        <w:strike w:val="0"/>
-        <w:dstrike w:val="0"/>
-        <w:color w:val="000000"/>
-        <w:sz w:val="20"/>
-        <w:szCs w:val="20"/>
-        <w:u w:val="none" w:color="000000"/>
-        <w:bdr w:val="none" w:sz="0" w:space="0" w:color="auto"/>
-        <w:shd w:val="clear" w:color="auto" w:fill="auto"/>
-        <w:vertAlign w:val="baseline"/>
-      </w:rPr>
-    </w:lvl>
-    <w:lvl w:ilvl="7" w:tplc="C80CF35C">
-      <w:start w:val="1"/>
-      <w:numFmt w:val="lowerLetter"/>
-      <w:lvlText w:val="%8"/>
-      <w:lvlJc w:val="left"/>
-      <w:pPr>
-        <w:ind w:left="5736"/>
-      </w:pPr>
-      <w:rPr>
-        <w:rFonts w:ascii="Arial" w:eastAsia="Arial" w:hAnsi="Arial" w:cs="Arial"/>
-        <w:b/>
-        <w:bCs/>
-        <w:i w:val="0"/>
-        <w:strike w:val="0"/>
-        <w:dstrike w:val="0"/>
-        <w:color w:val="000000"/>
-        <w:sz w:val="20"/>
-        <w:szCs w:val="20"/>
-        <w:u w:val="none" w:color="000000"/>
-        <w:bdr w:val="none" w:sz="0" w:space="0" w:color="auto"/>
-        <w:shd w:val="clear" w:color="auto" w:fill="auto"/>
-        <w:vertAlign w:val="baseline"/>
-      </w:rPr>
-    </w:lvl>
-    <w:lvl w:ilvl="8" w:tplc="B62A0FAE">
-      <w:start w:val="1"/>
-      <w:numFmt w:val="lowerRoman"/>
-      <w:lvlText w:val="%9"/>
-      <w:lvlJc w:val="left"/>
-      <w:pPr>
-        <w:ind w:left="6456"/>
-      </w:pPr>
-      <w:rPr>
-        <w:rFonts w:ascii="Arial" w:eastAsia="Arial" w:hAnsi="Arial" w:cs="Arial"/>
-        <w:b/>
-        <w:bCs/>
-        <w:i w:val="0"/>
-        <w:strike w:val="0"/>
-        <w:dstrike w:val="0"/>
-        <w:color w:val="000000"/>
-        <w:sz w:val="20"/>
-        <w:szCs w:val="20"/>
-        <w:u w:val="none" w:color="000000"/>
-        <w:bdr w:val="none" w:sz="0" w:space="0" w:color="auto"/>
-        <w:shd w:val="clear" w:color="auto" w:fill="auto"/>
-        <w:vertAlign w:val="baseline"/>
-      </w:rPr>
-    </w:lvl>
-  </w:abstractNum>
-  <w:abstractNum w:abstractNumId="1" w15:restartNumberingAfterBreak="0">
     <w:nsid w:val="23720D96"/>
     <w:multiLevelType w:val="hybridMultilevel"/>
     <w:tmpl w:val="AF82BDEC"/>
@@ -5118,9 +4314,6 @@
     </w:lvl>
   </w:abstractNum>
   <w:num w:numId="1" w16cid:durableId="222570238">
-    <w:abstractNumId w:val="1"/>
-  </w:num>
-  <w:num w:numId="2" w16cid:durableId="846092921">
     <w:abstractNumId w:val="0"/>
   </w:num>
 </w:numbering>
